--- a/Proyecto Calidad/informe/informe.docx
+++ b/Proyecto Calidad/informe/informe.docx
@@ -476,7 +476,7 @@
                 <w:sz w:val="18"/>
                 <w:szCs w:val="18"/>
               </w:rPr>
-              <w:t xml:space="preserve">Compila, Ruff (bloquea errores probables), 798 pruebas unitarias del módulo con cobertura, persistencia contra un Postgres temporal, lint y build del panel</w:t>
+              <w:t xml:space="preserve">Compila, Ruff (bloquea errores probables), 817 pruebas unitarias del módulo con cobertura, persistencia contra un Postgres temporal, lint y build del panel</w:t>
             </w:r>
           </w:p>
         </w:tc>
@@ -1484,125 +1484,48 @@
     <w:p>
       <w:pPr>
         <w:keepNext/>
-        <w:keepLines/>
-        <w:pBdr>
-          <w:top w:val="dashed" w:color="2B4C7E" w:sz="12" w:space="6"/>
-          <w:left w:val="dashed" w:color="2B4C7E" w:sz="12" w:space="6"/>
-          <w:bottom w:val="dashed" w:color="2B4C7E" w:sz="12" w:space="6"/>
-          <w:right w:val="dashed" w:color="2B4C7E" w:sz="12" w:space="6"/>
-        </w:pBdr>
-        <w:shd w:fill="F3F6FB" w:color="auto" w:val="clear"/>
-        <w:spacing w:after="0" w:before="200"/>
+        <w:spacing w:after="60" w:before="120"/>
         <w:jc w:val="center"/>
       </w:pPr>
       <w:r>
-        <w:rPr>
-          <w:b/>
-          <w:bCs/>
-          <w:color w:val="2B4C7E"/>
-          <w:sz w:val="22"/>
-          <w:szCs w:val="22"/>
-        </w:rPr>
-        <w:t xml:space="preserve">PEGAR AQUÍ LA CAPTURA 02</w:t>
-      </w:r>
-    </w:p>
-    <w:p>
-      <w:pPr>
-        <w:keepNext/>
-        <w:keepLines/>
-        <w:pBdr>
-          <w:top w:val="dashed" w:color="2B4C7E" w:sz="12" w:space="6"/>
-          <w:left w:val="dashed" w:color="2B4C7E" w:sz="12" w:space="6"/>
-          <w:bottom w:val="dashed" w:color="2B4C7E" w:sz="12" w:space="6"/>
-          <w:right w:val="dashed" w:color="2B4C7E" w:sz="12" w:space="6"/>
-        </w:pBdr>
-        <w:shd w:fill="F3F6FB" w:color="auto" w:val="clear"/>
-        <w:spacing w:after="0" w:before="0"/>
-        <w:jc w:val="center"/>
-      </w:pPr>
-      <w:r>
-        <w:rPr>
-          <w:sz w:val="20"/>
-          <w:szCs w:val="20"/>
-        </w:rPr>
-        <w:t xml:space="preserve">Pipeline en rojo por el stress: tabla de umbrales con p95 7600 ❌</w:t>
-      </w:r>
-    </w:p>
-    <w:p>
-      <w:pPr>
-        <w:keepNext/>
-        <w:keepLines/>
-        <w:pBdr>
-          <w:top w:val="dashed" w:color="2B4C7E" w:sz="12" w:space="6"/>
-          <w:left w:val="dashed" w:color="2B4C7E" w:sz="12" w:space="6"/>
-          <w:bottom w:val="dashed" w:color="2B4C7E" w:sz="12" w:space="6"/>
-          <w:right w:val="dashed" w:color="2B4C7E" w:sz="12" w:space="6"/>
-        </w:pBdr>
-        <w:shd w:fill="F3F6FB" w:color="auto" w:val="clear"/>
-        <w:spacing w:after="0" w:before="0"/>
-        <w:jc w:val="center"/>
-      </w:pPr>
-      <w:r>
-        <w:rPr>
-          <w:b/>
-          <w:bCs/>
-          <w:color w:val="555555"/>
-          <w:sz w:val="18"/>
-          <w:szCs w:val="18"/>
-        </w:rPr>
-        <w:t xml:space="preserve">De dónde: </w:t>
-      </w:r>
-      <w:r>
-        <w:rPr>
-          <w:color w:val="555555"/>
-          <w:sz w:val="18"/>
-          <w:szCs w:val="18"/>
-        </w:rPr>
-        <w:t xml:space="preserve">GitHub → Actions → ejecución 39643083288 → job «Stress y esfuerzo sostenido en QA» → paso «Umbrales del stress»</w:t>
-      </w:r>
-    </w:p>
-    <w:p>
-      <w:pPr>
-        <w:keepNext/>
-        <w:keepLines/>
-        <w:pBdr>
-          <w:top w:val="dashed" w:color="2B4C7E" w:sz="12" w:space="6"/>
-          <w:left w:val="dashed" w:color="2B4C7E" w:sz="12" w:space="6"/>
-          <w:bottom w:val="dashed" w:color="2B4C7E" w:sz="12" w:space="6"/>
-          <w:right w:val="dashed" w:color="2B4C7E" w:sz="12" w:space="6"/>
-        </w:pBdr>
-        <w:shd w:fill="F3F6FB" w:color="auto" w:val="clear"/>
-        <w:spacing w:after="0" w:before="0"/>
-        <w:jc w:val="center"/>
-      </w:pPr>
-      <w:r>
-        <w:rPr>
-          <w:sz w:val="40"/>
-          <w:szCs w:val="40"/>
-        </w:rPr>
-        <w:t xml:space="preserve"> </w:t>
-      </w:r>
-    </w:p>
-    <w:p>
-      <w:pPr>
-        <w:keepNext/>
-        <w:keepLines/>
-        <w:pBdr>
-          <w:top w:val="dashed" w:color="2B4C7E" w:sz="12" w:space="6"/>
-          <w:left w:val="dashed" w:color="2B4C7E" w:sz="12" w:space="6"/>
-          <w:bottom w:val="dashed" w:color="2B4C7E" w:sz="12" w:space="6"/>
-          <w:right w:val="dashed" w:color="2B4C7E" w:sz="12" w:space="6"/>
-        </w:pBdr>
-        <w:shd w:fill="F3F6FB" w:color="auto" w:val="clear"/>
-        <w:spacing w:after="0" w:before="0"/>
-        <w:jc w:val="center"/>
-      </w:pPr>
-      <w:r>
-        <w:rPr>
-          <w:sz w:val="40"/>
-          <w:szCs w:val="40"/>
-        </w:rPr>
-        <w:t xml:space="preserve"> </w:t>
+        <w:drawing>
+          <wp:inline distT="0" distB="0" distL="0" distR="0">
+            <wp:extent cx="5715000" cy="3600450"/>
+            <wp:effectExtent t="0" r="0" b="0" l="0"/>
+            <wp:docPr id="1" name="captura-CAPTURA 02" descr="Pipeline en rojo por el stress: tabla de umbrales con p95 7600 ❌" title="Captura CAPTURA 02"/>
+            <wp:cNvGraphicFramePr>
+              <a:graphicFrameLocks xmlns:a="http://schemas.openxmlformats.org/drawingml/2006/main" noChangeAspect="1"/>
+            </wp:cNvGraphicFramePr>
+            <a:graphic xmlns:a="http://schemas.openxmlformats.org/drawingml/2006/main">
+              <a:graphicData uri="http://schemas.openxmlformats.org/drawingml/2006/picture">
+                <pic:pic xmlns:pic="http://schemas.openxmlformats.org/drawingml/2006/picture">
+                  <pic:nvPicPr>
+                    <pic:cNvPr id="0" name="" descr=""/>
+                    <pic:cNvPicPr>
+                      <a:picLocks noChangeAspect="1" noChangeArrowheads="1"/>
+                    </pic:cNvPicPr>
+                  </pic:nvPicPr>
+                  <pic:blipFill>
+                    <a:blip r:embed="rId8" cstate="none"/>
+                    <a:srcRect/>
+                    <a:stretch>
+                      <a:fillRect/>
+                    </a:stretch>
+                  </pic:blipFill>
+                  <pic:spPr bwMode="auto">
+                    <a:xfrm>
+                      <a:off x="0" y="0"/>
+                      <a:ext cx="5715000" cy="3600450"/>
+                    </a:xfrm>
+                    <a:prstGeom prst="rect">
+                      <a:avLst/>
+                    </a:prstGeom>
+                  </pic:spPr>
+                </pic:pic>
+              </a:graphicData>
+            </a:graphic>
+          </wp:inline>
+        </w:drawing>
       </w:r>
     </w:p>
     <w:p>
@@ -1850,7 +1773,7 @@
                 <w:sz w:val="18"/>
                 <w:szCs w:val="18"/>
               </w:rPr>
-              <w:t xml:space="preserve">441</w:t>
+              <w:t xml:space="preserve">435</w:t>
             </w:r>
           </w:p>
         </w:tc>
@@ -1949,7 +1872,7 @@
                 <w:sz w:val="18"/>
                 <w:szCs w:val="18"/>
               </w:rPr>
-              <w:t xml:space="preserve">367</w:t>
+              <w:t xml:space="preserve">382</w:t>
             </w:r>
           </w:p>
         </w:tc>
@@ -2881,125 +2804,95 @@
     <w:p>
       <w:pPr>
         <w:keepNext/>
-        <w:keepLines/>
-        <w:pBdr>
-          <w:top w:val="dashed" w:color="2B4C7E" w:sz="12" w:space="6"/>
-          <w:left w:val="dashed" w:color="2B4C7E" w:sz="12" w:space="6"/>
-          <w:bottom w:val="dashed" w:color="2B4C7E" w:sz="12" w:space="6"/>
-          <w:right w:val="dashed" w:color="2B4C7E" w:sz="12" w:space="6"/>
-        </w:pBdr>
-        <w:shd w:fill="F3F6FB" w:color="auto" w:val="clear"/>
-        <w:spacing w:after="0" w:before="200"/>
+        <w:spacing w:after="60" w:before="120"/>
         <w:jc w:val="center"/>
       </w:pPr>
       <w:r>
-        <w:rPr>
-          <w:b/>
-          <w:bCs/>
-          <w:color w:val="2B4C7E"/>
-          <w:sz w:val="22"/>
-          <w:szCs w:val="22"/>
-        </w:rPr>
-        <w:t xml:space="preserve">PEGAR AQUÍ LA CAPTURA 06</w:t>
+        <w:drawing>
+          <wp:inline distT="0" distB="0" distL="0" distR="0">
+            <wp:extent cx="5715000" cy="4781550"/>
+            <wp:effectExtent t="0" r="0" b="0" l="0"/>
+            <wp:docPr id="2" name="captura-CAPTURA 06.1" descr="Cobertura de Python calculada por el pipeline" title="Captura CAPTURA 06.1"/>
+            <wp:cNvGraphicFramePr>
+              <a:graphicFrameLocks xmlns:a="http://schemas.openxmlformats.org/drawingml/2006/main" noChangeAspect="1"/>
+            </wp:cNvGraphicFramePr>
+            <a:graphic xmlns:a="http://schemas.openxmlformats.org/drawingml/2006/main">
+              <a:graphicData uri="http://schemas.openxmlformats.org/drawingml/2006/picture">
+                <pic:pic xmlns:pic="http://schemas.openxmlformats.org/drawingml/2006/picture">
+                  <pic:nvPicPr>
+                    <pic:cNvPr id="0" name="" descr=""/>
+                    <pic:cNvPicPr>
+                      <a:picLocks noChangeAspect="1" noChangeArrowheads="1"/>
+                    </pic:cNvPicPr>
+                  </pic:nvPicPr>
+                  <pic:blipFill>
+                    <a:blip r:embed="rId9" cstate="none"/>
+                    <a:srcRect/>
+                    <a:stretch>
+                      <a:fillRect/>
+                    </a:stretch>
+                  </pic:blipFill>
+                  <pic:spPr bwMode="auto">
+                    <a:xfrm>
+                      <a:off x="0" y="0"/>
+                      <a:ext cx="5715000" cy="4781550"/>
+                    </a:xfrm>
+                    <a:prstGeom prst="rect">
+                      <a:avLst/>
+                    </a:prstGeom>
+                  </pic:spPr>
+                </pic:pic>
+              </a:graphicData>
+            </a:graphic>
+          </wp:inline>
+        </w:drawing>
       </w:r>
     </w:p>
     <w:p>
       <w:pPr>
         <w:keepNext/>
-        <w:keepLines/>
-        <w:pBdr>
-          <w:top w:val="dashed" w:color="2B4C7E" w:sz="12" w:space="6"/>
-          <w:left w:val="dashed" w:color="2B4C7E" w:sz="12" w:space="6"/>
-          <w:bottom w:val="dashed" w:color="2B4C7E" w:sz="12" w:space="6"/>
-          <w:right w:val="dashed" w:color="2B4C7E" w:sz="12" w:space="6"/>
-        </w:pBdr>
-        <w:shd w:fill="F3F6FB" w:color="auto" w:val="clear"/>
-        <w:spacing w:after="0" w:before="0"/>
+        <w:spacing w:after="60" w:before="120"/>
         <w:jc w:val="center"/>
       </w:pPr>
       <w:r>
-        <w:rPr>
-          <w:sz w:val="20"/>
-          <w:szCs w:val="20"/>
-        </w:rPr>
-        <w:t xml:space="preserve">Cobertura de Python calculada por el pipeline</w:t>
-      </w:r>
-    </w:p>
-    <w:p>
-      <w:pPr>
-        <w:keepNext/>
-        <w:keepLines/>
-        <w:pBdr>
-          <w:top w:val="dashed" w:color="2B4C7E" w:sz="12" w:space="6"/>
-          <w:left w:val="dashed" w:color="2B4C7E" w:sz="12" w:space="6"/>
-          <w:bottom w:val="dashed" w:color="2B4C7E" w:sz="12" w:space="6"/>
-          <w:right w:val="dashed" w:color="2B4C7E" w:sz="12" w:space="6"/>
-        </w:pBdr>
-        <w:shd w:fill="F3F6FB" w:color="auto" w:val="clear"/>
-        <w:spacing w:after="0" w:before="0"/>
-        <w:jc w:val="center"/>
-      </w:pPr>
-      <w:r>
-        <w:rPr>
-          <w:b/>
-          <w:bCs/>
-          <w:color w:val="555555"/>
-          <w:sz w:val="18"/>
-          <w:szCs w:val="18"/>
-        </w:rPr>
-        <w:t xml:space="preserve">De dónde: </w:t>
-      </w:r>
-      <w:r>
-        <w:rPr>
-          <w:color w:val="555555"/>
-          <w:sz w:val="18"/>
-          <w:szCs w:val="18"/>
-        </w:rPr>
-        <w:t xml:space="preserve">GitHub → Actions → ejecución 39657822881 → Summary → tabla «Cobertura Python (sentencia + decisión)»</w:t>
-      </w:r>
-    </w:p>
-    <w:p>
-      <w:pPr>
-        <w:keepNext/>
-        <w:keepLines/>
-        <w:pBdr>
-          <w:top w:val="dashed" w:color="2B4C7E" w:sz="12" w:space="6"/>
-          <w:left w:val="dashed" w:color="2B4C7E" w:sz="12" w:space="6"/>
-          <w:bottom w:val="dashed" w:color="2B4C7E" w:sz="12" w:space="6"/>
-          <w:right w:val="dashed" w:color="2B4C7E" w:sz="12" w:space="6"/>
-        </w:pBdr>
-        <w:shd w:fill="F3F6FB" w:color="auto" w:val="clear"/>
-        <w:spacing w:after="0" w:before="0"/>
-        <w:jc w:val="center"/>
-      </w:pPr>
-      <w:r>
-        <w:rPr>
-          <w:sz w:val="40"/>
-          <w:szCs w:val="40"/>
-        </w:rPr>
-        <w:t xml:space="preserve"> </w:t>
-      </w:r>
-    </w:p>
-    <w:p>
-      <w:pPr>
-        <w:keepNext/>
-        <w:keepLines/>
-        <w:pBdr>
-          <w:top w:val="dashed" w:color="2B4C7E" w:sz="12" w:space="6"/>
-          <w:left w:val="dashed" w:color="2B4C7E" w:sz="12" w:space="6"/>
-          <w:bottom w:val="dashed" w:color="2B4C7E" w:sz="12" w:space="6"/>
-          <w:right w:val="dashed" w:color="2B4C7E" w:sz="12" w:space="6"/>
-        </w:pBdr>
-        <w:shd w:fill="F3F6FB" w:color="auto" w:val="clear"/>
-        <w:spacing w:after="0" w:before="0"/>
-        <w:jc w:val="center"/>
-      </w:pPr>
-      <w:r>
-        <w:rPr>
-          <w:sz w:val="40"/>
-          <w:szCs w:val="40"/>
-        </w:rPr>
-        <w:t xml:space="preserve"> </w:t>
+        <w:drawing>
+          <wp:inline distT="0" distB="0" distL="0" distR="0">
+            <wp:extent cx="5715000" cy="4772025"/>
+            <wp:effectExtent t="0" r="0" b="0" l="0"/>
+            <wp:docPr id="3" name="captura-CAPTURA 06.2" descr="Cobertura de Python calculada por el pipeline" title="Captura CAPTURA 06.2"/>
+            <wp:cNvGraphicFramePr>
+              <a:graphicFrameLocks xmlns:a="http://schemas.openxmlformats.org/drawingml/2006/main" noChangeAspect="1"/>
+            </wp:cNvGraphicFramePr>
+            <a:graphic xmlns:a="http://schemas.openxmlformats.org/drawingml/2006/main">
+              <a:graphicData uri="http://schemas.openxmlformats.org/drawingml/2006/picture">
+                <pic:pic xmlns:pic="http://schemas.openxmlformats.org/drawingml/2006/picture">
+                  <pic:nvPicPr>
+                    <pic:cNvPr id="0" name="" descr=""/>
+                    <pic:cNvPicPr>
+                      <a:picLocks noChangeAspect="1" noChangeArrowheads="1"/>
+                    </pic:cNvPicPr>
+                  </pic:nvPicPr>
+                  <pic:blipFill>
+                    <a:blip r:embed="rId10" cstate="none"/>
+                    <a:srcRect/>
+                    <a:stretch>
+                      <a:fillRect/>
+                    </a:stretch>
+                  </pic:blipFill>
+                  <pic:spPr bwMode="auto">
+                    <a:xfrm>
+                      <a:off x="0" y="0"/>
+                      <a:ext cx="5715000" cy="4772025"/>
+                    </a:xfrm>
+                    <a:prstGeom prst="rect">
+                      <a:avLst/>
+                    </a:prstGeom>
+                  </pic:spPr>
+                </pic:pic>
+              </a:graphicData>
+            </a:graphic>
+          </wp:inline>
+        </w:drawing>
       </w:r>
     </w:p>
     <w:p>
@@ -3833,125 +3726,48 @@
     <w:p>
       <w:pPr>
         <w:keepNext/>
-        <w:keepLines/>
-        <w:pBdr>
-          <w:top w:val="dashed" w:color="2B4C7E" w:sz="12" w:space="6"/>
-          <w:left w:val="dashed" w:color="2B4C7E" w:sz="12" w:space="6"/>
-          <w:bottom w:val="dashed" w:color="2B4C7E" w:sz="12" w:space="6"/>
-          <w:right w:val="dashed" w:color="2B4C7E" w:sz="12" w:space="6"/>
-        </w:pBdr>
-        <w:shd w:fill="F3F6FB" w:color="auto" w:val="clear"/>
-        <w:spacing w:after="0" w:before="200"/>
+        <w:spacing w:after="60" w:before="120"/>
         <w:jc w:val="center"/>
       </w:pPr>
       <w:r>
-        <w:rPr>
-          <w:b/>
-          <w:bCs/>
-          <w:color w:val="2B4C7E"/>
-          <w:sz w:val="22"/>
-          <w:szCs w:val="22"/>
-        </w:rPr>
-        <w:t xml:space="preserve">PEGAR AQUÍ LA CAPTURA 05</w:t>
-      </w:r>
-    </w:p>
-    <w:p>
-      <w:pPr>
-        <w:keepNext/>
-        <w:keepLines/>
-        <w:pBdr>
-          <w:top w:val="dashed" w:color="2B4C7E" w:sz="12" w:space="6"/>
-          <w:left w:val="dashed" w:color="2B4C7E" w:sz="12" w:space="6"/>
-          <w:bottom w:val="dashed" w:color="2B4C7E" w:sz="12" w:space="6"/>
-          <w:right w:val="dashed" w:color="2B4C7E" w:sz="12" w:space="6"/>
-        </w:pBdr>
-        <w:shd w:fill="F3F6FB" w:color="auto" w:val="clear"/>
-        <w:spacing w:after="0" w:before="0"/>
-        <w:jc w:val="center"/>
-      </w:pPr>
-      <w:r>
-        <w:rPr>
-          <w:sz w:val="20"/>
-          <w:szCs w:val="20"/>
-        </w:rPr>
-        <w:t xml:space="preserve">Contraste rojo/verde de DEF-002: el test fallando y después pasando</w:t>
-      </w:r>
-    </w:p>
-    <w:p>
-      <w:pPr>
-        <w:keepNext/>
-        <w:keepLines/>
-        <w:pBdr>
-          <w:top w:val="dashed" w:color="2B4C7E" w:sz="12" w:space="6"/>
-          <w:left w:val="dashed" w:color="2B4C7E" w:sz="12" w:space="6"/>
-          <w:bottom w:val="dashed" w:color="2B4C7E" w:sz="12" w:space="6"/>
-          <w:right w:val="dashed" w:color="2B4C7E" w:sz="12" w:space="6"/>
-        </w:pBdr>
-        <w:shd w:fill="F3F6FB" w:color="auto" w:val="clear"/>
-        <w:spacing w:after="0" w:before="0"/>
-        <w:jc w:val="center"/>
-      </w:pPr>
-      <w:r>
-        <w:rPr>
-          <w:b/>
-          <w:bCs/>
-          <w:color w:val="555555"/>
-          <w:sz w:val="18"/>
-          <w:szCs w:val="18"/>
-        </w:rPr>
-        <w:t xml:space="preserve">De dónde: </w:t>
-      </w:r>
-      <w:r>
-        <w:rPr>
-          <w:color w:val="555555"/>
-          <w:sz w:val="18"/>
-          <w:szCs w:val="18"/>
-        </w:rPr>
-        <w:t xml:space="preserve">GitHub → Actions → ejecuciones 39466050826 (rojo) y 39466216477 (verde) → paso de tests</w:t>
-      </w:r>
-    </w:p>
-    <w:p>
-      <w:pPr>
-        <w:keepNext/>
-        <w:keepLines/>
-        <w:pBdr>
-          <w:top w:val="dashed" w:color="2B4C7E" w:sz="12" w:space="6"/>
-          <w:left w:val="dashed" w:color="2B4C7E" w:sz="12" w:space="6"/>
-          <w:bottom w:val="dashed" w:color="2B4C7E" w:sz="12" w:space="6"/>
-          <w:right w:val="dashed" w:color="2B4C7E" w:sz="12" w:space="6"/>
-        </w:pBdr>
-        <w:shd w:fill="F3F6FB" w:color="auto" w:val="clear"/>
-        <w:spacing w:after="0" w:before="0"/>
-        <w:jc w:val="center"/>
-      </w:pPr>
-      <w:r>
-        <w:rPr>
-          <w:sz w:val="40"/>
-          <w:szCs w:val="40"/>
-        </w:rPr>
-        <w:t xml:space="preserve"> </w:t>
-      </w:r>
-    </w:p>
-    <w:p>
-      <w:pPr>
-        <w:keepNext/>
-        <w:keepLines/>
-        <w:pBdr>
-          <w:top w:val="dashed" w:color="2B4C7E" w:sz="12" w:space="6"/>
-          <w:left w:val="dashed" w:color="2B4C7E" w:sz="12" w:space="6"/>
-          <w:bottom w:val="dashed" w:color="2B4C7E" w:sz="12" w:space="6"/>
-          <w:right w:val="dashed" w:color="2B4C7E" w:sz="12" w:space="6"/>
-        </w:pBdr>
-        <w:shd w:fill="F3F6FB" w:color="auto" w:val="clear"/>
-        <w:spacing w:after="0" w:before="0"/>
-        <w:jc w:val="center"/>
-      </w:pPr>
-      <w:r>
-        <w:rPr>
-          <w:sz w:val="40"/>
-          <w:szCs w:val="40"/>
-        </w:rPr>
-        <w:t xml:space="preserve"> </w:t>
+        <w:drawing>
+          <wp:inline distT="0" distB="0" distL="0" distR="0">
+            <wp:extent cx="5715000" cy="666750"/>
+            <wp:effectExtent t="0" r="0" b="0" l="0"/>
+            <wp:docPr id="4" name="captura-CAPTURA 05" descr="Contraste rojo/verde de DEF-002: el test fallando y después pasando" title="Captura CAPTURA 05"/>
+            <wp:cNvGraphicFramePr>
+              <a:graphicFrameLocks xmlns:a="http://schemas.openxmlformats.org/drawingml/2006/main" noChangeAspect="1"/>
+            </wp:cNvGraphicFramePr>
+            <a:graphic xmlns:a="http://schemas.openxmlformats.org/drawingml/2006/main">
+              <a:graphicData uri="http://schemas.openxmlformats.org/drawingml/2006/picture">
+                <pic:pic xmlns:pic="http://schemas.openxmlformats.org/drawingml/2006/picture">
+                  <pic:nvPicPr>
+                    <pic:cNvPr id="0" name="" descr=""/>
+                    <pic:cNvPicPr>
+                      <a:picLocks noChangeAspect="1" noChangeArrowheads="1"/>
+                    </pic:cNvPicPr>
+                  </pic:nvPicPr>
+                  <pic:blipFill>
+                    <a:blip r:embed="rId11" cstate="none"/>
+                    <a:srcRect/>
+                    <a:stretch>
+                      <a:fillRect/>
+                    </a:stretch>
+                  </pic:blipFill>
+                  <pic:spPr bwMode="auto">
+                    <a:xfrm>
+                      <a:off x="0" y="0"/>
+                      <a:ext cx="5715000" cy="666750"/>
+                    </a:xfrm>
+                    <a:prstGeom prst="rect">
+                      <a:avLst/>
+                    </a:prstGeom>
+                  </pic:spPr>
+                </pic:pic>
+              </a:graphicData>
+            </a:graphic>
+          </wp:inline>
+        </w:drawing>
       </w:r>
     </w:p>
     <w:p>
@@ -5390,7 +5206,7 @@
         <w:t xml:space="preserve">Niveles de prueba:</w:t>
       </w:r>
       <w:r>
-        <w:t xml:space="preserve"> componente (798 pruebas unitarias), integración (22, con Postgres real, el contenedor y QA), sistema (E2E contra QA) y aceptación (E2E por rol, umbrales de carga y smoke en producción). </w:t>
+        <w:t xml:space="preserve"> componente (817 pruebas unitarias), integración (23, con Postgres real, el contenedor y QA), sistema (E2E contra QA) y aceptación (E2E por rol, umbrales de carga y smoke en producción). </w:t>
       </w:r>
       <w:r>
         <w:rPr>
@@ -5406,125 +5222,48 @@
     <w:p>
       <w:pPr>
         <w:keepNext/>
-        <w:keepLines/>
-        <w:pBdr>
-          <w:top w:val="dashed" w:color="2B4C7E" w:sz="12" w:space="6"/>
-          <w:left w:val="dashed" w:color="2B4C7E" w:sz="12" w:space="6"/>
-          <w:bottom w:val="dashed" w:color="2B4C7E" w:sz="12" w:space="6"/>
-          <w:right w:val="dashed" w:color="2B4C7E" w:sz="12" w:space="6"/>
-        </w:pBdr>
-        <w:shd w:fill="F3F6FB" w:color="auto" w:val="clear"/>
-        <w:spacing w:after="0" w:before="200"/>
+        <w:spacing w:after="60" w:before="120"/>
         <w:jc w:val="center"/>
       </w:pPr>
       <w:r>
-        <w:rPr>
-          <w:b/>
-          <w:bCs/>
-          <w:color w:val="2B4C7E"/>
-          <w:sz w:val="22"/>
-          <w:szCs w:val="22"/>
-        </w:rPr>
-        <w:t xml:space="preserve">PEGAR AQUÍ LA CAPTURA 07</w:t>
-      </w:r>
-    </w:p>
-    <w:p>
-      <w:pPr>
-        <w:keepNext/>
-        <w:keepLines/>
-        <w:pBdr>
-          <w:top w:val="dashed" w:color="2B4C7E" w:sz="12" w:space="6"/>
-          <w:left w:val="dashed" w:color="2B4C7E" w:sz="12" w:space="6"/>
-          <w:bottom w:val="dashed" w:color="2B4C7E" w:sz="12" w:space="6"/>
-          <w:right w:val="dashed" w:color="2B4C7E" w:sz="12" w:space="6"/>
-        </w:pBdr>
-        <w:shd w:fill="F3F6FB" w:color="auto" w:val="clear"/>
-        <w:spacing w:after="0" w:before="0"/>
-        <w:jc w:val="center"/>
-      </w:pPr>
-      <w:r>
-        <w:rPr>
-          <w:sz w:val="20"/>
-          <w:szCs w:val="20"/>
-        </w:rPr>
-        <w:t xml:space="preserve">Deploy a producción con el smoke en verde</w:t>
-      </w:r>
-    </w:p>
-    <w:p>
-      <w:pPr>
-        <w:keepNext/>
-        <w:keepLines/>
-        <w:pBdr>
-          <w:top w:val="dashed" w:color="2B4C7E" w:sz="12" w:space="6"/>
-          <w:left w:val="dashed" w:color="2B4C7E" w:sz="12" w:space="6"/>
-          <w:bottom w:val="dashed" w:color="2B4C7E" w:sz="12" w:space="6"/>
-          <w:right w:val="dashed" w:color="2B4C7E" w:sz="12" w:space="6"/>
-        </w:pBdr>
-        <w:shd w:fill="F3F6FB" w:color="auto" w:val="clear"/>
-        <w:spacing w:after="0" w:before="0"/>
-        <w:jc w:val="center"/>
-      </w:pPr>
-      <w:r>
-        <w:rPr>
-          <w:b/>
-          <w:bCs/>
-          <w:color w:val="555555"/>
-          <w:sz w:val="18"/>
-          <w:szCs w:val="18"/>
-        </w:rPr>
-        <w:t xml:space="preserve">De dónde: </w:t>
-      </w:r>
-      <w:r>
-        <w:rPr>
-          <w:color w:val="555555"/>
-          <w:sz w:val="18"/>
-          <w:szCs w:val="18"/>
-        </w:rPr>
-        <w:t xml:space="preserve">GitHub → Actions → ejecución 39657822881 → job «Deploy a Produccion (Render)»</w:t>
-      </w:r>
-    </w:p>
-    <w:p>
-      <w:pPr>
-        <w:keepNext/>
-        <w:keepLines/>
-        <w:pBdr>
-          <w:top w:val="dashed" w:color="2B4C7E" w:sz="12" w:space="6"/>
-          <w:left w:val="dashed" w:color="2B4C7E" w:sz="12" w:space="6"/>
-          <w:bottom w:val="dashed" w:color="2B4C7E" w:sz="12" w:space="6"/>
-          <w:right w:val="dashed" w:color="2B4C7E" w:sz="12" w:space="6"/>
-        </w:pBdr>
-        <w:shd w:fill="F3F6FB" w:color="auto" w:val="clear"/>
-        <w:spacing w:after="0" w:before="0"/>
-        <w:jc w:val="center"/>
-      </w:pPr>
-      <w:r>
-        <w:rPr>
-          <w:sz w:val="40"/>
-          <w:szCs w:val="40"/>
-        </w:rPr>
-        <w:t xml:space="preserve"> </w:t>
-      </w:r>
-    </w:p>
-    <w:p>
-      <w:pPr>
-        <w:keepNext/>
-        <w:keepLines/>
-        <w:pBdr>
-          <w:top w:val="dashed" w:color="2B4C7E" w:sz="12" w:space="6"/>
-          <w:left w:val="dashed" w:color="2B4C7E" w:sz="12" w:space="6"/>
-          <w:bottom w:val="dashed" w:color="2B4C7E" w:sz="12" w:space="6"/>
-          <w:right w:val="dashed" w:color="2B4C7E" w:sz="12" w:space="6"/>
-        </w:pBdr>
-        <w:shd w:fill="F3F6FB" w:color="auto" w:val="clear"/>
-        <w:spacing w:after="0" w:before="0"/>
-        <w:jc w:val="center"/>
-      </w:pPr>
-      <w:r>
-        <w:rPr>
-          <w:sz w:val="40"/>
-          <w:szCs w:val="40"/>
-        </w:rPr>
-        <w:t xml:space="preserve"> </w:t>
+        <w:drawing>
+          <wp:inline distT="0" distB="0" distL="0" distR="0">
+            <wp:extent cx="5715000" cy="3695700"/>
+            <wp:effectExtent t="0" r="0" b="0" l="0"/>
+            <wp:docPr id="5" name="captura-CAPTURA 07" descr="Deploy a producción con el smoke en verde" title="Captura CAPTURA 07"/>
+            <wp:cNvGraphicFramePr>
+              <a:graphicFrameLocks xmlns:a="http://schemas.openxmlformats.org/drawingml/2006/main" noChangeAspect="1"/>
+            </wp:cNvGraphicFramePr>
+            <a:graphic xmlns:a="http://schemas.openxmlformats.org/drawingml/2006/main">
+              <a:graphicData uri="http://schemas.openxmlformats.org/drawingml/2006/picture">
+                <pic:pic xmlns:pic="http://schemas.openxmlformats.org/drawingml/2006/picture">
+                  <pic:nvPicPr>
+                    <pic:cNvPr id="0" name="" descr=""/>
+                    <pic:cNvPicPr>
+                      <a:picLocks noChangeAspect="1" noChangeArrowheads="1"/>
+                    </pic:cNvPicPr>
+                  </pic:nvPicPr>
+                  <pic:blipFill>
+                    <a:blip r:embed="rId12" cstate="none"/>
+                    <a:srcRect/>
+                    <a:stretch>
+                      <a:fillRect/>
+                    </a:stretch>
+                  </pic:blipFill>
+                  <pic:spPr bwMode="auto">
+                    <a:xfrm>
+                      <a:off x="0" y="0"/>
+                      <a:ext cx="5715000" cy="3695700"/>
+                    </a:xfrm>
+                    <a:prstGeom prst="rect">
+                      <a:avLst/>
+                    </a:prstGeom>
+                  </pic:spPr>
+                </pic:pic>
+              </a:graphicData>
+            </a:graphic>
+          </wp:inline>
+        </w:drawing>
       </w:r>
     </w:p>
     <w:p>
@@ -6834,6 +6573,69 @@
     <w:p>
       <w:pPr>
         <w:keepNext/>
+        <w:spacing w:after="60" w:before="120"/>
+        <w:jc w:val="center"/>
+      </w:pPr>
+      <w:r>
+        <w:drawing>
+          <wp:inline distT="0" distB="0" distL="0" distR="0">
+            <wp:extent cx="5715000" cy="4419600"/>
+            <wp:effectExtent t="0" r="0" b="0" l="0"/>
+            <wp:docPr id="6" name="captura-CAPTURA 03" descr="Stress y carga sostenida en verde con el pool (p95 2400 ms y 140 ms)" title="Captura CAPTURA 03"/>
+            <wp:cNvGraphicFramePr>
+              <a:graphicFrameLocks xmlns:a="http://schemas.openxmlformats.org/drawingml/2006/main" noChangeAspect="1"/>
+            </wp:cNvGraphicFramePr>
+            <a:graphic xmlns:a="http://schemas.openxmlformats.org/drawingml/2006/main">
+              <a:graphicData uri="http://schemas.openxmlformats.org/drawingml/2006/picture">
+                <pic:pic xmlns:pic="http://schemas.openxmlformats.org/drawingml/2006/picture">
+                  <pic:nvPicPr>
+                    <pic:cNvPr id="0" name="" descr=""/>
+                    <pic:cNvPicPr>
+                      <a:picLocks noChangeAspect="1" noChangeArrowheads="1"/>
+                    </pic:cNvPicPr>
+                  </pic:nvPicPr>
+                  <pic:blipFill>
+                    <a:blip r:embed="rId13" cstate="none"/>
+                    <a:srcRect/>
+                    <a:stretch>
+                      <a:fillRect/>
+                    </a:stretch>
+                  </pic:blipFill>
+                  <pic:spPr bwMode="auto">
+                    <a:xfrm>
+                      <a:off x="0" y="0"/>
+                      <a:ext cx="5715000" cy="4419600"/>
+                    </a:xfrm>
+                    <a:prstGeom prst="rect">
+                      <a:avLst/>
+                    </a:prstGeom>
+                  </pic:spPr>
+                </pic:pic>
+              </a:graphicData>
+            </a:graphic>
+          </wp:inline>
+        </w:drawing>
+      </w:r>
+    </w:p>
+    <w:p>
+      <w:pPr>
+        <w:spacing w:after="200" w:before="60"/>
+        <w:jc w:val="center"/>
+      </w:pPr>
+      <w:r>
+        <w:rPr>
+          <w:i/>
+          <w:iCs/>
+          <w:color w:val="555555"/>
+          <w:sz w:val="18"/>
+          <w:szCs w:val="18"/>
+        </w:rPr>
+        <w:t xml:space="preserve">Figura 03. Stress y carga sostenida en verde con el pool (p95 2400 ms y 140 ms)</w:t>
+      </w:r>
+    </w:p>
+    <w:p>
+      <w:pPr>
+        <w:keepNext/>
         <w:keepLines/>
         <w:pBdr>
           <w:top w:val="dashed" w:color="2B4C7E" w:sz="12" w:space="6"/>
@@ -6853,7 +6655,7 @@
           <w:sz w:val="22"/>
           <w:szCs w:val="22"/>
         </w:rPr>
-        <w:t xml:space="preserve">PEGAR AQUÍ LA CAPTURA 03</w:t>
+        <w:t xml:space="preserve">PEGAR AQUÍ LA CAPTURA 14</w:t>
       </w:r>
     </w:p>
     <w:p>
@@ -6875,7 +6677,7 @@
           <w:sz w:val="20"/>
           <w:szCs w:val="20"/>
         </w:rPr>
-        <w:t xml:space="preserve">Stress y carga sostenida en verde con el pool (p95 2400 ms y 140 ms)</w:t>
+        <w:t xml:space="preserve">Reporte de Locust: gráfico de tiempos de respuesta del stress</w:t>
       </w:r>
     </w:p>
     <w:p>
@@ -6908,7 +6710,7 @@
           <w:sz w:val="18"/>
           <w:szCs w:val="18"/>
         </w:rPr>
-        <w:t xml:space="preserve">GitHub → Actions → ejecución 39657822881 → job «Stress y esfuerzo sostenido en QA» → pasos «Umbrales del stress» y «Umbrales del esfuerzo sostenido»</w:t>
+        <w:t xml:space="preserve">GitHub → Actions → ejecución 39657822881 → Artifacts → descargar carga-qa → abrir stress.html</w:t>
       </w:r>
     </w:p>
     <w:p>
@@ -6968,146 +6770,6 @@
           <w:sz w:val="18"/>
           <w:szCs w:val="18"/>
         </w:rPr>
-        <w:t xml:space="preserve">Figura 03. Stress y carga sostenida en verde con el pool (p95 2400 ms y 140 ms)</w:t>
-      </w:r>
-    </w:p>
-    <w:p>
-      <w:pPr>
-        <w:keepNext/>
-        <w:keepLines/>
-        <w:pBdr>
-          <w:top w:val="dashed" w:color="2B4C7E" w:sz="12" w:space="6"/>
-          <w:left w:val="dashed" w:color="2B4C7E" w:sz="12" w:space="6"/>
-          <w:bottom w:val="dashed" w:color="2B4C7E" w:sz="12" w:space="6"/>
-          <w:right w:val="dashed" w:color="2B4C7E" w:sz="12" w:space="6"/>
-        </w:pBdr>
-        <w:shd w:fill="F3F6FB" w:color="auto" w:val="clear"/>
-        <w:spacing w:after="0" w:before="200"/>
-        <w:jc w:val="center"/>
-      </w:pPr>
-      <w:r>
-        <w:rPr>
-          <w:b/>
-          <w:bCs/>
-          <w:color w:val="2B4C7E"/>
-          <w:sz w:val="22"/>
-          <w:szCs w:val="22"/>
-        </w:rPr>
-        <w:t xml:space="preserve">PEGAR AQUÍ LA CAPTURA 14</w:t>
-      </w:r>
-    </w:p>
-    <w:p>
-      <w:pPr>
-        <w:keepNext/>
-        <w:keepLines/>
-        <w:pBdr>
-          <w:top w:val="dashed" w:color="2B4C7E" w:sz="12" w:space="6"/>
-          <w:left w:val="dashed" w:color="2B4C7E" w:sz="12" w:space="6"/>
-          <w:bottom w:val="dashed" w:color="2B4C7E" w:sz="12" w:space="6"/>
-          <w:right w:val="dashed" w:color="2B4C7E" w:sz="12" w:space="6"/>
-        </w:pBdr>
-        <w:shd w:fill="F3F6FB" w:color="auto" w:val="clear"/>
-        <w:spacing w:after="0" w:before="0"/>
-        <w:jc w:val="center"/>
-      </w:pPr>
-      <w:r>
-        <w:rPr>
-          <w:sz w:val="20"/>
-          <w:szCs w:val="20"/>
-        </w:rPr>
-        <w:t xml:space="preserve">Reporte de Locust: gráfico de tiempos de respuesta del stress</w:t>
-      </w:r>
-    </w:p>
-    <w:p>
-      <w:pPr>
-        <w:keepNext/>
-        <w:keepLines/>
-        <w:pBdr>
-          <w:top w:val="dashed" w:color="2B4C7E" w:sz="12" w:space="6"/>
-          <w:left w:val="dashed" w:color="2B4C7E" w:sz="12" w:space="6"/>
-          <w:bottom w:val="dashed" w:color="2B4C7E" w:sz="12" w:space="6"/>
-          <w:right w:val="dashed" w:color="2B4C7E" w:sz="12" w:space="6"/>
-        </w:pBdr>
-        <w:shd w:fill="F3F6FB" w:color="auto" w:val="clear"/>
-        <w:spacing w:after="0" w:before="0"/>
-        <w:jc w:val="center"/>
-      </w:pPr>
-      <w:r>
-        <w:rPr>
-          <w:b/>
-          <w:bCs/>
-          <w:color w:val="555555"/>
-          <w:sz w:val="18"/>
-          <w:szCs w:val="18"/>
-        </w:rPr>
-        <w:t xml:space="preserve">De dónde: </w:t>
-      </w:r>
-      <w:r>
-        <w:rPr>
-          <w:color w:val="555555"/>
-          <w:sz w:val="18"/>
-          <w:szCs w:val="18"/>
-        </w:rPr>
-        <w:t xml:space="preserve">GitHub → Actions → ejecución 39657822881 → Artifacts → descargar carga-qa → abrir stress.html</w:t>
-      </w:r>
-    </w:p>
-    <w:p>
-      <w:pPr>
-        <w:keepNext/>
-        <w:keepLines/>
-        <w:pBdr>
-          <w:top w:val="dashed" w:color="2B4C7E" w:sz="12" w:space="6"/>
-          <w:left w:val="dashed" w:color="2B4C7E" w:sz="12" w:space="6"/>
-          <w:bottom w:val="dashed" w:color="2B4C7E" w:sz="12" w:space="6"/>
-          <w:right w:val="dashed" w:color="2B4C7E" w:sz="12" w:space="6"/>
-        </w:pBdr>
-        <w:shd w:fill="F3F6FB" w:color="auto" w:val="clear"/>
-        <w:spacing w:after="0" w:before="0"/>
-        <w:jc w:val="center"/>
-      </w:pPr>
-      <w:r>
-        <w:rPr>
-          <w:sz w:val="40"/>
-          <w:szCs w:val="40"/>
-        </w:rPr>
-        <w:t xml:space="preserve"> </w:t>
-      </w:r>
-    </w:p>
-    <w:p>
-      <w:pPr>
-        <w:keepNext/>
-        <w:keepLines/>
-        <w:pBdr>
-          <w:top w:val="dashed" w:color="2B4C7E" w:sz="12" w:space="6"/>
-          <w:left w:val="dashed" w:color="2B4C7E" w:sz="12" w:space="6"/>
-          <w:bottom w:val="dashed" w:color="2B4C7E" w:sz="12" w:space="6"/>
-          <w:right w:val="dashed" w:color="2B4C7E" w:sz="12" w:space="6"/>
-        </w:pBdr>
-        <w:shd w:fill="F3F6FB" w:color="auto" w:val="clear"/>
-        <w:spacing w:after="0" w:before="0"/>
-        <w:jc w:val="center"/>
-      </w:pPr>
-      <w:r>
-        <w:rPr>
-          <w:sz w:val="40"/>
-          <w:szCs w:val="40"/>
-        </w:rPr>
-        <w:t xml:space="preserve"> </w:t>
-      </w:r>
-    </w:p>
-    <w:p>
-      <w:pPr>
-        <w:spacing w:after="200" w:before="60"/>
-        <w:jc w:val="center"/>
-      </w:pPr>
-      <w:r>
-        <w:rPr>
-          <w:i/>
-          <w:iCs/>
-          <w:color w:val="555555"/>
-          <w:sz w:val="18"/>
-          <w:szCs w:val="18"/>
-        </w:rPr>
         <w:t xml:space="preserve">Figura 14. Reporte de Locust: gráfico de tiempos de respuesta del stress</w:t>
       </w:r>
     </w:p>
@@ -7351,7 +7013,7 @@
         <w:t xml:space="preserve">main</w:t>
       </w:r>
       <w:r>
-        <w:t xml:space="preserve"> antes de cada PR. Son QC: las pruebas, la carga, el análisis estático, el registro en Jira y la verificación en el pipeline. Hay un ejemplo de lo que el QC no ve sin QA: el E2E pasa en cada deploy, pero con la cuenta de empleado, así que el recorrido del administrador no se prueba en QA. Ningún test va a fallar por eso; es una decisión del proceso.</w:t>
+        <w:t xml:space="preserve"> antes de cada PR. Son QC: las pruebas, la carga, el análisis estático, el registro en Jira y la verificación en el pipeline. Hay un ejemplo de lo que el QC no ve sin QA: el E2E pasa en cada deploy, pero con la cuenta de empleado, así que el recorrido del administrador no se prueba en QA. Ningún test va a fallar por eso: es una decisión de alcance, tomada a propósito (el TP se concentra en el rol de usuario común de la interfaz web) y declarada en el informe.</w:t>
       </w:r>
     </w:p>
     <w:p>
@@ -7382,125 +7044,48 @@
     <w:p>
       <w:pPr>
         <w:keepNext/>
-        <w:keepLines/>
-        <w:pBdr>
-          <w:top w:val="dashed" w:color="2B4C7E" w:sz="12" w:space="6"/>
-          <w:left w:val="dashed" w:color="2B4C7E" w:sz="12" w:space="6"/>
-          <w:bottom w:val="dashed" w:color="2B4C7E" w:sz="12" w:space="6"/>
-          <w:right w:val="dashed" w:color="2B4C7E" w:sz="12" w:space="6"/>
-        </w:pBdr>
-        <w:shd w:fill="F3F6FB" w:color="auto" w:val="clear"/>
-        <w:spacing w:after="0" w:before="200"/>
+        <w:spacing w:after="60" w:before="120"/>
         <w:jc w:val="center"/>
       </w:pPr>
       <w:r>
-        <w:rPr>
-          <w:b/>
-          <w:bCs/>
-          <w:color w:val="2B4C7E"/>
-          <w:sz w:val="22"/>
-          <w:szCs w:val="22"/>
-        </w:rPr>
-        <w:t xml:space="preserve">PEGAR AQUÍ LA CAPTURA 13</w:t>
-      </w:r>
-    </w:p>
-    <w:p>
-      <w:pPr>
-        <w:keepNext/>
-        <w:keepLines/>
-        <w:pBdr>
-          <w:top w:val="dashed" w:color="2B4C7E" w:sz="12" w:space="6"/>
-          <w:left w:val="dashed" w:color="2B4C7E" w:sz="12" w:space="6"/>
-          <w:bottom w:val="dashed" w:color="2B4C7E" w:sz="12" w:space="6"/>
-          <w:right w:val="dashed" w:color="2B4C7E" w:sz="12" w:space="6"/>
-        </w:pBdr>
-        <w:shd w:fill="F3F6FB" w:color="auto" w:val="clear"/>
-        <w:spacing w:after="0" w:before="0"/>
-        <w:jc w:val="center"/>
-      </w:pPr>
-      <w:r>
-        <w:rPr>
-          <w:sz w:val="20"/>
-          <w:szCs w:val="20"/>
-        </w:rPr>
-        <w:t xml:space="preserve">Jira: un defecto con pasos, esperado y obtenido (KAN-45, DEF-023)</w:t>
-      </w:r>
-    </w:p>
-    <w:p>
-      <w:pPr>
-        <w:keepNext/>
-        <w:keepLines/>
-        <w:pBdr>
-          <w:top w:val="dashed" w:color="2B4C7E" w:sz="12" w:space="6"/>
-          <w:left w:val="dashed" w:color="2B4C7E" w:sz="12" w:space="6"/>
-          <w:bottom w:val="dashed" w:color="2B4C7E" w:sz="12" w:space="6"/>
-          <w:right w:val="dashed" w:color="2B4C7E" w:sz="12" w:space="6"/>
-        </w:pBdr>
-        <w:shd w:fill="F3F6FB" w:color="auto" w:val="clear"/>
-        <w:spacing w:after="0" w:before="0"/>
-        <w:jc w:val="center"/>
-      </w:pPr>
-      <w:r>
-        <w:rPr>
-          <w:b/>
-          <w:bCs/>
-          <w:color w:val="555555"/>
-          <w:sz w:val="18"/>
-          <w:szCs w:val="18"/>
-        </w:rPr>
-        <w:t xml:space="preserve">De dónde: </w:t>
-      </w:r>
-      <w:r>
-        <w:rPr>
-          <w:color w:val="555555"/>
-          <w:sz w:val="18"/>
-          <w:szCs w:val="18"/>
-        </w:rPr>
-        <w:t xml:space="preserve">optifull.atlassian.net → proyecto KAN → KAN-45</w:t>
-      </w:r>
-    </w:p>
-    <w:p>
-      <w:pPr>
-        <w:keepNext/>
-        <w:keepLines/>
-        <w:pBdr>
-          <w:top w:val="dashed" w:color="2B4C7E" w:sz="12" w:space="6"/>
-          <w:left w:val="dashed" w:color="2B4C7E" w:sz="12" w:space="6"/>
-          <w:bottom w:val="dashed" w:color="2B4C7E" w:sz="12" w:space="6"/>
-          <w:right w:val="dashed" w:color="2B4C7E" w:sz="12" w:space="6"/>
-        </w:pBdr>
-        <w:shd w:fill="F3F6FB" w:color="auto" w:val="clear"/>
-        <w:spacing w:after="0" w:before="0"/>
-        <w:jc w:val="center"/>
-      </w:pPr>
-      <w:r>
-        <w:rPr>
-          <w:sz w:val="40"/>
-          <w:szCs w:val="40"/>
-        </w:rPr>
-        <w:t xml:space="preserve"> </w:t>
-      </w:r>
-    </w:p>
-    <w:p>
-      <w:pPr>
-        <w:keepNext/>
-        <w:keepLines/>
-        <w:pBdr>
-          <w:top w:val="dashed" w:color="2B4C7E" w:sz="12" w:space="6"/>
-          <w:left w:val="dashed" w:color="2B4C7E" w:sz="12" w:space="6"/>
-          <w:bottom w:val="dashed" w:color="2B4C7E" w:sz="12" w:space="6"/>
-          <w:right w:val="dashed" w:color="2B4C7E" w:sz="12" w:space="6"/>
-        </w:pBdr>
-        <w:shd w:fill="F3F6FB" w:color="auto" w:val="clear"/>
-        <w:spacing w:after="0" w:before="0"/>
-        <w:jc w:val="center"/>
-      </w:pPr>
-      <w:r>
-        <w:rPr>
-          <w:sz w:val="40"/>
-          <w:szCs w:val="40"/>
-        </w:rPr>
-        <w:t xml:space="preserve"> </w:t>
+        <w:drawing>
+          <wp:inline distT="0" distB="0" distL="0" distR="0">
+            <wp:extent cx="5715000" cy="4324350"/>
+            <wp:effectExtent t="0" r="0" b="0" l="0"/>
+            <wp:docPr id="7" name="captura-CAPTURA 13" descr="Jira: un defecto con pasos, esperado y obtenido (KAN-45, DEF-023)" title="Captura CAPTURA 13"/>
+            <wp:cNvGraphicFramePr>
+              <a:graphicFrameLocks xmlns:a="http://schemas.openxmlformats.org/drawingml/2006/main" noChangeAspect="1"/>
+            </wp:cNvGraphicFramePr>
+            <a:graphic xmlns:a="http://schemas.openxmlformats.org/drawingml/2006/main">
+              <a:graphicData uri="http://schemas.openxmlformats.org/drawingml/2006/picture">
+                <pic:pic xmlns:pic="http://schemas.openxmlformats.org/drawingml/2006/picture">
+                  <pic:nvPicPr>
+                    <pic:cNvPr id="0" name="" descr=""/>
+                    <pic:cNvPicPr>
+                      <a:picLocks noChangeAspect="1" noChangeArrowheads="1"/>
+                    </pic:cNvPicPr>
+                  </pic:nvPicPr>
+                  <pic:blipFill>
+                    <a:blip r:embed="rId14" cstate="none"/>
+                    <a:srcRect/>
+                    <a:stretch>
+                      <a:fillRect/>
+                    </a:stretch>
+                  </pic:blipFill>
+                  <pic:spPr bwMode="auto">
+                    <a:xfrm>
+                      <a:off x="0" y="0"/>
+                      <a:ext cx="5715000" cy="4324350"/>
+                    </a:xfrm>
+                    <a:prstGeom prst="rect">
+                      <a:avLst/>
+                    </a:prstGeom>
+                  </pic:spPr>
+                </pic:pic>
+              </a:graphicData>
+            </a:graphic>
+          </wp:inline>
+        </w:drawing>
       </w:r>
     </w:p>
     <w:p>
@@ -7539,7 +7124,7 @@
         <w:t xml:space="preserve">Pirámide:</w:t>
       </w:r>
       <w:r>
-        <w:t xml:space="preserve"> 798 pruebas unitarias y de componentes, 22 de API e integración, 2 E2E y 2 perfiles de carga. Las </w:t>
+        <w:t xml:space="preserve"> 817 pruebas unitarias y de componentes, 23 de API e integración (13 contra el contenedor y QA, 10 de persistencia), 2 E2E y 2 perfiles de carga. Las </w:t>
       </w:r>
       <w:r>
         <w:rPr>
@@ -7596,125 +7181,48 @@
     <w:p>
       <w:pPr>
         <w:keepNext/>
-        <w:keepLines/>
-        <w:pBdr>
-          <w:top w:val="dashed" w:color="2B4C7E" w:sz="12" w:space="6"/>
-          <w:left w:val="dashed" w:color="2B4C7E" w:sz="12" w:space="6"/>
-          <w:bottom w:val="dashed" w:color="2B4C7E" w:sz="12" w:space="6"/>
-          <w:right w:val="dashed" w:color="2B4C7E" w:sz="12" w:space="6"/>
-        </w:pBdr>
-        <w:shd w:fill="F3F6FB" w:color="auto" w:val="clear"/>
-        <w:spacing w:after="0" w:before="200"/>
+        <w:spacing w:after="60" w:before="120"/>
         <w:jc w:val="center"/>
       </w:pPr>
       <w:r>
-        <w:rPr>
-          <w:b/>
-          <w:bCs/>
-          <w:color w:val="2B4C7E"/>
-          <w:sz w:val="22"/>
-          <w:szCs w:val="22"/>
-        </w:rPr>
-        <w:t xml:space="preserve">PEGAR AQUÍ LA CAPTURA 15</w:t>
-      </w:r>
-    </w:p>
-    <w:p>
-      <w:pPr>
-        <w:keepNext/>
-        <w:keepLines/>
-        <w:pBdr>
-          <w:top w:val="dashed" w:color="2B4C7E" w:sz="12" w:space="6"/>
-          <w:left w:val="dashed" w:color="2B4C7E" w:sz="12" w:space="6"/>
-          <w:bottom w:val="dashed" w:color="2B4C7E" w:sz="12" w:space="6"/>
-          <w:right w:val="dashed" w:color="2B4C7E" w:sz="12" w:space="6"/>
-        </w:pBdr>
-        <w:shd w:fill="F3F6FB" w:color="auto" w:val="clear"/>
-        <w:spacing w:after="0" w:before="0"/>
-        <w:jc w:val="center"/>
-      </w:pPr>
-      <w:r>
-        <w:rPr>
-          <w:sz w:val="20"/>
-          <w:szCs w:val="20"/>
-        </w:rPr>
-        <w:t xml:space="preserve">Pruebas del módulo web ejecutadas localmente: resumen final «Todo en verde»</w:t>
-      </w:r>
-    </w:p>
-    <w:p>
-      <w:pPr>
-        <w:keepNext/>
-        <w:keepLines/>
-        <w:pBdr>
-          <w:top w:val="dashed" w:color="2B4C7E" w:sz="12" w:space="6"/>
-          <w:left w:val="dashed" w:color="2B4C7E" w:sz="12" w:space="6"/>
-          <w:bottom w:val="dashed" w:color="2B4C7E" w:sz="12" w:space="6"/>
-          <w:right w:val="dashed" w:color="2B4C7E" w:sz="12" w:space="6"/>
-        </w:pBdr>
-        <w:shd w:fill="F3F6FB" w:color="auto" w:val="clear"/>
-        <w:spacing w:after="0" w:before="0"/>
-        <w:jc w:val="center"/>
-      </w:pPr>
-      <w:r>
-        <w:rPr>
-          <w:b/>
-          <w:bCs/>
-          <w:color w:val="555555"/>
-          <w:sz w:val="18"/>
-          <w:szCs w:val="18"/>
-        </w:rPr>
-        <w:t xml:space="preserve">De dónde: </w:t>
-      </w:r>
-      <w:r>
-        <w:rPr>
-          <w:color w:val="555555"/>
-          <w:sz w:val="18"/>
-          <w:szCs w:val="18"/>
-        </w:rPr>
-        <w:t xml:space="preserve">Terminal, en la carpeta OptiFull: python "Proyecto Calidad/pruebas/correr_pruebas_web.py" --smoke</w:t>
-      </w:r>
-    </w:p>
-    <w:p>
-      <w:pPr>
-        <w:keepNext/>
-        <w:keepLines/>
-        <w:pBdr>
-          <w:top w:val="dashed" w:color="2B4C7E" w:sz="12" w:space="6"/>
-          <w:left w:val="dashed" w:color="2B4C7E" w:sz="12" w:space="6"/>
-          <w:bottom w:val="dashed" w:color="2B4C7E" w:sz="12" w:space="6"/>
-          <w:right w:val="dashed" w:color="2B4C7E" w:sz="12" w:space="6"/>
-        </w:pBdr>
-        <w:shd w:fill="F3F6FB" w:color="auto" w:val="clear"/>
-        <w:spacing w:after="0" w:before="0"/>
-        <w:jc w:val="center"/>
-      </w:pPr>
-      <w:r>
-        <w:rPr>
-          <w:sz w:val="40"/>
-          <w:szCs w:val="40"/>
-        </w:rPr>
-        <w:t xml:space="preserve"> </w:t>
-      </w:r>
-    </w:p>
-    <w:p>
-      <w:pPr>
-        <w:keepNext/>
-        <w:keepLines/>
-        <w:pBdr>
-          <w:top w:val="dashed" w:color="2B4C7E" w:sz="12" w:space="6"/>
-          <w:left w:val="dashed" w:color="2B4C7E" w:sz="12" w:space="6"/>
-          <w:bottom w:val="dashed" w:color="2B4C7E" w:sz="12" w:space="6"/>
-          <w:right w:val="dashed" w:color="2B4C7E" w:sz="12" w:space="6"/>
-        </w:pBdr>
-        <w:shd w:fill="F3F6FB" w:color="auto" w:val="clear"/>
-        <w:spacing w:after="0" w:before="0"/>
-        <w:jc w:val="center"/>
-      </w:pPr>
-      <w:r>
-        <w:rPr>
-          <w:sz w:val="40"/>
-          <w:szCs w:val="40"/>
-        </w:rPr>
-        <w:t xml:space="preserve"> </w:t>
+        <w:drawing>
+          <wp:inline distT="0" distB="0" distL="0" distR="0">
+            <wp:extent cx="5715000" cy="4543425"/>
+            <wp:effectExtent t="0" r="0" b="0" l="0"/>
+            <wp:docPr id="8" name="captura-CAPTURA 15" descr="Pruebas del módulo web ejecutadas localmente: resumen final «Todo en verde»" title="Captura CAPTURA 15"/>
+            <wp:cNvGraphicFramePr>
+              <a:graphicFrameLocks xmlns:a="http://schemas.openxmlformats.org/drawingml/2006/main" noChangeAspect="1"/>
+            </wp:cNvGraphicFramePr>
+            <a:graphic xmlns:a="http://schemas.openxmlformats.org/drawingml/2006/main">
+              <a:graphicData uri="http://schemas.openxmlformats.org/drawingml/2006/picture">
+                <pic:pic xmlns:pic="http://schemas.openxmlformats.org/drawingml/2006/picture">
+                  <pic:nvPicPr>
+                    <pic:cNvPr id="0" name="" descr=""/>
+                    <pic:cNvPicPr>
+                      <a:picLocks noChangeAspect="1" noChangeArrowheads="1"/>
+                    </pic:cNvPicPr>
+                  </pic:nvPicPr>
+                  <pic:blipFill>
+                    <a:blip r:embed="rId15" cstate="none"/>
+                    <a:srcRect/>
+                    <a:stretch>
+                      <a:fillRect/>
+                    </a:stretch>
+                  </pic:blipFill>
+                  <pic:spPr bwMode="auto">
+                    <a:xfrm>
+                      <a:off x="0" y="0"/>
+                      <a:ext cx="5715000" cy="4543425"/>
+                    </a:xfrm>
+                    <a:prstGeom prst="rect">
+                      <a:avLst/>
+                    </a:prstGeom>
+                  </pic:spPr>
+                </pic:pic>
+              </a:graphicData>
+            </a:graphic>
+          </wp:inline>
+        </w:drawing>
       </w:r>
     </w:p>
     <w:p>
@@ -8425,9 +7933,9 @@
         </w:tblBorders>
       </w:tblPr>
       <w:tblGrid>
-        <w:gridCol w:w="2268"/>
-        <w:gridCol w:w="4252"/>
-        <w:gridCol w:w="3118"/>
+        <w:gridCol w:w="2042"/>
+        <w:gridCol w:w="3830"/>
+        <w:gridCol w:w="3766"/>
       </w:tblGrid>
       <w:tr>
         <w:trPr>
@@ -8436,7 +7944,7 @@
         </w:trPr>
         <w:tc>
           <w:tcPr>
-            <w:tcW w:type="dxa" w:w="2268"/>
+            <w:tcW w:type="dxa" w:w="2042"/>
             <w:tcBorders>
               <w:top w:val="single" w:color="B9C4D4" w:sz="4"/>
               <w:left w:val="single" w:color="B9C4D4" w:sz="4"/>
@@ -8468,7 +7976,7 @@
         </w:tc>
         <w:tc>
           <w:tcPr>
-            <w:tcW w:type="dxa" w:w="4252"/>
+            <w:tcW w:type="dxa" w:w="3830"/>
             <w:tcBorders>
               <w:top w:val="single" w:color="B9C4D4" w:sz="4"/>
               <w:left w:val="single" w:color="B9C4D4" w:sz="4"/>
@@ -8500,7 +8008,7 @@
         </w:tc>
         <w:tc>
           <w:tcPr>
-            <w:tcW w:type="dxa" w:w="3118"/>
+            <w:tcW w:type="dxa" w:w="3766"/>
             <w:tcBorders>
               <w:top w:val="single" w:color="B9C4D4" w:sz="4"/>
               <w:left w:val="single" w:color="B9C4D4" w:sz="4"/>
@@ -8538,7 +8046,7 @@
         </w:trPr>
         <w:tc>
           <w:tcPr>
-            <w:tcW w:type="dxa" w:w="2268"/>
+            <w:tcW w:type="dxa" w:w="2042"/>
             <w:tcBorders>
               <w:top w:val="single" w:color="B9C4D4" w:sz="4"/>
               <w:left w:val="single" w:color="B9C4D4" w:sz="4"/>
@@ -8569,7 +8077,7 @@
         </w:tc>
         <w:tc>
           <w:tcPr>
-            <w:tcW w:type="dxa" w:w="4252"/>
+            <w:tcW w:type="dxa" w:w="3830"/>
             <w:tcBorders>
               <w:top w:val="single" w:color="B9C4D4" w:sz="4"/>
               <w:left w:val="single" w:color="B9C4D4" w:sz="4"/>
@@ -8600,7 +8108,7 @@
         </w:tc>
         <w:tc>
           <w:tcPr>
-            <w:tcW w:type="dxa" w:w="3118"/>
+            <w:tcW w:type="dxa" w:w="3766"/>
             <w:tcBorders>
               <w:top w:val="single" w:color="B9C4D4" w:sz="4"/>
               <w:left w:val="single" w:color="B9C4D4" w:sz="4"/>
@@ -8637,7 +8145,7 @@
         </w:trPr>
         <w:tc>
           <w:tcPr>
-            <w:tcW w:type="dxa" w:w="2268"/>
+            <w:tcW w:type="dxa" w:w="2042"/>
             <w:tcBorders>
               <w:top w:val="single" w:color="B9C4D4" w:sz="4"/>
               <w:left w:val="single" w:color="B9C4D4" w:sz="4"/>
@@ -8668,7 +8176,7 @@
         </w:tc>
         <w:tc>
           <w:tcPr>
-            <w:tcW w:type="dxa" w:w="4252"/>
+            <w:tcW w:type="dxa" w:w="3830"/>
             <w:tcBorders>
               <w:top w:val="single" w:color="B9C4D4" w:sz="4"/>
               <w:left w:val="single" w:color="B9C4D4" w:sz="4"/>
@@ -8699,7 +8207,7 @@
         </w:tc>
         <w:tc>
           <w:tcPr>
-            <w:tcW w:type="dxa" w:w="3118"/>
+            <w:tcW w:type="dxa" w:w="3766"/>
             <w:tcBorders>
               <w:top w:val="single" w:color="B9C4D4" w:sz="4"/>
               <w:left w:val="single" w:color="B9C4D4" w:sz="4"/>
@@ -8736,7 +8244,7 @@
         </w:trPr>
         <w:tc>
           <w:tcPr>
-            <w:tcW w:type="dxa" w:w="2268"/>
+            <w:tcW w:type="dxa" w:w="2042"/>
             <w:tcBorders>
               <w:top w:val="single" w:color="B9C4D4" w:sz="4"/>
               <w:left w:val="single" w:color="B9C4D4" w:sz="4"/>
@@ -8767,7 +8275,7 @@
         </w:tc>
         <w:tc>
           <w:tcPr>
-            <w:tcW w:type="dxa" w:w="4252"/>
+            <w:tcW w:type="dxa" w:w="3830"/>
             <w:tcBorders>
               <w:top w:val="single" w:color="B9C4D4" w:sz="4"/>
               <w:left w:val="single" w:color="B9C4D4" w:sz="4"/>
@@ -8798,7 +8306,7 @@
         </w:tc>
         <w:tc>
           <w:tcPr>
-            <w:tcW w:type="dxa" w:w="3118"/>
+            <w:tcW w:type="dxa" w:w="3766"/>
             <w:tcBorders>
               <w:top w:val="single" w:color="B9C4D4" w:sz="4"/>
               <w:left w:val="single" w:color="B9C4D4" w:sz="4"/>
@@ -8835,7 +8343,7 @@
         </w:trPr>
         <w:tc>
           <w:tcPr>
-            <w:tcW w:type="dxa" w:w="2268"/>
+            <w:tcW w:type="dxa" w:w="2042"/>
             <w:tcBorders>
               <w:top w:val="single" w:color="B9C4D4" w:sz="4"/>
               <w:left w:val="single" w:color="B9C4D4" w:sz="4"/>
@@ -8866,7 +8374,7 @@
         </w:tc>
         <w:tc>
           <w:tcPr>
-            <w:tcW w:type="dxa" w:w="4252"/>
+            <w:tcW w:type="dxa" w:w="3830"/>
             <w:tcBorders>
               <w:top w:val="single" w:color="B9C4D4" w:sz="4"/>
               <w:left w:val="single" w:color="B9C4D4" w:sz="4"/>
@@ -8897,7 +8405,7 @@
         </w:tc>
         <w:tc>
           <w:tcPr>
-            <w:tcW w:type="dxa" w:w="3118"/>
+            <w:tcW w:type="dxa" w:w="3766"/>
             <w:tcBorders>
               <w:top w:val="single" w:color="B9C4D4" w:sz="4"/>
               <w:left w:val="single" w:color="B9C4D4" w:sz="4"/>
@@ -8934,7 +8442,7 @@
         </w:trPr>
         <w:tc>
           <w:tcPr>
-            <w:tcW w:type="dxa" w:w="2268"/>
+            <w:tcW w:type="dxa" w:w="2042"/>
             <w:tcBorders>
               <w:top w:val="single" w:color="B9C4D4" w:sz="4"/>
               <w:left w:val="single" w:color="B9C4D4" w:sz="4"/>
@@ -8965,7 +8473,7 @@
         </w:tc>
         <w:tc>
           <w:tcPr>
-            <w:tcW w:type="dxa" w:w="4252"/>
+            <w:tcW w:type="dxa" w:w="3830"/>
             <w:tcBorders>
               <w:top w:val="single" w:color="B9C4D4" w:sz="4"/>
               <w:left w:val="single" w:color="B9C4D4" w:sz="4"/>
@@ -8996,7 +8504,7 @@
         </w:tc>
         <w:tc>
           <w:tcPr>
-            <w:tcW w:type="dxa" w:w="3118"/>
+            <w:tcW w:type="dxa" w:w="3766"/>
             <w:tcBorders>
               <w:top w:val="single" w:color="B9C4D4" w:sz="4"/>
               <w:left w:val="single" w:color="B9C4D4" w:sz="4"/>
@@ -9033,7 +8541,7 @@
         </w:trPr>
         <w:tc>
           <w:tcPr>
-            <w:tcW w:type="dxa" w:w="2268"/>
+            <w:tcW w:type="dxa" w:w="2042"/>
             <w:tcBorders>
               <w:top w:val="single" w:color="B9C4D4" w:sz="4"/>
               <w:left w:val="single" w:color="B9C4D4" w:sz="4"/>
@@ -9064,7 +8572,7 @@
         </w:tc>
         <w:tc>
           <w:tcPr>
-            <w:tcW w:type="dxa" w:w="4252"/>
+            <w:tcW w:type="dxa" w:w="3830"/>
             <w:tcBorders>
               <w:top w:val="single" w:color="B9C4D4" w:sz="4"/>
               <w:left w:val="single" w:color="B9C4D4" w:sz="4"/>
@@ -9095,32 +8603,32 @@
         </w:tc>
         <w:tc>
           <w:tcPr>
-            <w:tcW w:type="dxa" w:w="3118"/>
-            <w:tcBorders>
-              <w:top w:val="single" w:color="B9C4D4" w:sz="4"/>
-              <w:left w:val="single" w:color="B9C4D4" w:sz="4"/>
-              <w:bottom w:val="single" w:color="B9C4D4" w:sz="4"/>
-              <w:right w:val="single" w:color="B9C4D4" w:sz="4"/>
-            </w:tcBorders>
-            <w:tcMar>
-              <w:top w:type="dxa" w:w="50"/>
-              <w:left w:type="dxa" w:w="90"/>
-              <w:bottom w:type="dxa" w:w="50"/>
-              <w:right w:type="dxa" w:w="90"/>
-            </w:tcMar>
-          </w:tcPr>
-          <w:p>
-            <w:pPr>
-              <w:spacing w:after="0"/>
-            </w:pPr>
-            <w:r>
-              <w:rPr>
-                <w:b w:val="false"/>
-                <w:bCs w:val="false"/>
-                <w:sz w:val="18"/>
-                <w:szCs w:val="18"/>
-              </w:rPr>
-              <w:t xml:space="preserve">✅ 20 en Jira</w:t>
+            <w:tcW w:type="dxa" w:w="3766"/>
+            <w:tcBorders>
+              <w:top w:val="single" w:color="B9C4D4" w:sz="4"/>
+              <w:left w:val="single" w:color="B9C4D4" w:sz="4"/>
+              <w:bottom w:val="single" w:color="B9C4D4" w:sz="4"/>
+              <w:right w:val="single" w:color="B9C4D4" w:sz="4"/>
+            </w:tcBorders>
+            <w:tcMar>
+              <w:top w:type="dxa" w:w="50"/>
+              <w:left w:type="dxa" w:w="90"/>
+              <w:bottom w:type="dxa" w:w="50"/>
+              <w:right w:type="dxa" w:w="90"/>
+            </w:tcMar>
+          </w:tcPr>
+          <w:p>
+            <w:pPr>
+              <w:spacing w:after="0"/>
+            </w:pPr>
+            <w:r>
+              <w:rPr>
+                <w:b w:val="false"/>
+                <w:bCs w:val="false"/>
+                <w:sz w:val="18"/>
+                <w:szCs w:val="18"/>
+              </w:rPr>
+              <w:t xml:space="preserve">✅ 20 del módulo web (27 en Jira con los 7 de otros módulos)</w:t>
             </w:r>
           </w:p>
         </w:tc>
@@ -9132,7 +8640,7 @@
         </w:trPr>
         <w:tc>
           <w:tcPr>
-            <w:tcW w:type="dxa" w:w="2268"/>
+            <w:tcW w:type="dxa" w:w="2042"/>
             <w:tcBorders>
               <w:top w:val="single" w:color="B9C4D4" w:sz="4"/>
               <w:left w:val="single" w:color="B9C4D4" w:sz="4"/>
@@ -9163,7 +8671,7 @@
         </w:tc>
         <w:tc>
           <w:tcPr>
-            <w:tcW w:type="dxa" w:w="4252"/>
+            <w:tcW w:type="dxa" w:w="3830"/>
             <w:tcBorders>
               <w:top w:val="single" w:color="B9C4D4" w:sz="4"/>
               <w:left w:val="single" w:color="B9C4D4" w:sz="4"/>
@@ -9194,7 +8702,7 @@
         </w:tc>
         <w:tc>
           <w:tcPr>
-            <w:tcW w:type="dxa" w:w="3118"/>
+            <w:tcW w:type="dxa" w:w="3766"/>
             <w:tcBorders>
               <w:top w:val="single" w:color="B9C4D4" w:sz="4"/>
               <w:left w:val="single" w:color="B9C4D4" w:sz="4"/>
@@ -9231,7 +8739,7 @@
         </w:trPr>
         <w:tc>
           <w:tcPr>
-            <w:tcW w:type="dxa" w:w="2268"/>
+            <w:tcW w:type="dxa" w:w="2042"/>
             <w:tcBorders>
               <w:top w:val="single" w:color="B9C4D4" w:sz="4"/>
               <w:left w:val="single" w:color="B9C4D4" w:sz="4"/>
@@ -9262,7 +8770,7 @@
         </w:tc>
         <w:tc>
           <w:tcPr>
-            <w:tcW w:type="dxa" w:w="4252"/>
+            <w:tcW w:type="dxa" w:w="3830"/>
             <w:tcBorders>
               <w:top w:val="single" w:color="B9C4D4" w:sz="4"/>
               <w:left w:val="single" w:color="B9C4D4" w:sz="4"/>
@@ -9293,7 +8801,7 @@
         </w:tc>
         <w:tc>
           <w:tcPr>
-            <w:tcW w:type="dxa" w:w="3118"/>
+            <w:tcW w:type="dxa" w:w="3766"/>
             <w:tcBorders>
               <w:top w:val="single" w:color="B9C4D4" w:sz="4"/>
               <w:left w:val="single" w:color="B9C4D4" w:sz="4"/>
@@ -9330,7 +8838,7 @@
         </w:trPr>
         <w:tc>
           <w:tcPr>
-            <w:tcW w:type="dxa" w:w="2268"/>
+            <w:tcW w:type="dxa" w:w="2042"/>
             <w:tcBorders>
               <w:top w:val="single" w:color="B9C4D4" w:sz="4"/>
               <w:left w:val="single" w:color="B9C4D4" w:sz="4"/>
@@ -9361,7 +8869,7 @@
         </w:tc>
         <w:tc>
           <w:tcPr>
-            <w:tcW w:type="dxa" w:w="4252"/>
+            <w:tcW w:type="dxa" w:w="3830"/>
             <w:tcBorders>
               <w:top w:val="single" w:color="B9C4D4" w:sz="4"/>
               <w:left w:val="single" w:color="B9C4D4" w:sz="4"/>
@@ -9392,32 +8900,32 @@
         </w:tc>
         <w:tc>
           <w:tcPr>
-            <w:tcW w:type="dxa" w:w="3118"/>
-            <w:tcBorders>
-              <w:top w:val="single" w:color="B9C4D4" w:sz="4"/>
-              <w:left w:val="single" w:color="B9C4D4" w:sz="4"/>
-              <w:bottom w:val="single" w:color="B9C4D4" w:sz="4"/>
-              <w:right w:val="single" w:color="B9C4D4" w:sz="4"/>
-            </w:tcBorders>
-            <w:tcMar>
-              <w:top w:type="dxa" w:w="50"/>
-              <w:left w:type="dxa" w:w="90"/>
-              <w:bottom w:type="dxa" w:w="50"/>
-              <w:right w:type="dxa" w:w="90"/>
-            </w:tcMar>
-          </w:tcPr>
-          <w:p>
-            <w:pPr>
-              <w:spacing w:after="0"/>
-            </w:pPr>
-            <w:r>
-              <w:rPr>
-                <w:b w:val="false"/>
-                <w:bCs w:val="false"/>
-                <w:sz w:val="18"/>
-                <w:szCs w:val="18"/>
-              </w:rPr>
-              <w:t xml:space="preserve">✅ Con la limitación de la cuenta de empleado</w:t>
+            <w:tcW w:type="dxa" w:w="3766"/>
+            <w:tcBorders>
+              <w:top w:val="single" w:color="B9C4D4" w:sz="4"/>
+              <w:left w:val="single" w:color="B9C4D4" w:sz="4"/>
+              <w:bottom w:val="single" w:color="B9C4D4" w:sz="4"/>
+              <w:right w:val="single" w:color="B9C4D4" w:sz="4"/>
+            </w:tcBorders>
+            <w:tcMar>
+              <w:top w:type="dxa" w:w="50"/>
+              <w:left w:type="dxa" w:w="90"/>
+              <w:bottom w:type="dxa" w:w="50"/>
+              <w:right w:type="dxa" w:w="90"/>
+            </w:tcMar>
+          </w:tcPr>
+          <w:p>
+            <w:pPr>
+              <w:spacing w:after="0"/>
+            </w:pPr>
+            <w:r>
+              <w:rPr>
+                <w:b w:val="false"/>
+                <w:bCs w:val="false"/>
+                <w:sz w:val="18"/>
+                <w:szCs w:val="18"/>
+              </w:rPr>
+              <w:t xml:space="preserve">✅ E2E con el rol de empleado (usuario común)</w:t>
             </w:r>
           </w:p>
         </w:tc>
@@ -9429,7 +8937,7 @@
         </w:trPr>
         <w:tc>
           <w:tcPr>
-            <w:tcW w:type="dxa" w:w="2268"/>
+            <w:tcW w:type="dxa" w:w="2042"/>
             <w:tcBorders>
               <w:top w:val="single" w:color="B9C4D4" w:sz="4"/>
               <w:left w:val="single" w:color="B9C4D4" w:sz="4"/>
@@ -9460,7 +8968,7 @@
         </w:tc>
         <w:tc>
           <w:tcPr>
-            <w:tcW w:type="dxa" w:w="4252"/>
+            <w:tcW w:type="dxa" w:w="3830"/>
             <w:tcBorders>
               <w:top w:val="single" w:color="B9C4D4" w:sz="4"/>
               <w:left w:val="single" w:color="B9C4D4" w:sz="4"/>
@@ -9491,7 +8999,7 @@
         </w:tc>
         <w:tc>
           <w:tcPr>
-            <w:tcW w:type="dxa" w:w="3118"/>
+            <w:tcW w:type="dxa" w:w="3766"/>
             <w:tcBorders>
               <w:top w:val="single" w:color="B9C4D4" w:sz="4"/>
               <w:left w:val="single" w:color="B9C4D4" w:sz="4"/>
@@ -9832,7 +9340,7 @@
         <w:spacing w:after="60"/>
       </w:pPr>
       <w:r>
-        <w:t xml:space="preserve">El E2E del administrador no corre en QA.</w:t>
+        <w:t xml:space="preserve">La accesibilidad con teclado (11 observaciones).</w:t>
       </w:r>
     </w:p>
     <w:p>
@@ -9845,7 +9353,7 @@
         <w:spacing w:after="60"/>
       </w:pPr>
       <w:r>
-        <w:t xml:space="preserve">La accesibilidad con teclado (11 observaciones).</w:t>
+        <w:t xml:space="preserve">Recuperar el verde en menos de un día la primera vez.</w:t>
       </w:r>
     </w:p>
     <w:p>
@@ -9858,7 +9366,7 @@
         <w:spacing w:after="60"/>
       </w:pPr>
       <w:r>
-        <w:t xml:space="preserve">Recuperar el verde en menos de un día la primera vez.</w:t>
+        <w:t xml:space="preserve">La complejidad, que no bajó.</w:t>
       </w:r>
     </w:p>
     <w:p>
@@ -9871,7 +9379,7 @@
         <w:spacing w:after="60"/>
       </w:pPr>
       <w:r>
-        <w:t xml:space="preserve">La complejidad, que no bajó.</w:t>
+        <w:t xml:space="preserve">El riesgo R9 de los pedidos de demo.</w:t>
       </w:r>
     </w:p>
     <w:p>
@@ -9884,7 +9392,27 @@
         <w:spacing w:after="60"/>
       </w:pPr>
       <w:r>
-        <w:t xml:space="preserve">El riesgo R9 de los pedidos de demo.</w:t>
+        <w:t xml:space="preserve">La revisión de los PR por otro integrante.</w:t>
+      </w:r>
+    </w:p>
+    <w:p>
+      <w:pPr>
+        <w:pStyle w:val="Heading1"/>
+      </w:pPr>
+      <w:r>
+        <w:t xml:space="preserve">6. Análisis crítico</w:t>
+      </w:r>
+    </w:p>
+    <w:p>
+      <w:pPr>
+        <w:spacing w:after="120"/>
+      </w:pPr>
+      <w:r>
+        <w:rPr>
+          <w:b/>
+          <w:bCs/>
+        </w:rPr>
+        <w:t xml:space="preserve">Qué funcionó.</w:t>
       </w:r>
     </w:p>
     <w:p>
@@ -9897,27 +9425,14 @@
         <w:spacing w:after="60"/>
       </w:pPr>
       <w:r>
-        <w:t xml:space="preserve">La revisión de los PR por otro integrante.</w:t>
-      </w:r>
-    </w:p>
-    <w:p>
-      <w:pPr>
-        <w:pStyle w:val="Heading1"/>
-      </w:pPr>
-      <w:r>
-        <w:t xml:space="preserve">6. Análisis crítico</w:t>
-      </w:r>
-    </w:p>
-    <w:p>
-      <w:pPr>
-        <w:spacing w:after="120"/>
-      </w:pPr>
-      <w:r>
         <w:rPr>
           <w:b/>
           <w:bCs/>
         </w:rPr>
-        <w:t xml:space="preserve">Qué funcionó.</w:t>
+        <w:t xml:space="preserve">Cada falla tuvo una causa.</w:t>
+      </w:r>
+      <w:r>
+        <w:t xml:space="preserve"> El pipeline frenó seis veces y ninguna falla llegó a producción. Ninguna se resolvió aflojando un criterio; cada una dejó un cambio en el sistema o en los tests.</w:t>
       </w:r>
     </w:p>
     <w:p>
@@ -9934,10 +9449,10 @@
           <w:b/>
           <w:bCs/>
         </w:rPr>
-        <w:t xml:space="preserve">Cada falla tuvo una causa.</w:t>
-      </w:r>
-      <w:r>
-        <w:t xml:space="preserve"> El pipeline frenó seis veces y ninguna falla llegó a producción. Ninguna se resolvió aflojando un criterio; cada una dejó un cambio en el sistema o en los tests.</w:t>
+        <w:t xml:space="preserve">Medir antes de optimizar.</w:t>
+      </w:r>
+      <w:r>
+        <w:t xml:space="preserve"> La primera hipótesis para el stress (más hilos) era razonable y estaba mal, y la prueba de carga lo mostró en una corrida. Sin umbrales fijados de antemano, la diferencia entre 7,6 y 8,2 s se habría leído como ruido.</w:t>
       </w:r>
     </w:p>
     <w:p>
@@ -9954,10 +9469,22 @@
           <w:b/>
           <w:bCs/>
         </w:rPr>
-        <w:t xml:space="preserve">Medir antes de optimizar.</w:t>
-      </w:r>
-      <w:r>
-        <w:t xml:space="preserve"> La primera hipótesis para el stress (más hilos) era razonable y estaba mal, y la prueba de carga lo mostró en una corrida. Sin umbrales fijados de antemano, la diferencia entre 7,6 y 8,2 s se habría leído como ruido.</w:t>
+        <w:t xml:space="preserve">Combinar técnicas.</w:t>
+      </w:r>
+      <w:r>
+        <w:t xml:space="preserve"> Los tests unitarios, el análisis estático, el E2E y la carga encontraron defectos de tipos distintos, y ninguna técnica por sí sola los habría encontrado todos.</w:t>
+      </w:r>
+    </w:p>
+    <w:p>
+      <w:pPr>
+        <w:spacing w:after="120"/>
+      </w:pPr>
+      <w:r>
+        <w:rPr>
+          <w:b/>
+          <w:bCs/>
+        </w:rPr>
+        <w:t xml:space="preserve">Qué no funcionó, o no del todo.</w:t>
       </w:r>
     </w:p>
     <w:p>
@@ -9974,22 +9501,21 @@
           <w:b/>
           <w:bCs/>
         </w:rPr>
-        <w:t xml:space="preserve">Combinar técnicas.</w:t>
-      </w:r>
-      <w:r>
-        <w:t xml:space="preserve"> Los tests unitarios, el análisis estático, el E2E y la carga encontraron defectos de tipos distintos, y ninguna técnica por sí sola los habría encontrado todos.</w:t>
-      </w:r>
-    </w:p>
-    <w:p>
-      <w:pPr>
-        <w:spacing w:after="120"/>
-      </w:pPr>
-      <w:r>
-        <w:rPr>
-          <w:b/>
-          <w:bCs/>
-        </w:rPr>
-        <w:t xml:space="preserve">Qué no funcionó, o no del todo.</w:t>
+        <w:t xml:space="preserve">Los tests también tienen defectos.</w:t>
+      </w:r>
+      <w:r>
+        <w:t xml:space="preserve"> Dos de las seis fallas de </w:t>
+      </w:r>
+      <w:r>
+        <w:rPr>
+          <w:rFonts w:ascii="Consolas" w:cs="Consolas" w:eastAsia="Consolas" w:hAnsi="Consolas"/>
+          <w:sz w:val="18"/>
+          <w:szCs w:val="18"/>
+        </w:rPr>
+        <w:t xml:space="preserve">main</w:t>
+      </w:r>
+      <w:r>
+        <w:t xml:space="preserve"> eran supuestos equivocados de los propios tests: la cuenta de administrador y la carrera del logout. Un test que falla por un error suyo cuesta lo mismo que uno que falla por el producto.</w:t>
       </w:r>
     </w:p>
     <w:p>
@@ -10006,10 +9532,10 @@
           <w:b/>
           <w:bCs/>
         </w:rPr>
-        <w:t xml:space="preserve">Los tests también tienen defectos.</w:t>
-      </w:r>
-      <w:r>
-        <w:t xml:space="preserve"> Dos de las seis fallas de </w:t>
+        <w:t xml:space="preserve">Los promedios esconden.</w:t>
+      </w:r>
+      <w:r>
+        <w:t xml:space="preserve"> El gate mide la duplicación del proyecto (0,8 %) y no ve el 19,7 % de </w:t>
       </w:r>
       <w:r>
         <w:rPr>
@@ -10017,10 +9543,10 @@
           <w:sz w:val="18"/>
           <w:szCs w:val="18"/>
         </w:rPr>
-        <w:t xml:space="preserve">main</w:t>
-      </w:r>
-      <w:r>
-        <w:t xml:space="preserve"> eran supuestos equivocados de los propios tests: la cuenta de administrador y la carrera del logout. Un test que falla por un error suyo cuesta lo mismo que uno que falla por el producto.</w:t>
+        <w:t xml:space="preserve">video.py</w:t>
+      </w:r>
+      <w:r>
+        <w:t xml:space="preserve">.</w:t>
       </w:r>
     </w:p>
     <w:p>
@@ -10037,21 +9563,10 @@
           <w:b/>
           <w:bCs/>
         </w:rPr>
-        <w:t xml:space="preserve">Los promedios esconden.</w:t>
-      </w:r>
-      <w:r>
-        <w:t xml:space="preserve"> El gate mide la duplicación del proyecto (0,8 %) y no ve el 19,7 % de </w:t>
-      </w:r>
-      <w:r>
-        <w:rPr>
-          <w:rFonts w:ascii="Consolas" w:cs="Consolas" w:eastAsia="Consolas" w:hAnsi="Consolas"/>
-          <w:sz w:val="18"/>
-          <w:szCs w:val="18"/>
-        </w:rPr>
-        <w:t xml:space="preserve">video.py</w:t>
-      </w:r>
-      <w:r>
-        <w:t xml:space="preserve">.</w:t>
+        <w:t xml:space="preserve">La calidad interna no mejoró.</w:t>
+      </w:r>
+      <w:r>
+        <w:t xml:space="preserve"> La cobertura subió mucho, pero las funciones complejas siguen igual. Están protegidas por tests, pero cada cambio en los reportes sigue siendo caro.</w:t>
       </w:r>
     </w:p>
     <w:p>
@@ -10068,10 +9583,22 @@
           <w:b/>
           <w:bCs/>
         </w:rPr>
-        <w:t xml:space="preserve">La calidad interna no mejoró.</w:t>
-      </w:r>
-      <w:r>
-        <w:t xml:space="preserve"> La cobertura subió mucho, pero las funciones complejas siguen igual. Están protegidas por tests, pero cada cambio en los reportes sigue siendo caro.</w:t>
+        <w:t xml:space="preserve">El proceso tiene una persona en el medio.</w:t>
+      </w:r>
+      <w:r>
+        <w:t xml:space="preserve"> Los PR los mergea quien trabaja en la rama, y las cuentas de los servicios dependen de un integrante (riesgo RP4).</w:t>
+      </w:r>
+    </w:p>
+    <w:p>
+      <w:pPr>
+        <w:spacing w:after="120"/>
+      </w:pPr>
+      <w:r>
+        <w:rPr>
+          <w:b/>
+          <w:bCs/>
+        </w:rPr>
+        <w:t xml:space="preserve">Qué quedó pendiente y por qué.</w:t>
       </w:r>
     </w:p>
     <w:p>
@@ -10088,22 +9615,10 @@
           <w:b/>
           <w:bCs/>
         </w:rPr>
-        <w:t xml:space="preserve">El proceso tiene una persona en el medio.</w:t>
-      </w:r>
-      <w:r>
-        <w:t xml:space="preserve"> Los PR los mergea quien trabaja en la rama, y las cuentas de los servicios dependen de un integrante (riesgo RP4).</w:t>
-      </w:r>
-    </w:p>
-    <w:p>
-      <w:pPr>
-        <w:spacing w:after="120"/>
-      </w:pPr>
-      <w:r>
-        <w:rPr>
-          <w:b/>
-          <w:bCs/>
-        </w:rPr>
-        <w:t xml:space="preserve">Qué quedó pendiente y por qué.</w:t>
+        <w:t xml:space="preserve">Los pedidos de demo en Supabase (R9) y la accesibilidad (H1):</w:t>
+      </w:r>
+      <w:r>
+        <w:t xml:space="preserve"> son cambios del código de la tesis, y el TP no la modifica.</w:t>
       </w:r>
     </w:p>
     <w:p>
@@ -10120,30 +9635,10 @@
           <w:b/>
           <w:bCs/>
         </w:rPr>
-        <w:t xml:space="preserve">Los pedidos de demo en Supabase (R9) y la accesibilidad (H1):</w:t>
-      </w:r>
-      <w:r>
-        <w:t xml:space="preserve"> son cambios del código de la tesis, y el TP no la modifica.</w:t>
-      </w:r>
-    </w:p>
-    <w:p>
-      <w:pPr>
-        <w:pStyle w:val="ListParagraph"/>
-        <w:numPr>
-          <w:ilvl w:val="0"/>
-          <w:numId w:val="2"/>
-        </w:numPr>
-        <w:spacing w:after="60"/>
-      </w:pPr>
-      <w:r>
-        <w:rPr>
-          <w:b/>
-          <w:bCs/>
-        </w:rPr>
-        <w:t xml:space="preserve">La cuenta de administrador en QA:</w:t>
-      </w:r>
-      <w:r>
-        <w:t xml:space="preserve"> requiere crear un usuario en la base de QA y cargarlo en los secrets.</w:t>
+        <w:t xml:space="preserve">El E2E del administrador en QA:</w:t>
+      </w:r>
+      <w:r>
+        <w:t xml:space="preserve"> queda fuera del alcance a propósito: el E2E cubre el rol de empleado. El recorrido del administrador se probó localmente y con las pruebas de componentes.</w:t>
       </w:r>
     </w:p>
     <w:p>
@@ -11583,6 +11078,139 @@
     <w:basedOn w:val="Normal"/>
     <w:qFormat/>
   </w:style>
+  <w:style w:type="paragraph" w:styleId="Caption">
+    <w:name w:val="caption"/>
+    <w:basedOn w:val="Normal"/>
+    <w:next w:val="Normal"/>
+    <w:uiPriority w:val="35"/>
+    <w:semiHidden/>
+    <w:unhideWhenUsed/>
+    <w:qFormat/>
+    <w:pPr>
+      <w:spacing w:after="200"/>
+    </w:pPr>
+    <w:rPr>
+      <w:i/>
+      <w:iCs/>
+      <w:color w:val="44546A" w:themeColor="dark2"/>
+      <w:sz w:val="18"/>
+      <w:szCs w:val="18"/>
+    </w:rPr>
+  </w:style>
+  <w:style w:type="paragraph" w:styleId="Bibliography">
+    <w:name w:val="Bibliography"/>
+    <w:basedOn w:val="Normal"/>
+    <w:next w:val="Normal"/>
+    <w:uiPriority w:val="37"/>
+    <w:unhideWhenUsed/>
+  </w:style>
+  <w:style w:type="paragraph" w:styleId="TOC1">
+    <w:name w:val="toc 1"/>
+    <w:basedOn w:val="Normal"/>
+    <w:next w:val="Normal"/>
+    <w:uiPriority w:val="39"/>
+    <w:semiHidden/>
+    <w:unhideWhenUsed/>
+    <w:pPr>
+      <w:spacing w:after="100"/>
+    </w:pPr>
+  </w:style>
+  <w:style w:type="paragraph" w:styleId="TOC2">
+    <w:name w:val="toc 2"/>
+    <w:basedOn w:val="Normal"/>
+    <w:next w:val="Normal"/>
+    <w:uiPriority w:val="39"/>
+    <w:semiHidden/>
+    <w:unhideWhenUsed/>
+    <w:pPr>
+      <w:spacing w:after="100"/>
+      <w:ind w:left="210"/>
+    </w:pPr>
+  </w:style>
+  <w:style w:type="paragraph" w:styleId="TOC3">
+    <w:name w:val="toc 3"/>
+    <w:basedOn w:val="Normal"/>
+    <w:next w:val="Normal"/>
+    <w:uiPriority w:val="39"/>
+    <w:semiHidden/>
+    <w:unhideWhenUsed/>
+    <w:pPr>
+      <w:spacing w:after="100"/>
+      <w:ind w:left="420"/>
+    </w:pPr>
+  </w:style>
+  <w:style w:type="paragraph" w:styleId="TOC4">
+    <w:name w:val="toc 4"/>
+    <w:basedOn w:val="Normal"/>
+    <w:next w:val="Normal"/>
+    <w:uiPriority w:val="39"/>
+    <w:semiHidden/>
+    <w:unhideWhenUsed/>
+    <w:pPr>
+      <w:spacing w:after="100"/>
+      <w:ind w:left="630"/>
+    </w:pPr>
+  </w:style>
+  <w:style w:type="paragraph" w:styleId="TOC5">
+    <w:name w:val="toc 5"/>
+    <w:basedOn w:val="Normal"/>
+    <w:next w:val="Normal"/>
+    <w:uiPriority w:val="39"/>
+    <w:semiHidden/>
+    <w:unhideWhenUsed/>
+    <w:pPr>
+      <w:spacing w:after="100"/>
+      <w:ind w:left="840"/>
+    </w:pPr>
+  </w:style>
+  <w:style w:type="paragraph" w:styleId="TOC6">
+    <w:name w:val="toc 6"/>
+    <w:basedOn w:val="Normal"/>
+    <w:next w:val="Normal"/>
+    <w:uiPriority w:val="39"/>
+    <w:semiHidden/>
+    <w:unhideWhenUsed/>
+    <w:pPr>
+      <w:spacing w:after="100"/>
+      <w:ind w:left="1050"/>
+    </w:pPr>
+  </w:style>
+  <w:style w:type="paragraph" w:styleId="TOC7">
+    <w:name w:val="toc 7"/>
+    <w:basedOn w:val="Normal"/>
+    <w:next w:val="Normal"/>
+    <w:uiPriority w:val="39"/>
+    <w:semiHidden/>
+    <w:unhideWhenUsed/>
+    <w:pPr>
+      <w:spacing w:after="100"/>
+      <w:ind w:left="1260"/>
+    </w:pPr>
+  </w:style>
+  <w:style w:type="paragraph" w:styleId="TOC8">
+    <w:name w:val="toc 8"/>
+    <w:basedOn w:val="Normal"/>
+    <w:next w:val="Normal"/>
+    <w:uiPriority w:val="39"/>
+    <w:semiHidden/>
+    <w:unhideWhenUsed/>
+    <w:pPr>
+      <w:spacing w:after="100"/>
+      <w:ind w:left="1470"/>
+    </w:pPr>
+  </w:style>
+  <w:style w:type="paragraph" w:styleId="TOC9">
+    <w:name w:val="toc 9"/>
+    <w:basedOn w:val="Normal"/>
+    <w:next w:val="Normal"/>
+    <w:uiPriority w:val="39"/>
+    <w:semiHidden/>
+    <w:unhideWhenUsed/>
+    <w:pPr>
+      <w:spacing w:after="100"/>
+      <w:ind w:left="1680"/>
+    </w:pPr>
+  </w:style>
   <w:style w:type="character" w:styleId="Hyperlink">
     <w:name w:val="Hyperlink"/>
     <w:basedOn w:val="DefaultParagraphFont"/>
@@ -11666,6 +11294,13 @@
       <w:sz w:val="20"/>
       <w:szCs w:val="20"/>
     </w:rPr>
+  </w:style>
+  <w:style w:type="character" w:styleId="LineNumber">
+    <w:name w:val="line number"/>
+    <w:basedOn w:val="DefaultParagraphFont"/>
+    <w:uiPriority w:val="99"/>
+    <w:semiHidden/>
+    <w:unhideWhenUsed/>
   </w:style>
   <w:style w:type="paragraph" w:styleId="Heading1">
     <w:name w:val="Heading 1"/>

--- a/Proyecto Calidad/informe/informe.docx
+++ b/Proyecto Calidad/informe/informe.docx
@@ -1284,215 +1284,15 @@
     <w:p>
       <w:pPr>
         <w:keepNext/>
-        <w:keepLines/>
-        <w:pBdr>
-          <w:top w:val="dashed" w:color="2B4C7E" w:sz="12" w:space="6"/>
-          <w:left w:val="dashed" w:color="2B4C7E" w:sz="12" w:space="6"/>
-          <w:bottom w:val="dashed" w:color="2B4C7E" w:sz="12" w:space="6"/>
-          <w:right w:val="dashed" w:color="2B4C7E" w:sz="12" w:space="6"/>
-        </w:pBdr>
-        <w:shd w:fill="F3F6FB" w:color="auto" w:val="clear"/>
-        <w:spacing w:after="0" w:before="200"/>
-        <w:jc w:val="center"/>
-      </w:pPr>
-      <w:r>
-        <w:rPr>
-          <w:b/>
-          <w:bCs/>
-          <w:color w:val="2B4C7E"/>
-          <w:sz w:val="22"/>
-          <w:szCs w:val="22"/>
-        </w:rPr>
-        <w:t xml:space="preserve">PEGAR AQUÍ LA CAPTURA 01</w:t>
-      </w:r>
-    </w:p>
-    <w:p>
-      <w:pPr>
-        <w:keepNext/>
-        <w:keepLines/>
-        <w:pBdr>
-          <w:top w:val="dashed" w:color="2B4C7E" w:sz="12" w:space="6"/>
-          <w:left w:val="dashed" w:color="2B4C7E" w:sz="12" w:space="6"/>
-          <w:bottom w:val="dashed" w:color="2B4C7E" w:sz="12" w:space="6"/>
-          <w:right w:val="dashed" w:color="2B4C7E" w:sz="12" w:space="6"/>
-        </w:pBdr>
-        <w:shd w:fill="F3F6FB" w:color="auto" w:val="clear"/>
-        <w:spacing w:after="0" w:before="0"/>
-        <w:jc w:val="center"/>
-      </w:pPr>
-      <w:r>
-        <w:rPr>
-          <w:sz w:val="20"/>
-          <w:szCs w:val="20"/>
-        </w:rPr>
-        <w:t xml:space="preserve">Pipeline completo en verde: el gráfico de jobs, de build-test a deploy a producción</w:t>
-      </w:r>
-    </w:p>
-    <w:p>
-      <w:pPr>
-        <w:keepNext/>
-        <w:keepLines/>
-        <w:pBdr>
-          <w:top w:val="dashed" w:color="2B4C7E" w:sz="12" w:space="6"/>
-          <w:left w:val="dashed" w:color="2B4C7E" w:sz="12" w:space="6"/>
-          <w:bottom w:val="dashed" w:color="2B4C7E" w:sz="12" w:space="6"/>
-          <w:right w:val="dashed" w:color="2B4C7E" w:sz="12" w:space="6"/>
-        </w:pBdr>
-        <w:shd w:fill="F3F6FB" w:color="auto" w:val="clear"/>
-        <w:spacing w:after="0" w:before="0"/>
-        <w:jc w:val="center"/>
-      </w:pPr>
-      <w:r>
-        <w:rPr>
-          <w:b/>
-          <w:bCs/>
-          <w:color w:val="555555"/>
-          <w:sz w:val="18"/>
-          <w:szCs w:val="18"/>
-        </w:rPr>
-        <w:t xml:space="preserve">De dónde: </w:t>
-      </w:r>
-      <w:r>
-        <w:rPr>
-          <w:color w:val="555555"/>
-          <w:sz w:val="18"/>
-          <w:szCs w:val="18"/>
-        </w:rPr>
-        <w:t xml:space="preserve">GitHub → Actions → ejecución 39657822881 → pantalla Summary</w:t>
-      </w:r>
-    </w:p>
-    <w:p>
-      <w:pPr>
-        <w:keepNext/>
-        <w:keepLines/>
-        <w:pBdr>
-          <w:top w:val="dashed" w:color="2B4C7E" w:sz="12" w:space="6"/>
-          <w:left w:val="dashed" w:color="2B4C7E" w:sz="12" w:space="6"/>
-          <w:bottom w:val="dashed" w:color="2B4C7E" w:sz="12" w:space="6"/>
-          <w:right w:val="dashed" w:color="2B4C7E" w:sz="12" w:space="6"/>
-        </w:pBdr>
-        <w:shd w:fill="F3F6FB" w:color="auto" w:val="clear"/>
-        <w:spacing w:after="0" w:before="0"/>
-        <w:jc w:val="center"/>
-      </w:pPr>
-      <w:r>
-        <w:rPr>
-          <w:sz w:val="40"/>
-          <w:szCs w:val="40"/>
-        </w:rPr>
-        <w:t xml:space="preserve"> </w:t>
-      </w:r>
-    </w:p>
-    <w:p>
-      <w:pPr>
-        <w:keepNext/>
-        <w:keepLines/>
-        <w:pBdr>
-          <w:top w:val="dashed" w:color="2B4C7E" w:sz="12" w:space="6"/>
-          <w:left w:val="dashed" w:color="2B4C7E" w:sz="12" w:space="6"/>
-          <w:bottom w:val="dashed" w:color="2B4C7E" w:sz="12" w:space="6"/>
-          <w:right w:val="dashed" w:color="2B4C7E" w:sz="12" w:space="6"/>
-        </w:pBdr>
-        <w:shd w:fill="F3F6FB" w:color="auto" w:val="clear"/>
-        <w:spacing w:after="0" w:before="0"/>
-        <w:jc w:val="center"/>
-      </w:pPr>
-      <w:r>
-        <w:rPr>
-          <w:sz w:val="40"/>
-          <w:szCs w:val="40"/>
-        </w:rPr>
-        <w:t xml:space="preserve"> </w:t>
-      </w:r>
-    </w:p>
-    <w:p>
-      <w:pPr>
-        <w:spacing w:after="200" w:before="60"/>
-        <w:jc w:val="center"/>
-      </w:pPr>
-      <w:r>
-        <w:rPr>
-          <w:i/>
-          <w:iCs/>
-          <w:color w:val="555555"/>
-          <w:sz w:val="18"/>
-          <w:szCs w:val="18"/>
-        </w:rPr>
-        <w:t xml:space="preserve">Figura 01. Pipeline completo en verde: el gráfico de jobs, de build-test a deploy a producción</w:t>
-      </w:r>
-    </w:p>
-    <w:p>
-      <w:pPr>
-        <w:pStyle w:val="ListParagraph"/>
-        <w:numPr>
-          <w:ilvl w:val="0"/>
-          <w:numId w:val="2"/>
-        </w:numPr>
-        <w:spacing w:after="60"/>
-      </w:pPr>
-      <w:r>
-        <w:rPr>
-          <w:b/>
-          <w:bCs/>
-        </w:rPr>
-        <w:t xml:space="preserve">Ejecución completa en verde:</w:t>
-      </w:r>
-      <w:r>
-        <w:t xml:space="preserve"> github.com/pauliiortizz/OptiFull/actions/runs/39657822881</w:t>
-      </w:r>
-    </w:p>
-    <w:p>
-      <w:pPr>
-        <w:pStyle w:val="ListParagraph"/>
-        <w:numPr>
-          <w:ilvl w:val="0"/>
-          <w:numId w:val="2"/>
-        </w:numPr>
-        <w:spacing w:after="60"/>
-      </w:pPr>
-      <w:r>
-        <w:rPr>
-          <w:b/>
-          <w:bCs/>
-        </w:rPr>
-        <w:t xml:space="preserve">Ejecución fallida que detectó un problema real:</w:t>
-      </w:r>
-      <w:r>
-        <w:t xml:space="preserve"> …/runs/39643083288. El stress de 40 usuarios dio un p95 de 7,6 s: la API abría una conexión nueva a Supabase en cada pedido.</w:t>
-      </w:r>
-    </w:p>
-    <w:p>
-      <w:pPr>
-        <w:pStyle w:val="ListParagraph"/>
-        <w:numPr>
-          <w:ilvl w:val="0"/>
-          <w:numId w:val="2"/>
-        </w:numPr>
-        <w:spacing w:after="60"/>
-      </w:pPr>
-      <w:r>
-        <w:rPr>
-          <w:b/>
-          <w:bCs/>
-        </w:rPr>
-        <w:t xml:space="preserve">Otra:</w:t>
-      </w:r>
-      <w:r>
-        <w:t xml:space="preserve"> …/runs/39495492793. El quality gate frenó código nuevo del panel que había llegado sin tests (73 % de cobertura sobre código nuevo).</w:t>
-      </w:r>
-    </w:p>
-    <w:p>
-      <w:pPr>
-        <w:keepNext/>
         <w:spacing w:after="60" w:before="120"/>
         <w:jc w:val="center"/>
       </w:pPr>
       <w:r>
         <w:drawing>
           <wp:inline distT="0" distB="0" distL="0" distR="0">
-            <wp:extent cx="5715000" cy="3600450"/>
+            <wp:extent cx="2257425" cy="3362325"/>
             <wp:effectExtent t="0" r="0" b="0" l="0"/>
-            <wp:docPr id="1" name="captura-CAPTURA 02" descr="Pipeline en rojo por el stress: tabla de umbrales con p95 7600 ❌" title="Captura CAPTURA 02"/>
+            <wp:docPr id="1" name="captura-CAPTURA 01" descr="Pipeline completo en verde: el gráfico de jobs, de build-test a deploy a producción" title="Captura CAPTURA 01"/>
             <wp:cNvGraphicFramePr>
               <a:graphicFrameLocks xmlns:a="http://schemas.openxmlformats.org/drawingml/2006/main" noChangeAspect="1"/>
             </wp:cNvGraphicFramePr>
@@ -1515,7 +1315,7 @@
                   <pic:spPr bwMode="auto">
                     <a:xfrm>
                       <a:off x="0" y="0"/>
-                      <a:ext cx="5715000" cy="3600450"/>
+                      <a:ext cx="2257425" cy="3362325"/>
                     </a:xfrm>
                     <a:prstGeom prst="rect">
                       <a:avLst/>
@@ -1541,1264 +1341,67 @@
           <w:sz w:val="18"/>
           <w:szCs w:val="18"/>
         </w:rPr>
-        <w:t xml:space="preserve">Figura 02. Pipeline en rojo por el stress: tabla de umbrales con p95 7600 ❌</w:t>
-      </w:r>
-    </w:p>
-    <w:p>
-      <w:pPr>
-        <w:pStyle w:val="Heading1"/>
-      </w:pPr>
-      <w:r>
-        <w:t xml:space="preserve">3. Evolución de las métricas</w:t>
-      </w:r>
-    </w:p>
-    <w:p>
-      <w:pPr>
-        <w:spacing w:after="120"/>
-      </w:pPr>
-      <w:r>
-        <w:t xml:space="preserve">La línea base es el commit ef77d4e (20/10/2026), cuando se incorporaron el análisis estático y el quality gate, antes de escribir los tests.</w:t>
-      </w:r>
-    </w:p>
-    <w:tbl>
-      <w:tblPr>
-        <w:tblW w:type="dxa" w:w="9638"/>
-        <w:tblBorders>
-          <w:top w:val="single" w:color="auto" w:sz="4"/>
-          <w:left w:val="single" w:color="auto" w:sz="4"/>
-          <w:bottom w:val="single" w:color="auto" w:sz="4"/>
-          <w:right w:val="single" w:color="auto" w:sz="4"/>
-          <w:insideH w:val="single" w:color="auto" w:sz="4"/>
-          <w:insideV w:val="single" w:color="auto" w:sz="4"/>
-        </w:tblBorders>
-      </w:tblPr>
-      <w:tblGrid>
-        <w:gridCol w:w="4173"/>
-        <w:gridCol w:w="1888"/>
-        <w:gridCol w:w="3577"/>
-      </w:tblGrid>
-      <w:tr>
-        <w:trPr>
-          <w:cantSplit/>
-          <w:tblHeader/>
-        </w:trPr>
-        <w:tc>
-          <w:tcPr>
-            <w:tcW w:type="dxa" w:w="4173"/>
-            <w:tcBorders>
-              <w:top w:val="single" w:color="B9C4D4" w:sz="4"/>
-              <w:left w:val="single" w:color="B9C4D4" w:sz="4"/>
-              <w:bottom w:val="single" w:color="B9C4D4" w:sz="4"/>
-              <w:right w:val="single" w:color="B9C4D4" w:sz="4"/>
-            </w:tcBorders>
-            <w:shd w:fill="E8EEF7" w:color="auto" w:val="clear"/>
-            <w:tcMar>
-              <w:top w:type="dxa" w:w="50"/>
-              <w:left w:type="dxa" w:w="90"/>
-              <w:bottom w:type="dxa" w:w="50"/>
-              <w:right w:type="dxa" w:w="90"/>
-            </w:tcMar>
-          </w:tcPr>
-          <w:p>
-            <w:pPr>
-              <w:spacing w:after="0"/>
-            </w:pPr>
-            <w:r>
-              <w:rPr>
-                <w:b/>
-                <w:bCs/>
-                <w:sz w:val="18"/>
-                <w:szCs w:val="18"/>
-              </w:rPr>
-              <w:t xml:space="preserve">Medida (módulo web)</w:t>
-            </w:r>
-          </w:p>
-        </w:tc>
-        <w:tc>
-          <w:tcPr>
-            <w:tcW w:type="dxa" w:w="1888"/>
-            <w:tcBorders>
-              <w:top w:val="single" w:color="B9C4D4" w:sz="4"/>
-              <w:left w:val="single" w:color="B9C4D4" w:sz="4"/>
-              <w:bottom w:val="single" w:color="B9C4D4" w:sz="4"/>
-              <w:right w:val="single" w:color="B9C4D4" w:sz="4"/>
-            </w:tcBorders>
-            <w:shd w:fill="E8EEF7" w:color="auto" w:val="clear"/>
-            <w:tcMar>
-              <w:top w:type="dxa" w:w="50"/>
-              <w:left w:type="dxa" w:w="90"/>
-              <w:bottom w:type="dxa" w:w="50"/>
-              <w:right w:type="dxa" w:w="90"/>
-            </w:tcMar>
-          </w:tcPr>
-          <w:p>
-            <w:pPr>
-              <w:spacing w:after="0"/>
-            </w:pPr>
-            <w:r>
-              <w:rPr>
-                <w:b/>
-                <w:bCs/>
-                <w:sz w:val="18"/>
-                <w:szCs w:val="18"/>
-              </w:rPr>
-              <w:t xml:space="preserve">Línea base</w:t>
-            </w:r>
-          </w:p>
-        </w:tc>
-        <w:tc>
-          <w:tcPr>
-            <w:tcW w:type="dxa" w:w="3577"/>
-            <w:tcBorders>
-              <w:top w:val="single" w:color="B9C4D4" w:sz="4"/>
-              <w:left w:val="single" w:color="B9C4D4" w:sz="4"/>
-              <w:bottom w:val="single" w:color="B9C4D4" w:sz="4"/>
-              <w:right w:val="single" w:color="B9C4D4" w:sz="4"/>
-            </w:tcBorders>
-            <w:shd w:fill="E8EEF7" w:color="auto" w:val="clear"/>
-            <w:tcMar>
-              <w:top w:type="dxa" w:w="50"/>
-              <w:left w:type="dxa" w:w="90"/>
-              <w:bottom w:type="dxa" w:w="50"/>
-              <w:right w:type="dxa" w:w="90"/>
-            </w:tcMar>
-          </w:tcPr>
-          <w:p>
-            <w:pPr>
-              <w:spacing w:after="0"/>
-            </w:pPr>
-            <w:r>
-              <w:rPr>
-                <w:b/>
-                <w:bCs/>
-                <w:sz w:val="18"/>
-                <w:szCs w:val="18"/>
-              </w:rPr>
-              <w:t xml:space="preserve">Final (21/10)</w:t>
-            </w:r>
-          </w:p>
-        </w:tc>
-      </w:tr>
-      <w:tr>
-        <w:trPr>
-          <w:cantSplit/>
-          <w:tblHeader w:val="off"/>
-        </w:trPr>
-        <w:tc>
-          <w:tcPr>
-            <w:tcW w:type="dxa" w:w="4173"/>
-            <w:tcBorders>
-              <w:top w:val="single" w:color="B9C4D4" w:sz="4"/>
-              <w:left w:val="single" w:color="B9C4D4" w:sz="4"/>
-              <w:bottom w:val="single" w:color="B9C4D4" w:sz="4"/>
-              <w:right w:val="single" w:color="B9C4D4" w:sz="4"/>
-            </w:tcBorders>
-            <w:tcMar>
-              <w:top w:type="dxa" w:w="50"/>
-              <w:left w:type="dxa" w:w="90"/>
-              <w:bottom w:type="dxa" w:w="50"/>
-              <w:right w:type="dxa" w:w="90"/>
-            </w:tcMar>
-          </w:tcPr>
-          <w:p>
-            <w:pPr>
-              <w:spacing w:after="0"/>
-            </w:pPr>
-            <w:r>
-              <w:rPr>
-                <w:b w:val="false"/>
-                <w:bCs w:val="false"/>
-                <w:sz w:val="18"/>
-                <w:szCs w:val="18"/>
-              </w:rPr>
-              <w:t xml:space="preserve">Pruebas de la API</w:t>
-            </w:r>
-          </w:p>
-        </w:tc>
-        <w:tc>
-          <w:tcPr>
-            <w:tcW w:type="dxa" w:w="1888"/>
-            <w:tcBorders>
-              <w:top w:val="single" w:color="B9C4D4" w:sz="4"/>
-              <w:left w:val="single" w:color="B9C4D4" w:sz="4"/>
-              <w:bottom w:val="single" w:color="B9C4D4" w:sz="4"/>
-              <w:right w:val="single" w:color="B9C4D4" w:sz="4"/>
-            </w:tcBorders>
-            <w:tcMar>
-              <w:top w:type="dxa" w:w="50"/>
-              <w:left w:type="dxa" w:w="90"/>
-              <w:bottom w:type="dxa" w:w="50"/>
-              <w:right w:type="dxa" w:w="90"/>
-            </w:tcMar>
-          </w:tcPr>
-          <w:p>
-            <w:pPr>
-              <w:spacing w:after="0"/>
-            </w:pPr>
-            <w:r>
-              <w:rPr>
-                <w:b w:val="false"/>
-                <w:bCs w:val="false"/>
-                <w:sz w:val="18"/>
-                <w:szCs w:val="18"/>
-              </w:rPr>
-              <w:t xml:space="preserve">casi ninguna</w:t>
-            </w:r>
-          </w:p>
-        </w:tc>
-        <w:tc>
-          <w:tcPr>
-            <w:tcW w:type="dxa" w:w="3577"/>
-            <w:tcBorders>
-              <w:top w:val="single" w:color="B9C4D4" w:sz="4"/>
-              <w:left w:val="single" w:color="B9C4D4" w:sz="4"/>
-              <w:bottom w:val="single" w:color="B9C4D4" w:sz="4"/>
-              <w:right w:val="single" w:color="B9C4D4" w:sz="4"/>
-            </w:tcBorders>
-            <w:tcMar>
-              <w:top w:type="dxa" w:w="50"/>
-              <w:left w:type="dxa" w:w="90"/>
-              <w:bottom w:type="dxa" w:w="50"/>
-              <w:right w:type="dxa" w:w="90"/>
-            </w:tcMar>
-          </w:tcPr>
-          <w:p>
-            <w:pPr>
-              <w:spacing w:after="0"/>
-            </w:pPr>
-            <w:r>
-              <w:rPr>
-                <w:b w:val="false"/>
-                <w:bCs w:val="false"/>
-                <w:sz w:val="18"/>
-                <w:szCs w:val="18"/>
-              </w:rPr>
-              <w:t xml:space="preserve">435</w:t>
-            </w:r>
-          </w:p>
-        </w:tc>
-      </w:tr>
-      <w:tr>
-        <w:trPr>
-          <w:cantSplit/>
-          <w:tblHeader w:val="off"/>
-        </w:trPr>
-        <w:tc>
-          <w:tcPr>
-            <w:tcW w:type="dxa" w:w="4173"/>
-            <w:tcBorders>
-              <w:top w:val="single" w:color="B9C4D4" w:sz="4"/>
-              <w:left w:val="single" w:color="B9C4D4" w:sz="4"/>
-              <w:bottom w:val="single" w:color="B9C4D4" w:sz="4"/>
-              <w:right w:val="single" w:color="B9C4D4" w:sz="4"/>
-            </w:tcBorders>
-            <w:tcMar>
-              <w:top w:type="dxa" w:w="50"/>
-              <w:left w:type="dxa" w:w="90"/>
-              <w:bottom w:type="dxa" w:w="50"/>
-              <w:right w:type="dxa" w:w="90"/>
-            </w:tcMar>
-          </w:tcPr>
-          <w:p>
-            <w:pPr>
-              <w:spacing w:after="0"/>
-            </w:pPr>
-            <w:r>
-              <w:rPr>
-                <w:b w:val="false"/>
-                <w:bCs w:val="false"/>
-                <w:sz w:val="18"/>
-                <w:szCs w:val="18"/>
-              </w:rPr>
-              <w:t xml:space="preserve">Pruebas del panel</w:t>
-            </w:r>
-          </w:p>
-        </w:tc>
-        <w:tc>
-          <w:tcPr>
-            <w:tcW w:type="dxa" w:w="1888"/>
-            <w:tcBorders>
-              <w:top w:val="single" w:color="B9C4D4" w:sz="4"/>
-              <w:left w:val="single" w:color="B9C4D4" w:sz="4"/>
-              <w:bottom w:val="single" w:color="B9C4D4" w:sz="4"/>
-              <w:right w:val="single" w:color="B9C4D4" w:sz="4"/>
-            </w:tcBorders>
-            <w:tcMar>
-              <w:top w:type="dxa" w:w="50"/>
-              <w:left w:type="dxa" w:w="90"/>
-              <w:bottom w:type="dxa" w:w="50"/>
-              <w:right w:type="dxa" w:w="90"/>
-            </w:tcMar>
-          </w:tcPr>
-          <w:p>
-            <w:pPr>
-              <w:spacing w:after="0"/>
-            </w:pPr>
-            <w:r>
-              <w:rPr>
-                <w:b w:val="false"/>
-                <w:bCs w:val="false"/>
-                <w:sz w:val="18"/>
-                <w:szCs w:val="18"/>
-              </w:rPr>
-              <w:t xml:space="preserve">7 (un solo archivo)</w:t>
-            </w:r>
-          </w:p>
-        </w:tc>
-        <w:tc>
-          <w:tcPr>
-            <w:tcW w:type="dxa" w:w="3577"/>
-            <w:tcBorders>
-              <w:top w:val="single" w:color="B9C4D4" w:sz="4"/>
-              <w:left w:val="single" w:color="B9C4D4" w:sz="4"/>
-              <w:bottom w:val="single" w:color="B9C4D4" w:sz="4"/>
-              <w:right w:val="single" w:color="B9C4D4" w:sz="4"/>
-            </w:tcBorders>
-            <w:tcMar>
-              <w:top w:type="dxa" w:w="50"/>
-              <w:left w:type="dxa" w:w="90"/>
-              <w:bottom w:type="dxa" w:w="50"/>
-              <w:right w:type="dxa" w:w="90"/>
-            </w:tcMar>
-          </w:tcPr>
-          <w:p>
-            <w:pPr>
-              <w:spacing w:after="0"/>
-            </w:pPr>
-            <w:r>
-              <w:rPr>
-                <w:b w:val="false"/>
-                <w:bCs w:val="false"/>
-                <w:sz w:val="18"/>
-                <w:szCs w:val="18"/>
-              </w:rPr>
-              <w:t xml:space="preserve">382</w:t>
-            </w:r>
-          </w:p>
-        </w:tc>
-      </w:tr>
-      <w:tr>
-        <w:trPr>
-          <w:cantSplit/>
-          <w:tblHeader w:val="off"/>
-        </w:trPr>
-        <w:tc>
-          <w:tcPr>
-            <w:tcW w:type="dxa" w:w="4173"/>
-            <w:tcBorders>
-              <w:top w:val="single" w:color="B9C4D4" w:sz="4"/>
-              <w:left w:val="single" w:color="B9C4D4" w:sz="4"/>
-              <w:bottom w:val="single" w:color="B9C4D4" w:sz="4"/>
-              <w:right w:val="single" w:color="B9C4D4" w:sz="4"/>
-            </w:tcBorders>
-            <w:tcMar>
-              <w:top w:type="dxa" w:w="50"/>
-              <w:left w:type="dxa" w:w="90"/>
-              <w:bottom w:type="dxa" w:w="50"/>
-              <w:right w:type="dxa" w:w="90"/>
-            </w:tcMar>
-          </w:tcPr>
-          <w:p>
-            <w:pPr>
-              <w:spacing w:after="0"/>
-            </w:pPr>
-            <w:r>
-              <w:rPr>
-                <w:b w:val="false"/>
-                <w:bCs w:val="false"/>
-                <w:sz w:val="18"/>
-                <w:szCs w:val="18"/>
-              </w:rPr>
-              <w:t xml:space="preserve">Cobertura de la API (sentencia + decisión)</w:t>
-            </w:r>
-          </w:p>
-        </w:tc>
-        <w:tc>
-          <w:tcPr>
-            <w:tcW w:type="dxa" w:w="1888"/>
-            <w:tcBorders>
-              <w:top w:val="single" w:color="B9C4D4" w:sz="4"/>
-              <w:left w:val="single" w:color="B9C4D4" w:sz="4"/>
-              <w:bottom w:val="single" w:color="B9C4D4" w:sz="4"/>
-              <w:right w:val="single" w:color="B9C4D4" w:sz="4"/>
-            </w:tcBorders>
-            <w:tcMar>
-              <w:top w:type="dxa" w:w="50"/>
-              <w:left w:type="dxa" w:w="90"/>
-              <w:bottom w:type="dxa" w:w="50"/>
-              <w:right w:type="dxa" w:w="90"/>
-            </w:tcMar>
-          </w:tcPr>
-          <w:p>
-            <w:pPr>
-              <w:spacing w:after="0"/>
-            </w:pPr>
-            <w:r>
-              <w:rPr>
-                <w:b w:val="false"/>
-                <w:bCs w:val="false"/>
-                <w:sz w:val="18"/>
-                <w:szCs w:val="18"/>
-              </w:rPr>
-              <w:t xml:space="preserve">26 %</w:t>
-            </w:r>
-          </w:p>
-        </w:tc>
-        <w:tc>
-          <w:tcPr>
-            <w:tcW w:type="dxa" w:w="3577"/>
-            <w:tcBorders>
-              <w:top w:val="single" w:color="B9C4D4" w:sz="4"/>
-              <w:left w:val="single" w:color="B9C4D4" w:sz="4"/>
-              <w:bottom w:val="single" w:color="B9C4D4" w:sz="4"/>
-              <w:right w:val="single" w:color="B9C4D4" w:sz="4"/>
-            </w:tcBorders>
-            <w:tcMar>
-              <w:top w:type="dxa" w:w="50"/>
-              <w:left w:type="dxa" w:w="90"/>
-              <w:bottom w:type="dxa" w:w="50"/>
-              <w:right w:type="dxa" w:w="90"/>
-            </w:tcMar>
-          </w:tcPr>
-          <w:p>
-            <w:pPr>
-              <w:spacing w:after="0"/>
-            </w:pPr>
-            <w:r>
-              <w:rPr>
-                <w:b w:val="false"/>
-                <w:bCs w:val="false"/>
-                <w:sz w:val="18"/>
-                <w:szCs w:val="18"/>
-              </w:rPr>
-              <w:t xml:space="preserve">98,0 %</w:t>
-            </w:r>
-          </w:p>
-        </w:tc>
-      </w:tr>
-      <w:tr>
-        <w:trPr>
-          <w:cantSplit/>
-          <w:tblHeader w:val="off"/>
-        </w:trPr>
-        <w:tc>
-          <w:tcPr>
-            <w:tcW w:type="dxa" w:w="4173"/>
-            <w:tcBorders>
-              <w:top w:val="single" w:color="B9C4D4" w:sz="4"/>
-              <w:left w:val="single" w:color="B9C4D4" w:sz="4"/>
-              <w:bottom w:val="single" w:color="B9C4D4" w:sz="4"/>
-              <w:right w:val="single" w:color="B9C4D4" w:sz="4"/>
-            </w:tcBorders>
-            <w:tcMar>
-              <w:top w:type="dxa" w:w="50"/>
-              <w:left w:type="dxa" w:w="90"/>
-              <w:bottom w:type="dxa" w:w="50"/>
-              <w:right w:type="dxa" w:w="90"/>
-            </w:tcMar>
-          </w:tcPr>
-          <w:p>
-            <w:pPr>
-              <w:spacing w:after="0"/>
-            </w:pPr>
-            <w:r>
-              <w:rPr>
-                <w:b w:val="false"/>
-                <w:bCs w:val="false"/>
-                <w:sz w:val="18"/>
-                <w:szCs w:val="18"/>
-              </w:rPr>
-              <w:t xml:space="preserve">Cobertura del módulo en SonarQube Cloud</w:t>
-            </w:r>
-          </w:p>
-        </w:tc>
-        <w:tc>
-          <w:tcPr>
-            <w:tcW w:type="dxa" w:w="1888"/>
-            <w:tcBorders>
-              <w:top w:val="single" w:color="B9C4D4" w:sz="4"/>
-              <w:left w:val="single" w:color="B9C4D4" w:sz="4"/>
-              <w:bottom w:val="single" w:color="B9C4D4" w:sz="4"/>
-              <w:right w:val="single" w:color="B9C4D4" w:sz="4"/>
-            </w:tcBorders>
-            <w:tcMar>
-              <w:top w:type="dxa" w:w="50"/>
-              <w:left w:type="dxa" w:w="90"/>
-              <w:bottom w:type="dxa" w:w="50"/>
-              <w:right w:type="dxa" w:w="90"/>
-            </w:tcMar>
-          </w:tcPr>
-          <w:p>
-            <w:pPr>
-              <w:spacing w:after="0"/>
-            </w:pPr>
-            <w:r>
-              <w:rPr>
-                <w:b w:val="false"/>
-                <w:bCs w:val="false"/>
-                <w:sz w:val="18"/>
-                <w:szCs w:val="18"/>
-              </w:rPr>
-              <w:t xml:space="preserve">—</w:t>
-            </w:r>
-          </w:p>
-        </w:tc>
-        <w:tc>
-          <w:tcPr>
-            <w:tcW w:type="dxa" w:w="3577"/>
-            <w:tcBorders>
-              <w:top w:val="single" w:color="B9C4D4" w:sz="4"/>
-              <w:left w:val="single" w:color="B9C4D4" w:sz="4"/>
-              <w:bottom w:val="single" w:color="B9C4D4" w:sz="4"/>
-              <w:right w:val="single" w:color="B9C4D4" w:sz="4"/>
-            </w:tcBorders>
-            <w:tcMar>
-              <w:top w:type="dxa" w:w="50"/>
-              <w:left w:type="dxa" w:w="90"/>
-              <w:bottom w:type="dxa" w:w="50"/>
-              <w:right w:type="dxa" w:w="90"/>
-            </w:tcMar>
-          </w:tcPr>
-          <w:p>
-            <w:pPr>
-              <w:spacing w:after="0"/>
-            </w:pPr>
-            <w:r>
-              <w:rPr>
-                <w:b w:val="false"/>
-                <w:bCs w:val="false"/>
-                <w:sz w:val="18"/>
-                <w:szCs w:val="18"/>
-              </w:rPr>
-              <w:t xml:space="preserve">94,5 % (líneas 96,8 %, ramas 90,2 %)</w:t>
-            </w:r>
-          </w:p>
-        </w:tc>
-      </w:tr>
-      <w:tr>
-        <w:trPr>
-          <w:cantSplit/>
-          <w:tblHeader w:val="off"/>
-        </w:trPr>
-        <w:tc>
-          <w:tcPr>
-            <w:tcW w:type="dxa" w:w="4173"/>
-            <w:tcBorders>
-              <w:top w:val="single" w:color="B9C4D4" w:sz="4"/>
-              <w:left w:val="single" w:color="B9C4D4" w:sz="4"/>
-              <w:bottom w:val="single" w:color="B9C4D4" w:sz="4"/>
-              <w:right w:val="single" w:color="B9C4D4" w:sz="4"/>
-            </w:tcBorders>
-            <w:tcMar>
-              <w:top w:type="dxa" w:w="50"/>
-              <w:left w:type="dxa" w:w="90"/>
-              <w:bottom w:type="dxa" w:w="50"/>
-              <w:right w:type="dxa" w:w="90"/>
-            </w:tcMar>
-          </w:tcPr>
-          <w:p>
-            <w:pPr>
-              <w:spacing w:after="0"/>
-            </w:pPr>
-            <w:r>
-              <w:rPr>
-                <w:b w:val="false"/>
-                <w:bCs w:val="false"/>
-                <w:sz w:val="18"/>
-                <w:szCs w:val="18"/>
-              </w:rPr>
-              <w:t xml:space="preserve">Cobertura sobre código nuevo (proyecto)</w:t>
-            </w:r>
-          </w:p>
-        </w:tc>
-        <w:tc>
-          <w:tcPr>
-            <w:tcW w:type="dxa" w:w="1888"/>
-            <w:tcBorders>
-              <w:top w:val="single" w:color="B9C4D4" w:sz="4"/>
-              <w:left w:val="single" w:color="B9C4D4" w:sz="4"/>
-              <w:bottom w:val="single" w:color="B9C4D4" w:sz="4"/>
-              <w:right w:val="single" w:color="B9C4D4" w:sz="4"/>
-            </w:tcBorders>
-            <w:tcMar>
-              <w:top w:type="dxa" w:w="50"/>
-              <w:left w:type="dxa" w:w="90"/>
-              <w:bottom w:type="dxa" w:w="50"/>
-              <w:right w:type="dxa" w:w="90"/>
-            </w:tcMar>
-          </w:tcPr>
-          <w:p>
-            <w:pPr>
-              <w:spacing w:after="0"/>
-            </w:pPr>
-            <w:r>
-              <w:rPr>
-                <w:b w:val="false"/>
-                <w:bCs w:val="false"/>
-                <w:sz w:val="18"/>
-                <w:szCs w:val="18"/>
-              </w:rPr>
-              <w:t xml:space="preserve">—</w:t>
-            </w:r>
-          </w:p>
-        </w:tc>
-        <w:tc>
-          <w:tcPr>
-            <w:tcW w:type="dxa" w:w="3577"/>
-            <w:tcBorders>
-              <w:top w:val="single" w:color="B9C4D4" w:sz="4"/>
-              <w:left w:val="single" w:color="B9C4D4" w:sz="4"/>
-              <w:bottom w:val="single" w:color="B9C4D4" w:sz="4"/>
-              <w:right w:val="single" w:color="B9C4D4" w:sz="4"/>
-            </w:tcBorders>
-            <w:tcMar>
-              <w:top w:type="dxa" w:w="50"/>
-              <w:left w:type="dxa" w:w="90"/>
-              <w:bottom w:type="dxa" w:w="50"/>
-              <w:right w:type="dxa" w:w="90"/>
-            </w:tcMar>
-          </w:tcPr>
-          <w:p>
-            <w:pPr>
-              <w:spacing w:after="0"/>
-            </w:pPr>
-            <w:r>
-              <w:rPr>
-                <w:b w:val="false"/>
-                <w:bCs w:val="false"/>
-                <w:sz w:val="18"/>
-                <w:szCs w:val="18"/>
-              </w:rPr>
-              <w:t xml:space="preserve">86,5 %</w:t>
-            </w:r>
-          </w:p>
-        </w:tc>
-      </w:tr>
-      <w:tr>
-        <w:trPr>
-          <w:cantSplit/>
-          <w:tblHeader w:val="off"/>
-        </w:trPr>
-        <w:tc>
-          <w:tcPr>
-            <w:tcW w:type="dxa" w:w="4173"/>
-            <w:tcBorders>
-              <w:top w:val="single" w:color="B9C4D4" w:sz="4"/>
-              <w:left w:val="single" w:color="B9C4D4" w:sz="4"/>
-              <w:bottom w:val="single" w:color="B9C4D4" w:sz="4"/>
-              <w:right w:val="single" w:color="B9C4D4" w:sz="4"/>
-            </w:tcBorders>
-            <w:tcMar>
-              <w:top w:type="dxa" w:w="50"/>
-              <w:left w:type="dxa" w:w="90"/>
-              <w:bottom w:type="dxa" w:w="50"/>
-              <w:right w:type="dxa" w:w="90"/>
-            </w:tcMar>
-          </w:tcPr>
-          <w:p>
-            <w:pPr>
-              <w:spacing w:after="0"/>
-            </w:pPr>
-            <w:r>
-              <w:rPr>
-                <w:b w:val="false"/>
-                <w:bCs w:val="false"/>
-                <w:sz w:val="18"/>
-                <w:szCs w:val="18"/>
-              </w:rPr>
-              <w:t xml:space="preserve">Duplicación del módulo</w:t>
-            </w:r>
-          </w:p>
-        </w:tc>
-        <w:tc>
-          <w:tcPr>
-            <w:tcW w:type="dxa" w:w="1888"/>
-            <w:tcBorders>
-              <w:top w:val="single" w:color="B9C4D4" w:sz="4"/>
-              <w:left w:val="single" w:color="B9C4D4" w:sz="4"/>
-              <w:bottom w:val="single" w:color="B9C4D4" w:sz="4"/>
-              <w:right w:val="single" w:color="B9C4D4" w:sz="4"/>
-            </w:tcBorders>
-            <w:tcMar>
-              <w:top w:type="dxa" w:w="50"/>
-              <w:left w:type="dxa" w:w="90"/>
-              <w:bottom w:type="dxa" w:w="50"/>
-              <w:right w:type="dxa" w:w="90"/>
-            </w:tcMar>
-          </w:tcPr>
-          <w:p>
-            <w:pPr>
-              <w:spacing w:after="0"/>
-            </w:pPr>
-            <w:r>
-              <w:rPr>
-                <w:b w:val="false"/>
-                <w:bCs w:val="false"/>
-                <w:sz w:val="18"/>
-                <w:szCs w:val="18"/>
-              </w:rPr>
-              <w:t xml:space="preserve">—</w:t>
-            </w:r>
-          </w:p>
-        </w:tc>
-        <w:tc>
-          <w:tcPr>
-            <w:tcW w:type="dxa" w:w="3577"/>
-            <w:tcBorders>
-              <w:top w:val="single" w:color="B9C4D4" w:sz="4"/>
-              <w:left w:val="single" w:color="B9C4D4" w:sz="4"/>
-              <w:bottom w:val="single" w:color="B9C4D4" w:sz="4"/>
-              <w:right w:val="single" w:color="B9C4D4" w:sz="4"/>
-            </w:tcBorders>
-            <w:tcMar>
-              <w:top w:type="dxa" w:w="50"/>
-              <w:left w:type="dxa" w:w="90"/>
-              <w:bottom w:type="dxa" w:w="50"/>
-              <w:right w:type="dxa" w:w="90"/>
-            </w:tcMar>
-          </w:tcPr>
-          <w:p>
-            <w:pPr>
-              <w:spacing w:after="0"/>
-            </w:pPr>
-            <w:r>
-              <w:rPr>
-                <w:b w:val="false"/>
-                <w:bCs w:val="false"/>
-                <w:sz w:val="18"/>
-                <w:szCs w:val="18"/>
-              </w:rPr>
-              <w:t xml:space="preserve">1,0 % (pero 19,7 % en </w:t>
-            </w:r>
-            <w:r>
-              <w:rPr>
-                <w:rFonts w:ascii="Consolas" w:cs="Consolas" w:eastAsia="Consolas" w:hAnsi="Consolas"/>
-                <w:b w:val="false"/>
-                <w:bCs w:val="false"/>
-                <w:sz w:val="18"/>
-                <w:szCs w:val="18"/>
-              </w:rPr>
-              <w:t xml:space="preserve">video.py</w:t>
-            </w:r>
-            <w:r>
-              <w:rPr>
-                <w:b w:val="false"/>
-                <w:bCs w:val="false"/>
-                <w:sz w:val="18"/>
-                <w:szCs w:val="18"/>
-              </w:rPr>
-              <w:t xml:space="preserve">)</w:t>
-            </w:r>
-          </w:p>
-        </w:tc>
-      </w:tr>
-      <w:tr>
-        <w:trPr>
-          <w:cantSplit/>
-          <w:tblHeader w:val="off"/>
-        </w:trPr>
-        <w:tc>
-          <w:tcPr>
-            <w:tcW w:type="dxa" w:w="4173"/>
-            <w:tcBorders>
-              <w:top w:val="single" w:color="B9C4D4" w:sz="4"/>
-              <w:left w:val="single" w:color="B9C4D4" w:sz="4"/>
-              <w:bottom w:val="single" w:color="B9C4D4" w:sz="4"/>
-              <w:right w:val="single" w:color="B9C4D4" w:sz="4"/>
-            </w:tcBorders>
-            <w:tcMar>
-              <w:top w:type="dxa" w:w="50"/>
-              <w:left w:type="dxa" w:w="90"/>
-              <w:bottom w:type="dxa" w:w="50"/>
-              <w:right w:type="dxa" w:w="90"/>
-            </w:tcMar>
-          </w:tcPr>
-          <w:p>
-            <w:pPr>
-              <w:spacing w:after="0"/>
-            </w:pPr>
-            <w:r>
-              <w:rPr>
-                <w:b w:val="false"/>
-                <w:bCs w:val="false"/>
-                <w:sz w:val="18"/>
-                <w:szCs w:val="18"/>
-              </w:rPr>
-              <w:t xml:space="preserve">Bugs críticos / vulnerabilidades abiertas</w:t>
-            </w:r>
-          </w:p>
-        </w:tc>
-        <w:tc>
-          <w:tcPr>
-            <w:tcW w:type="dxa" w:w="1888"/>
-            <w:tcBorders>
-              <w:top w:val="single" w:color="B9C4D4" w:sz="4"/>
-              <w:left w:val="single" w:color="B9C4D4" w:sz="4"/>
-              <w:bottom w:val="single" w:color="B9C4D4" w:sz="4"/>
-              <w:right w:val="single" w:color="B9C4D4" w:sz="4"/>
-            </w:tcBorders>
-            <w:tcMar>
-              <w:top w:type="dxa" w:w="50"/>
-              <w:left w:type="dxa" w:w="90"/>
-              <w:bottom w:type="dxa" w:w="50"/>
-              <w:right w:type="dxa" w:w="90"/>
-            </w:tcMar>
-          </w:tcPr>
-          <w:p>
-            <w:pPr>
-              <w:spacing w:after="0"/>
-            </w:pPr>
-            <w:r>
-              <w:rPr>
-                <w:b w:val="false"/>
-                <w:bCs w:val="false"/>
-                <w:sz w:val="18"/>
-                <w:szCs w:val="18"/>
-              </w:rPr>
-              <w:t xml:space="preserve">— / 10</w:t>
-            </w:r>
-          </w:p>
-        </w:tc>
-        <w:tc>
-          <w:tcPr>
-            <w:tcW w:type="dxa" w:w="3577"/>
-            <w:tcBorders>
-              <w:top w:val="single" w:color="B9C4D4" w:sz="4"/>
-              <w:left w:val="single" w:color="B9C4D4" w:sz="4"/>
-              <w:bottom w:val="single" w:color="B9C4D4" w:sz="4"/>
-              <w:right w:val="single" w:color="B9C4D4" w:sz="4"/>
-            </w:tcBorders>
-            <w:tcMar>
-              <w:top w:type="dxa" w:w="50"/>
-              <w:left w:type="dxa" w:w="90"/>
-              <w:bottom w:type="dxa" w:w="50"/>
-              <w:right w:type="dxa" w:w="90"/>
-            </w:tcMar>
-          </w:tcPr>
-          <w:p>
-            <w:pPr>
-              <w:spacing w:after="0"/>
-            </w:pPr>
-            <w:r>
-              <w:rPr>
-                <w:b w:val="false"/>
-                <w:bCs w:val="false"/>
-                <w:sz w:val="18"/>
-                <w:szCs w:val="18"/>
-              </w:rPr>
-              <w:t xml:space="preserve">0 / 0 (calificación de seguridad A)</w:t>
-            </w:r>
-          </w:p>
-        </w:tc>
-      </w:tr>
-      <w:tr>
-        <w:trPr>
-          <w:cantSplit/>
-          <w:tblHeader w:val="off"/>
-        </w:trPr>
-        <w:tc>
-          <w:tcPr>
-            <w:tcW w:type="dxa" w:w="4173"/>
-            <w:tcBorders>
-              <w:top w:val="single" w:color="B9C4D4" w:sz="4"/>
-              <w:left w:val="single" w:color="B9C4D4" w:sz="4"/>
-              <w:bottom w:val="single" w:color="B9C4D4" w:sz="4"/>
-              <w:right w:val="single" w:color="B9C4D4" w:sz="4"/>
-            </w:tcBorders>
-            <w:tcMar>
-              <w:top w:type="dxa" w:w="50"/>
-              <w:left w:type="dxa" w:w="90"/>
-              <w:bottom w:type="dxa" w:w="50"/>
-              <w:right w:type="dxa" w:w="90"/>
-            </w:tcMar>
-          </w:tcPr>
-          <w:p>
-            <w:pPr>
-              <w:spacing w:after="0"/>
-            </w:pPr>
-            <w:r>
-              <w:rPr>
-                <w:b w:val="false"/>
-                <w:bCs w:val="false"/>
-                <w:sz w:val="18"/>
-                <w:szCs w:val="18"/>
-              </w:rPr>
-              <w:t xml:space="preserve">Defectos encontrados y corregidos</w:t>
-            </w:r>
-          </w:p>
-        </w:tc>
-        <w:tc>
-          <w:tcPr>
-            <w:tcW w:type="dxa" w:w="1888"/>
-            <w:tcBorders>
-              <w:top w:val="single" w:color="B9C4D4" w:sz="4"/>
-              <w:left w:val="single" w:color="B9C4D4" w:sz="4"/>
-              <w:bottom w:val="single" w:color="B9C4D4" w:sz="4"/>
-              <w:right w:val="single" w:color="B9C4D4" w:sz="4"/>
-            </w:tcBorders>
-            <w:tcMar>
-              <w:top w:type="dxa" w:w="50"/>
-              <w:left w:type="dxa" w:w="90"/>
-              <w:bottom w:type="dxa" w:w="50"/>
-              <w:right w:type="dxa" w:w="90"/>
-            </w:tcMar>
-          </w:tcPr>
-          <w:p>
-            <w:pPr>
-              <w:spacing w:after="0"/>
-            </w:pPr>
-            <w:r>
-              <w:rPr>
-                <w:b w:val="false"/>
-                <w:bCs w:val="false"/>
-                <w:sz w:val="18"/>
-                <w:szCs w:val="18"/>
-              </w:rPr>
-              <w:t xml:space="preserve">—</w:t>
-            </w:r>
-          </w:p>
-        </w:tc>
-        <w:tc>
-          <w:tcPr>
-            <w:tcW w:type="dxa" w:w="3577"/>
-            <w:tcBorders>
-              <w:top w:val="single" w:color="B9C4D4" w:sz="4"/>
-              <w:left w:val="single" w:color="B9C4D4" w:sz="4"/>
-              <w:bottom w:val="single" w:color="B9C4D4" w:sz="4"/>
-              <w:right w:val="single" w:color="B9C4D4" w:sz="4"/>
-            </w:tcBorders>
-            <w:tcMar>
-              <w:top w:type="dxa" w:w="50"/>
-              <w:left w:type="dxa" w:w="90"/>
-              <w:bottom w:type="dxa" w:w="50"/>
-              <w:right w:type="dxa" w:w="90"/>
-            </w:tcMar>
-          </w:tcPr>
-          <w:p>
-            <w:pPr>
-              <w:spacing w:after="0"/>
-            </w:pPr>
-            <w:r>
-              <w:rPr>
-                <w:b w:val="false"/>
-                <w:bCs w:val="false"/>
-                <w:sz w:val="18"/>
-                <w:szCs w:val="18"/>
-              </w:rPr>
-              <w:t xml:space="preserve">20, todos con su test de regresión</w:t>
-            </w:r>
-          </w:p>
-        </w:tc>
-      </w:tr>
-      <w:tr>
-        <w:trPr>
-          <w:cantSplit/>
-          <w:tblHeader w:val="off"/>
-        </w:trPr>
-        <w:tc>
-          <w:tcPr>
-            <w:tcW w:type="dxa" w:w="4173"/>
-            <w:tcBorders>
-              <w:top w:val="single" w:color="B9C4D4" w:sz="4"/>
-              <w:left w:val="single" w:color="B9C4D4" w:sz="4"/>
-              <w:bottom w:val="single" w:color="B9C4D4" w:sz="4"/>
-              <w:right w:val="single" w:color="B9C4D4" w:sz="4"/>
-            </w:tcBorders>
-            <w:tcMar>
-              <w:top w:type="dxa" w:w="50"/>
-              <w:left w:type="dxa" w:w="90"/>
-              <w:bottom w:type="dxa" w:w="50"/>
-              <w:right w:type="dxa" w:w="90"/>
-            </w:tcMar>
-          </w:tcPr>
-          <w:p>
-            <w:pPr>
-              <w:spacing w:after="0"/>
-            </w:pPr>
-            <w:r>
-              <w:rPr>
-                <w:b w:val="false"/>
-                <w:bCs w:val="false"/>
-                <w:sz w:val="18"/>
-                <w:szCs w:val="18"/>
-              </w:rPr>
-              <w:t xml:space="preserve">Stress de 40 usuarios en QA: p95 / mediana</w:t>
-            </w:r>
-          </w:p>
-        </w:tc>
-        <w:tc>
-          <w:tcPr>
-            <w:tcW w:type="dxa" w:w="1888"/>
-            <w:tcBorders>
-              <w:top w:val="single" w:color="B9C4D4" w:sz="4"/>
-              <w:left w:val="single" w:color="B9C4D4" w:sz="4"/>
-              <w:bottom w:val="single" w:color="B9C4D4" w:sz="4"/>
-              <w:right w:val="single" w:color="B9C4D4" w:sz="4"/>
-            </w:tcBorders>
-            <w:tcMar>
-              <w:top w:type="dxa" w:w="50"/>
-              <w:left w:type="dxa" w:w="90"/>
-              <w:bottom w:type="dxa" w:w="50"/>
-              <w:right w:type="dxa" w:w="90"/>
-            </w:tcMar>
-          </w:tcPr>
-          <w:p>
-            <w:pPr>
-              <w:spacing w:after="0"/>
-            </w:pPr>
-            <w:r>
-              <w:rPr>
-                <w:b w:val="false"/>
-                <w:bCs w:val="false"/>
-                <w:sz w:val="18"/>
-                <w:szCs w:val="18"/>
-              </w:rPr>
-              <w:t xml:space="preserve">7 600 ms / 1 500 ms</w:t>
-            </w:r>
-          </w:p>
-        </w:tc>
-        <w:tc>
-          <w:tcPr>
-            <w:tcW w:type="dxa" w:w="3577"/>
-            <w:tcBorders>
-              <w:top w:val="single" w:color="B9C4D4" w:sz="4"/>
-              <w:left w:val="single" w:color="B9C4D4" w:sz="4"/>
-              <w:bottom w:val="single" w:color="B9C4D4" w:sz="4"/>
-              <w:right w:val="single" w:color="B9C4D4" w:sz="4"/>
-            </w:tcBorders>
-            <w:tcMar>
-              <w:top w:type="dxa" w:w="50"/>
-              <w:left w:type="dxa" w:w="90"/>
-              <w:bottom w:type="dxa" w:w="50"/>
-              <w:right w:type="dxa" w:w="90"/>
-            </w:tcMar>
-          </w:tcPr>
-          <w:p>
-            <w:pPr>
-              <w:spacing w:after="0"/>
-            </w:pPr>
-            <w:r>
-              <w:rPr>
-                <w:b w:val="false"/>
-                <w:bCs w:val="false"/>
-                <w:sz w:val="18"/>
-                <w:szCs w:val="18"/>
-              </w:rPr>
-              <w:t xml:space="preserve">2 400 ms / 100 ms</w:t>
-            </w:r>
-          </w:p>
-        </w:tc>
-      </w:tr>
-      <w:tr>
-        <w:trPr>
-          <w:cantSplit/>
-          <w:tblHeader w:val="off"/>
-        </w:trPr>
-        <w:tc>
-          <w:tcPr>
-            <w:tcW w:type="dxa" w:w="4173"/>
-            <w:tcBorders>
-              <w:top w:val="single" w:color="B9C4D4" w:sz="4"/>
-              <w:left w:val="single" w:color="B9C4D4" w:sz="4"/>
-              <w:bottom w:val="single" w:color="B9C4D4" w:sz="4"/>
-              <w:right w:val="single" w:color="B9C4D4" w:sz="4"/>
-            </w:tcBorders>
-            <w:tcMar>
-              <w:top w:type="dxa" w:w="50"/>
-              <w:left w:type="dxa" w:w="90"/>
-              <w:bottom w:type="dxa" w:w="50"/>
-              <w:right w:type="dxa" w:w="90"/>
-            </w:tcMar>
-          </w:tcPr>
-          <w:p>
-            <w:pPr>
-              <w:spacing w:after="0"/>
-            </w:pPr>
-            <w:r>
-              <w:rPr>
-                <w:b w:val="false"/>
-                <w:bCs w:val="false"/>
-                <w:sz w:val="18"/>
-                <w:szCs w:val="18"/>
-              </w:rPr>
-              <w:t xml:space="preserve">Carga sostenida de 15 usuarios en QA: p95</w:t>
-            </w:r>
-          </w:p>
-        </w:tc>
-        <w:tc>
-          <w:tcPr>
-            <w:tcW w:type="dxa" w:w="1888"/>
-            <w:tcBorders>
-              <w:top w:val="single" w:color="B9C4D4" w:sz="4"/>
-              <w:left w:val="single" w:color="B9C4D4" w:sz="4"/>
-              <w:bottom w:val="single" w:color="B9C4D4" w:sz="4"/>
-              <w:right w:val="single" w:color="B9C4D4" w:sz="4"/>
-            </w:tcBorders>
-            <w:tcMar>
-              <w:top w:type="dxa" w:w="50"/>
-              <w:left w:type="dxa" w:w="90"/>
-              <w:bottom w:type="dxa" w:w="50"/>
-              <w:right w:type="dxa" w:w="90"/>
-            </w:tcMar>
-          </w:tcPr>
-          <w:p>
-            <w:pPr>
-              <w:spacing w:after="0"/>
-            </w:pPr>
-            <w:r>
-              <w:rPr>
-                <w:b w:val="false"/>
-                <w:bCs w:val="false"/>
-                <w:sz w:val="18"/>
-                <w:szCs w:val="18"/>
-              </w:rPr>
-              <w:t xml:space="preserve">—</w:t>
-            </w:r>
-          </w:p>
-        </w:tc>
-        <w:tc>
-          <w:tcPr>
-            <w:tcW w:type="dxa" w:w="3577"/>
-            <w:tcBorders>
-              <w:top w:val="single" w:color="B9C4D4" w:sz="4"/>
-              <w:left w:val="single" w:color="B9C4D4" w:sz="4"/>
-              <w:bottom w:val="single" w:color="B9C4D4" w:sz="4"/>
-              <w:right w:val="single" w:color="B9C4D4" w:sz="4"/>
-            </w:tcBorders>
-            <w:tcMar>
-              <w:top w:type="dxa" w:w="50"/>
-              <w:left w:type="dxa" w:w="90"/>
-              <w:bottom w:type="dxa" w:w="50"/>
-              <w:right w:type="dxa" w:w="90"/>
-            </w:tcMar>
-          </w:tcPr>
-          <w:p>
-            <w:pPr>
-              <w:spacing w:after="0"/>
-            </w:pPr>
-            <w:r>
-              <w:rPr>
-                <w:b w:val="false"/>
-                <w:bCs w:val="false"/>
-                <w:sz w:val="18"/>
-                <w:szCs w:val="18"/>
-              </w:rPr>
-              <w:t xml:space="preserve">140 ms</w:t>
-            </w:r>
-          </w:p>
-        </w:tc>
-      </w:tr>
-      <w:tr>
-        <w:trPr>
-          <w:cantSplit/>
-          <w:tblHeader w:val="off"/>
-        </w:trPr>
-        <w:tc>
-          <w:tcPr>
-            <w:tcW w:type="dxa" w:w="4173"/>
-            <w:tcBorders>
-              <w:top w:val="single" w:color="B9C4D4" w:sz="4"/>
-              <w:left w:val="single" w:color="B9C4D4" w:sz="4"/>
-              <w:bottom w:val="single" w:color="B9C4D4" w:sz="4"/>
-              <w:right w:val="single" w:color="B9C4D4" w:sz="4"/>
-            </w:tcBorders>
-            <w:tcMar>
-              <w:top w:type="dxa" w:w="50"/>
-              <w:left w:type="dxa" w:w="90"/>
-              <w:bottom w:type="dxa" w:w="50"/>
-              <w:right w:type="dxa" w:w="90"/>
-            </w:tcMar>
-          </w:tcPr>
-          <w:p>
-            <w:pPr>
-              <w:spacing w:after="0"/>
-            </w:pPr>
-            <w:r>
-              <w:rPr>
-                <w:b w:val="false"/>
-                <w:bCs w:val="false"/>
-                <w:sz w:val="18"/>
-                <w:szCs w:val="18"/>
-              </w:rPr>
-              <w:t xml:space="preserve">Funciones con complejidad ciclomática &gt; 10</w:t>
-            </w:r>
-          </w:p>
-        </w:tc>
-        <w:tc>
-          <w:tcPr>
-            <w:tcW w:type="dxa" w:w="1888"/>
-            <w:tcBorders>
-              <w:top w:val="single" w:color="B9C4D4" w:sz="4"/>
-              <w:left w:val="single" w:color="B9C4D4" w:sz="4"/>
-              <w:bottom w:val="single" w:color="B9C4D4" w:sz="4"/>
-              <w:right w:val="single" w:color="B9C4D4" w:sz="4"/>
-            </w:tcBorders>
-            <w:tcMar>
-              <w:top w:type="dxa" w:w="50"/>
-              <w:left w:type="dxa" w:w="90"/>
-              <w:bottom w:type="dxa" w:w="50"/>
-              <w:right w:type="dxa" w:w="90"/>
-            </w:tcMar>
-          </w:tcPr>
-          <w:p>
-            <w:pPr>
-              <w:spacing w:after="0"/>
-            </w:pPr>
-            <w:r>
-              <w:rPr>
-                <w:b w:val="false"/>
-                <w:bCs w:val="false"/>
-                <w:sz w:val="18"/>
-                <w:szCs w:val="18"/>
-              </w:rPr>
-              <w:t xml:space="preserve">7</w:t>
-            </w:r>
-          </w:p>
-        </w:tc>
-        <w:tc>
-          <w:tcPr>
-            <w:tcW w:type="dxa" w:w="3577"/>
-            <w:tcBorders>
-              <w:top w:val="single" w:color="B9C4D4" w:sz="4"/>
-              <w:left w:val="single" w:color="B9C4D4" w:sz="4"/>
-              <w:bottom w:val="single" w:color="B9C4D4" w:sz="4"/>
-              <w:right w:val="single" w:color="B9C4D4" w:sz="4"/>
-            </w:tcBorders>
-            <w:tcMar>
-              <w:top w:type="dxa" w:w="50"/>
-              <w:left w:type="dxa" w:w="90"/>
-              <w:bottom w:type="dxa" w:w="50"/>
-              <w:right w:type="dxa" w:w="90"/>
-            </w:tcMar>
-          </w:tcPr>
-          <w:p>
-            <w:pPr>
-              <w:spacing w:after="0"/>
-            </w:pPr>
-            <w:r>
-              <w:rPr>
-                <w:b w:val="false"/>
-                <w:bCs w:val="false"/>
-                <w:sz w:val="18"/>
-                <w:szCs w:val="18"/>
-              </w:rPr>
-              <w:t xml:space="preserve">8 (sin cambios de fondo)</w:t>
-            </w:r>
-          </w:p>
-        </w:tc>
-      </w:tr>
-    </w:tbl>
-    <w:p>
-      <w:pPr>
+        <w:t xml:space="preserve">Figura 01. Pipeline completo en verde: el gráfico de jobs, de build-test a deploy a producción</w:t>
+      </w:r>
+    </w:p>
+    <w:p>
+      <w:pPr>
+        <w:pStyle w:val="ListParagraph"/>
+        <w:numPr>
+          <w:ilvl w:val="0"/>
+          <w:numId w:val="2"/>
+        </w:numPr>
         <w:spacing w:after="60"/>
       </w:pPr>
-    </w:p>
-    <w:p>
-      <w:pPr>
-        <w:spacing w:after="120"/>
-      </w:pPr>
-      <w:r>
-        <w:t xml:space="preserve">Lo que más cambió fueron la cobertura, la cantidad de defectos encontrados y el desempeño bajo carga. La complejidad no cambió: las funciones complejas ya existían, quedaron cubiertas por tests pero no se refactorizaron.</w:t>
+      <w:r>
+        <w:rPr>
+          <w:b/>
+          <w:bCs/>
+        </w:rPr>
+        <w:t xml:space="preserve">Ejecución completa en verde:</w:t>
+      </w:r>
+      <w:r>
+        <w:t xml:space="preserve"> github.com/pauliiortizz/OptiFull/actions/runs/40210519314</w:t>
+      </w:r>
+    </w:p>
+    <w:p>
+      <w:pPr>
+        <w:pStyle w:val="ListParagraph"/>
+        <w:numPr>
+          <w:ilvl w:val="0"/>
+          <w:numId w:val="2"/>
+        </w:numPr>
+        <w:spacing w:after="60"/>
+      </w:pPr>
+      <w:r>
+        <w:rPr>
+          <w:b/>
+          <w:bCs/>
+        </w:rPr>
+        <w:t xml:space="preserve">Ejecución fallida que detectó un problema real:</w:t>
+      </w:r>
+      <w:r>
+        <w:t xml:space="preserve"> …/runs/39643083288. El stress de 40 usuarios dio un p95 de 7,6 s: la API abría una conexión nueva a Supabase en cada pedido.</w:t>
+      </w:r>
+    </w:p>
+    <w:p>
+      <w:pPr>
+        <w:pStyle w:val="ListParagraph"/>
+        <w:numPr>
+          <w:ilvl w:val="0"/>
+          <w:numId w:val="2"/>
+        </w:numPr>
+        <w:spacing w:after="60"/>
+      </w:pPr>
+      <w:r>
+        <w:rPr>
+          <w:b/>
+          <w:bCs/>
+        </w:rPr>
+        <w:t xml:space="preserve">Otra:</w:t>
+      </w:r>
+      <w:r>
+        <w:t xml:space="preserve"> …/runs/39495492793. El quality gate frenó código nuevo del panel que había llegado sin tests (73 % de cobertura sobre código nuevo).</w:t>
       </w:r>
     </w:p>
     <w:p>
@@ -2810,9 +1413,9 @@
       <w:r>
         <w:drawing>
           <wp:inline distT="0" distB="0" distL="0" distR="0">
-            <wp:extent cx="5715000" cy="4781550"/>
+            <wp:extent cx="5715000" cy="3600450"/>
             <wp:effectExtent t="0" r="0" b="0" l="0"/>
-            <wp:docPr id="2" name="captura-CAPTURA 06.1" descr="Cobertura de Python calculada por el pipeline" title="Captura CAPTURA 06.1"/>
+            <wp:docPr id="2" name="captura-CAPTURA 02" descr="Pipeline en rojo por el stress: tabla de umbrales con p95 7600 ❌" title="Captura CAPTURA 02"/>
             <wp:cNvGraphicFramePr>
               <a:graphicFrameLocks xmlns:a="http://schemas.openxmlformats.org/drawingml/2006/main" noChangeAspect="1"/>
             </wp:cNvGraphicFramePr>
@@ -2835,7 +1438,7 @@
                   <pic:spPr bwMode="auto">
                     <a:xfrm>
                       <a:off x="0" y="0"/>
-                      <a:ext cx="5715000" cy="4781550"/>
+                      <a:ext cx="5715000" cy="3600450"/>
                     </a:xfrm>
                     <a:prstGeom prst="rect">
                       <a:avLst/>
@@ -2850,6 +1453,1279 @@
     </w:p>
     <w:p>
       <w:pPr>
+        <w:spacing w:after="200" w:before="60"/>
+        <w:jc w:val="center"/>
+      </w:pPr>
+      <w:r>
+        <w:rPr>
+          <w:i/>
+          <w:iCs/>
+          <w:color w:val="555555"/>
+          <w:sz w:val="18"/>
+          <w:szCs w:val="18"/>
+        </w:rPr>
+        <w:t xml:space="preserve">Figura 02. Pipeline en rojo por el stress: tabla de umbrales con p95 7600 ❌</w:t>
+      </w:r>
+    </w:p>
+    <w:p>
+      <w:pPr>
+        <w:pStyle w:val="Heading1"/>
+      </w:pPr>
+      <w:r>
+        <w:t xml:space="preserve">3. Evolución de las métricas</w:t>
+      </w:r>
+    </w:p>
+    <w:p>
+      <w:pPr>
+        <w:spacing w:after="120"/>
+      </w:pPr>
+      <w:r>
+        <w:t xml:space="preserve">La línea base es el commit ef77d4e (20/10/2026), cuando se incorporaron el análisis estático y el quality gate, antes de escribir los tests.</w:t>
+      </w:r>
+    </w:p>
+    <w:tbl>
+      <w:tblPr>
+        <w:tblW w:type="dxa" w:w="9638"/>
+        <w:tblBorders>
+          <w:top w:val="single" w:color="auto" w:sz="4"/>
+          <w:left w:val="single" w:color="auto" w:sz="4"/>
+          <w:bottom w:val="single" w:color="auto" w:sz="4"/>
+          <w:right w:val="single" w:color="auto" w:sz="4"/>
+          <w:insideH w:val="single" w:color="auto" w:sz="4"/>
+          <w:insideV w:val="single" w:color="auto" w:sz="4"/>
+        </w:tblBorders>
+      </w:tblPr>
+      <w:tblGrid>
+        <w:gridCol w:w="4217"/>
+        <w:gridCol w:w="1908"/>
+        <w:gridCol w:w="3513"/>
+      </w:tblGrid>
+      <w:tr>
+        <w:trPr>
+          <w:cantSplit/>
+          <w:tblHeader/>
+        </w:trPr>
+        <w:tc>
+          <w:tcPr>
+            <w:tcW w:type="dxa" w:w="4217"/>
+            <w:tcBorders>
+              <w:top w:val="single" w:color="B9C4D4" w:sz="4"/>
+              <w:left w:val="single" w:color="B9C4D4" w:sz="4"/>
+              <w:bottom w:val="single" w:color="B9C4D4" w:sz="4"/>
+              <w:right w:val="single" w:color="B9C4D4" w:sz="4"/>
+            </w:tcBorders>
+            <w:shd w:fill="E8EEF7" w:color="auto" w:val="clear"/>
+            <w:tcMar>
+              <w:top w:type="dxa" w:w="50"/>
+              <w:left w:type="dxa" w:w="90"/>
+              <w:bottom w:type="dxa" w:w="50"/>
+              <w:right w:type="dxa" w:w="90"/>
+            </w:tcMar>
+          </w:tcPr>
+          <w:p>
+            <w:pPr>
+              <w:spacing w:after="0"/>
+            </w:pPr>
+            <w:r>
+              <w:rPr>
+                <w:b/>
+                <w:bCs/>
+                <w:sz w:val="18"/>
+                <w:szCs w:val="18"/>
+              </w:rPr>
+              <w:t xml:space="preserve">Medida (módulo web)</w:t>
+            </w:r>
+          </w:p>
+        </w:tc>
+        <w:tc>
+          <w:tcPr>
+            <w:tcW w:type="dxa" w:w="1908"/>
+            <w:tcBorders>
+              <w:top w:val="single" w:color="B9C4D4" w:sz="4"/>
+              <w:left w:val="single" w:color="B9C4D4" w:sz="4"/>
+              <w:bottom w:val="single" w:color="B9C4D4" w:sz="4"/>
+              <w:right w:val="single" w:color="B9C4D4" w:sz="4"/>
+            </w:tcBorders>
+            <w:shd w:fill="E8EEF7" w:color="auto" w:val="clear"/>
+            <w:tcMar>
+              <w:top w:type="dxa" w:w="50"/>
+              <w:left w:type="dxa" w:w="90"/>
+              <w:bottom w:type="dxa" w:w="50"/>
+              <w:right w:type="dxa" w:w="90"/>
+            </w:tcMar>
+          </w:tcPr>
+          <w:p>
+            <w:pPr>
+              <w:spacing w:after="0"/>
+            </w:pPr>
+            <w:r>
+              <w:rPr>
+                <w:b/>
+                <w:bCs/>
+                <w:sz w:val="18"/>
+                <w:szCs w:val="18"/>
+              </w:rPr>
+              <w:t xml:space="preserve">Línea base</w:t>
+            </w:r>
+          </w:p>
+        </w:tc>
+        <w:tc>
+          <w:tcPr>
+            <w:tcW w:type="dxa" w:w="3513"/>
+            <w:tcBorders>
+              <w:top w:val="single" w:color="B9C4D4" w:sz="4"/>
+              <w:left w:val="single" w:color="B9C4D4" w:sz="4"/>
+              <w:bottom w:val="single" w:color="B9C4D4" w:sz="4"/>
+              <w:right w:val="single" w:color="B9C4D4" w:sz="4"/>
+            </w:tcBorders>
+            <w:shd w:fill="E8EEF7" w:color="auto" w:val="clear"/>
+            <w:tcMar>
+              <w:top w:type="dxa" w:w="50"/>
+              <w:left w:type="dxa" w:w="90"/>
+              <w:bottom w:type="dxa" w:w="50"/>
+              <w:right w:type="dxa" w:w="90"/>
+            </w:tcMar>
+          </w:tcPr>
+          <w:p>
+            <w:pPr>
+              <w:spacing w:after="0"/>
+            </w:pPr>
+            <w:r>
+              <w:rPr>
+                <w:b/>
+                <w:bCs/>
+                <w:sz w:val="18"/>
+                <w:szCs w:val="18"/>
+              </w:rPr>
+              <w:t xml:space="preserve">Final (21/10)</w:t>
+            </w:r>
+          </w:p>
+        </w:tc>
+      </w:tr>
+      <w:tr>
+        <w:trPr>
+          <w:cantSplit/>
+          <w:tblHeader w:val="off"/>
+        </w:trPr>
+        <w:tc>
+          <w:tcPr>
+            <w:tcW w:type="dxa" w:w="4217"/>
+            <w:tcBorders>
+              <w:top w:val="single" w:color="B9C4D4" w:sz="4"/>
+              <w:left w:val="single" w:color="B9C4D4" w:sz="4"/>
+              <w:bottom w:val="single" w:color="B9C4D4" w:sz="4"/>
+              <w:right w:val="single" w:color="B9C4D4" w:sz="4"/>
+            </w:tcBorders>
+            <w:tcMar>
+              <w:top w:type="dxa" w:w="50"/>
+              <w:left w:type="dxa" w:w="90"/>
+              <w:bottom w:type="dxa" w:w="50"/>
+              <w:right w:type="dxa" w:w="90"/>
+            </w:tcMar>
+          </w:tcPr>
+          <w:p>
+            <w:pPr>
+              <w:spacing w:after="0"/>
+            </w:pPr>
+            <w:r>
+              <w:rPr>
+                <w:b w:val="false"/>
+                <w:bCs w:val="false"/>
+                <w:sz w:val="18"/>
+                <w:szCs w:val="18"/>
+              </w:rPr>
+              <w:t xml:space="preserve">Pruebas de la API</w:t>
+            </w:r>
+          </w:p>
+        </w:tc>
+        <w:tc>
+          <w:tcPr>
+            <w:tcW w:type="dxa" w:w="1908"/>
+            <w:tcBorders>
+              <w:top w:val="single" w:color="B9C4D4" w:sz="4"/>
+              <w:left w:val="single" w:color="B9C4D4" w:sz="4"/>
+              <w:bottom w:val="single" w:color="B9C4D4" w:sz="4"/>
+              <w:right w:val="single" w:color="B9C4D4" w:sz="4"/>
+            </w:tcBorders>
+            <w:tcMar>
+              <w:top w:type="dxa" w:w="50"/>
+              <w:left w:type="dxa" w:w="90"/>
+              <w:bottom w:type="dxa" w:w="50"/>
+              <w:right w:type="dxa" w:w="90"/>
+            </w:tcMar>
+          </w:tcPr>
+          <w:p>
+            <w:pPr>
+              <w:spacing w:after="0"/>
+            </w:pPr>
+            <w:r>
+              <w:rPr>
+                <w:b w:val="false"/>
+                <w:bCs w:val="false"/>
+                <w:sz w:val="18"/>
+                <w:szCs w:val="18"/>
+              </w:rPr>
+              <w:t xml:space="preserve">casi ninguna</w:t>
+            </w:r>
+          </w:p>
+        </w:tc>
+        <w:tc>
+          <w:tcPr>
+            <w:tcW w:type="dxa" w:w="3513"/>
+            <w:tcBorders>
+              <w:top w:val="single" w:color="B9C4D4" w:sz="4"/>
+              <w:left w:val="single" w:color="B9C4D4" w:sz="4"/>
+              <w:bottom w:val="single" w:color="B9C4D4" w:sz="4"/>
+              <w:right w:val="single" w:color="B9C4D4" w:sz="4"/>
+            </w:tcBorders>
+            <w:tcMar>
+              <w:top w:type="dxa" w:w="50"/>
+              <w:left w:type="dxa" w:w="90"/>
+              <w:bottom w:type="dxa" w:w="50"/>
+              <w:right w:type="dxa" w:w="90"/>
+            </w:tcMar>
+          </w:tcPr>
+          <w:p>
+            <w:pPr>
+              <w:spacing w:after="0"/>
+            </w:pPr>
+            <w:r>
+              <w:rPr>
+                <w:b w:val="false"/>
+                <w:bCs w:val="false"/>
+                <w:sz w:val="18"/>
+                <w:szCs w:val="18"/>
+              </w:rPr>
+              <w:t xml:space="preserve">435</w:t>
+            </w:r>
+          </w:p>
+        </w:tc>
+      </w:tr>
+      <w:tr>
+        <w:trPr>
+          <w:cantSplit/>
+          <w:tblHeader w:val="off"/>
+        </w:trPr>
+        <w:tc>
+          <w:tcPr>
+            <w:tcW w:type="dxa" w:w="4217"/>
+            <w:tcBorders>
+              <w:top w:val="single" w:color="B9C4D4" w:sz="4"/>
+              <w:left w:val="single" w:color="B9C4D4" w:sz="4"/>
+              <w:bottom w:val="single" w:color="B9C4D4" w:sz="4"/>
+              <w:right w:val="single" w:color="B9C4D4" w:sz="4"/>
+            </w:tcBorders>
+            <w:tcMar>
+              <w:top w:type="dxa" w:w="50"/>
+              <w:left w:type="dxa" w:w="90"/>
+              <w:bottom w:type="dxa" w:w="50"/>
+              <w:right w:type="dxa" w:w="90"/>
+            </w:tcMar>
+          </w:tcPr>
+          <w:p>
+            <w:pPr>
+              <w:spacing w:after="0"/>
+            </w:pPr>
+            <w:r>
+              <w:rPr>
+                <w:b w:val="false"/>
+                <w:bCs w:val="false"/>
+                <w:sz w:val="18"/>
+                <w:szCs w:val="18"/>
+              </w:rPr>
+              <w:t xml:space="preserve">Pruebas del panel</w:t>
+            </w:r>
+          </w:p>
+        </w:tc>
+        <w:tc>
+          <w:tcPr>
+            <w:tcW w:type="dxa" w:w="1908"/>
+            <w:tcBorders>
+              <w:top w:val="single" w:color="B9C4D4" w:sz="4"/>
+              <w:left w:val="single" w:color="B9C4D4" w:sz="4"/>
+              <w:bottom w:val="single" w:color="B9C4D4" w:sz="4"/>
+              <w:right w:val="single" w:color="B9C4D4" w:sz="4"/>
+            </w:tcBorders>
+            <w:tcMar>
+              <w:top w:type="dxa" w:w="50"/>
+              <w:left w:type="dxa" w:w="90"/>
+              <w:bottom w:type="dxa" w:w="50"/>
+              <w:right w:type="dxa" w:w="90"/>
+            </w:tcMar>
+          </w:tcPr>
+          <w:p>
+            <w:pPr>
+              <w:spacing w:after="0"/>
+            </w:pPr>
+            <w:r>
+              <w:rPr>
+                <w:b w:val="false"/>
+                <w:bCs w:val="false"/>
+                <w:sz w:val="18"/>
+                <w:szCs w:val="18"/>
+              </w:rPr>
+              <w:t xml:space="preserve">7 (un solo archivo)</w:t>
+            </w:r>
+          </w:p>
+        </w:tc>
+        <w:tc>
+          <w:tcPr>
+            <w:tcW w:type="dxa" w:w="3513"/>
+            <w:tcBorders>
+              <w:top w:val="single" w:color="B9C4D4" w:sz="4"/>
+              <w:left w:val="single" w:color="B9C4D4" w:sz="4"/>
+              <w:bottom w:val="single" w:color="B9C4D4" w:sz="4"/>
+              <w:right w:val="single" w:color="B9C4D4" w:sz="4"/>
+            </w:tcBorders>
+            <w:tcMar>
+              <w:top w:type="dxa" w:w="50"/>
+              <w:left w:type="dxa" w:w="90"/>
+              <w:bottom w:type="dxa" w:w="50"/>
+              <w:right w:type="dxa" w:w="90"/>
+            </w:tcMar>
+          </w:tcPr>
+          <w:p>
+            <w:pPr>
+              <w:spacing w:after="0"/>
+            </w:pPr>
+            <w:r>
+              <w:rPr>
+                <w:b w:val="false"/>
+                <w:bCs w:val="false"/>
+                <w:sz w:val="18"/>
+                <w:szCs w:val="18"/>
+              </w:rPr>
+              <w:t xml:space="preserve">382</w:t>
+            </w:r>
+          </w:p>
+        </w:tc>
+      </w:tr>
+      <w:tr>
+        <w:trPr>
+          <w:cantSplit/>
+          <w:tblHeader w:val="off"/>
+        </w:trPr>
+        <w:tc>
+          <w:tcPr>
+            <w:tcW w:type="dxa" w:w="4217"/>
+            <w:tcBorders>
+              <w:top w:val="single" w:color="B9C4D4" w:sz="4"/>
+              <w:left w:val="single" w:color="B9C4D4" w:sz="4"/>
+              <w:bottom w:val="single" w:color="B9C4D4" w:sz="4"/>
+              <w:right w:val="single" w:color="B9C4D4" w:sz="4"/>
+            </w:tcBorders>
+            <w:tcMar>
+              <w:top w:type="dxa" w:w="50"/>
+              <w:left w:type="dxa" w:w="90"/>
+              <w:bottom w:type="dxa" w:w="50"/>
+              <w:right w:type="dxa" w:w="90"/>
+            </w:tcMar>
+          </w:tcPr>
+          <w:p>
+            <w:pPr>
+              <w:spacing w:after="0"/>
+            </w:pPr>
+            <w:r>
+              <w:rPr>
+                <w:b w:val="false"/>
+                <w:bCs w:val="false"/>
+                <w:sz w:val="18"/>
+                <w:szCs w:val="18"/>
+              </w:rPr>
+              <w:t xml:space="preserve">Cobertura de la API (sentencia + decisión)</w:t>
+            </w:r>
+          </w:p>
+        </w:tc>
+        <w:tc>
+          <w:tcPr>
+            <w:tcW w:type="dxa" w:w="1908"/>
+            <w:tcBorders>
+              <w:top w:val="single" w:color="B9C4D4" w:sz="4"/>
+              <w:left w:val="single" w:color="B9C4D4" w:sz="4"/>
+              <w:bottom w:val="single" w:color="B9C4D4" w:sz="4"/>
+              <w:right w:val="single" w:color="B9C4D4" w:sz="4"/>
+            </w:tcBorders>
+            <w:tcMar>
+              <w:top w:type="dxa" w:w="50"/>
+              <w:left w:type="dxa" w:w="90"/>
+              <w:bottom w:type="dxa" w:w="50"/>
+              <w:right w:type="dxa" w:w="90"/>
+            </w:tcMar>
+          </w:tcPr>
+          <w:p>
+            <w:pPr>
+              <w:spacing w:after="0"/>
+            </w:pPr>
+            <w:r>
+              <w:rPr>
+                <w:b w:val="false"/>
+                <w:bCs w:val="false"/>
+                <w:sz w:val="18"/>
+                <w:szCs w:val="18"/>
+              </w:rPr>
+              <w:t xml:space="preserve">26 %</w:t>
+            </w:r>
+          </w:p>
+        </w:tc>
+        <w:tc>
+          <w:tcPr>
+            <w:tcW w:type="dxa" w:w="3513"/>
+            <w:tcBorders>
+              <w:top w:val="single" w:color="B9C4D4" w:sz="4"/>
+              <w:left w:val="single" w:color="B9C4D4" w:sz="4"/>
+              <w:bottom w:val="single" w:color="B9C4D4" w:sz="4"/>
+              <w:right w:val="single" w:color="B9C4D4" w:sz="4"/>
+            </w:tcBorders>
+            <w:tcMar>
+              <w:top w:type="dxa" w:w="50"/>
+              <w:left w:type="dxa" w:w="90"/>
+              <w:bottom w:type="dxa" w:w="50"/>
+              <w:right w:type="dxa" w:w="90"/>
+            </w:tcMar>
+          </w:tcPr>
+          <w:p>
+            <w:pPr>
+              <w:spacing w:after="0"/>
+            </w:pPr>
+            <w:r>
+              <w:rPr>
+                <w:b w:val="false"/>
+                <w:bCs w:val="false"/>
+                <w:sz w:val="18"/>
+                <w:szCs w:val="18"/>
+              </w:rPr>
+              <w:t xml:space="preserve">97,9 %</w:t>
+            </w:r>
+          </w:p>
+        </w:tc>
+      </w:tr>
+      <w:tr>
+        <w:trPr>
+          <w:cantSplit/>
+          <w:tblHeader w:val="off"/>
+        </w:trPr>
+        <w:tc>
+          <w:tcPr>
+            <w:tcW w:type="dxa" w:w="4217"/>
+            <w:tcBorders>
+              <w:top w:val="single" w:color="B9C4D4" w:sz="4"/>
+              <w:left w:val="single" w:color="B9C4D4" w:sz="4"/>
+              <w:bottom w:val="single" w:color="B9C4D4" w:sz="4"/>
+              <w:right w:val="single" w:color="B9C4D4" w:sz="4"/>
+            </w:tcBorders>
+            <w:tcMar>
+              <w:top w:type="dxa" w:w="50"/>
+              <w:left w:type="dxa" w:w="90"/>
+              <w:bottom w:type="dxa" w:w="50"/>
+              <w:right w:type="dxa" w:w="90"/>
+            </w:tcMar>
+          </w:tcPr>
+          <w:p>
+            <w:pPr>
+              <w:spacing w:after="0"/>
+            </w:pPr>
+            <w:r>
+              <w:rPr>
+                <w:b w:val="false"/>
+                <w:bCs w:val="false"/>
+                <w:sz w:val="18"/>
+                <w:szCs w:val="18"/>
+              </w:rPr>
+              <w:t xml:space="preserve">Cobertura del módulo en SonarQube Cloud</w:t>
+            </w:r>
+          </w:p>
+        </w:tc>
+        <w:tc>
+          <w:tcPr>
+            <w:tcW w:type="dxa" w:w="1908"/>
+            <w:tcBorders>
+              <w:top w:val="single" w:color="B9C4D4" w:sz="4"/>
+              <w:left w:val="single" w:color="B9C4D4" w:sz="4"/>
+              <w:bottom w:val="single" w:color="B9C4D4" w:sz="4"/>
+              <w:right w:val="single" w:color="B9C4D4" w:sz="4"/>
+            </w:tcBorders>
+            <w:tcMar>
+              <w:top w:type="dxa" w:w="50"/>
+              <w:left w:type="dxa" w:w="90"/>
+              <w:bottom w:type="dxa" w:w="50"/>
+              <w:right w:type="dxa" w:w="90"/>
+            </w:tcMar>
+          </w:tcPr>
+          <w:p>
+            <w:pPr>
+              <w:spacing w:after="0"/>
+            </w:pPr>
+            <w:r>
+              <w:rPr>
+                <w:b w:val="false"/>
+                <w:bCs w:val="false"/>
+                <w:sz w:val="18"/>
+                <w:szCs w:val="18"/>
+              </w:rPr>
+              <w:t xml:space="preserve">—</w:t>
+            </w:r>
+          </w:p>
+        </w:tc>
+        <w:tc>
+          <w:tcPr>
+            <w:tcW w:type="dxa" w:w="3513"/>
+            <w:tcBorders>
+              <w:top w:val="single" w:color="B9C4D4" w:sz="4"/>
+              <w:left w:val="single" w:color="B9C4D4" w:sz="4"/>
+              <w:bottom w:val="single" w:color="B9C4D4" w:sz="4"/>
+              <w:right w:val="single" w:color="B9C4D4" w:sz="4"/>
+            </w:tcBorders>
+            <w:tcMar>
+              <w:top w:type="dxa" w:w="50"/>
+              <w:left w:type="dxa" w:w="90"/>
+              <w:bottom w:type="dxa" w:w="50"/>
+              <w:right w:type="dxa" w:w="90"/>
+            </w:tcMar>
+          </w:tcPr>
+          <w:p>
+            <w:pPr>
+              <w:spacing w:after="0"/>
+            </w:pPr>
+            <w:r>
+              <w:rPr>
+                <w:b w:val="false"/>
+                <w:bCs w:val="false"/>
+                <w:sz w:val="18"/>
+                <w:szCs w:val="18"/>
+              </w:rPr>
+              <w:t xml:space="preserve">94,6 %</w:t>
+            </w:r>
+          </w:p>
+        </w:tc>
+      </w:tr>
+      <w:tr>
+        <w:trPr>
+          <w:cantSplit/>
+          <w:tblHeader w:val="off"/>
+        </w:trPr>
+        <w:tc>
+          <w:tcPr>
+            <w:tcW w:type="dxa" w:w="4217"/>
+            <w:tcBorders>
+              <w:top w:val="single" w:color="B9C4D4" w:sz="4"/>
+              <w:left w:val="single" w:color="B9C4D4" w:sz="4"/>
+              <w:bottom w:val="single" w:color="B9C4D4" w:sz="4"/>
+              <w:right w:val="single" w:color="B9C4D4" w:sz="4"/>
+            </w:tcBorders>
+            <w:tcMar>
+              <w:top w:type="dxa" w:w="50"/>
+              <w:left w:type="dxa" w:w="90"/>
+              <w:bottom w:type="dxa" w:w="50"/>
+              <w:right w:type="dxa" w:w="90"/>
+            </w:tcMar>
+          </w:tcPr>
+          <w:p>
+            <w:pPr>
+              <w:spacing w:after="0"/>
+            </w:pPr>
+            <w:r>
+              <w:rPr>
+                <w:b w:val="false"/>
+                <w:bCs w:val="false"/>
+                <w:sz w:val="18"/>
+                <w:szCs w:val="18"/>
+              </w:rPr>
+              <w:t xml:space="preserve">Cobertura sobre código nuevo (proyecto)</w:t>
+            </w:r>
+          </w:p>
+        </w:tc>
+        <w:tc>
+          <w:tcPr>
+            <w:tcW w:type="dxa" w:w="1908"/>
+            <w:tcBorders>
+              <w:top w:val="single" w:color="B9C4D4" w:sz="4"/>
+              <w:left w:val="single" w:color="B9C4D4" w:sz="4"/>
+              <w:bottom w:val="single" w:color="B9C4D4" w:sz="4"/>
+              <w:right w:val="single" w:color="B9C4D4" w:sz="4"/>
+            </w:tcBorders>
+            <w:tcMar>
+              <w:top w:type="dxa" w:w="50"/>
+              <w:left w:type="dxa" w:w="90"/>
+              <w:bottom w:type="dxa" w:w="50"/>
+              <w:right w:type="dxa" w:w="90"/>
+            </w:tcMar>
+          </w:tcPr>
+          <w:p>
+            <w:pPr>
+              <w:spacing w:after="0"/>
+            </w:pPr>
+            <w:r>
+              <w:rPr>
+                <w:b w:val="false"/>
+                <w:bCs w:val="false"/>
+                <w:sz w:val="18"/>
+                <w:szCs w:val="18"/>
+              </w:rPr>
+              <w:t xml:space="preserve">—</w:t>
+            </w:r>
+          </w:p>
+        </w:tc>
+        <w:tc>
+          <w:tcPr>
+            <w:tcW w:type="dxa" w:w="3513"/>
+            <w:tcBorders>
+              <w:top w:val="single" w:color="B9C4D4" w:sz="4"/>
+              <w:left w:val="single" w:color="B9C4D4" w:sz="4"/>
+              <w:bottom w:val="single" w:color="B9C4D4" w:sz="4"/>
+              <w:right w:val="single" w:color="B9C4D4" w:sz="4"/>
+            </w:tcBorders>
+            <w:tcMar>
+              <w:top w:type="dxa" w:w="50"/>
+              <w:left w:type="dxa" w:w="90"/>
+              <w:bottom w:type="dxa" w:w="50"/>
+              <w:right w:type="dxa" w:w="90"/>
+            </w:tcMar>
+          </w:tcPr>
+          <w:p>
+            <w:pPr>
+              <w:spacing w:after="0"/>
+            </w:pPr>
+            <w:r>
+              <w:rPr>
+                <w:b w:val="false"/>
+                <w:bCs w:val="false"/>
+                <w:sz w:val="18"/>
+                <w:szCs w:val="18"/>
+              </w:rPr>
+              <w:t xml:space="preserve">89,0 %</w:t>
+            </w:r>
+          </w:p>
+        </w:tc>
+      </w:tr>
+      <w:tr>
+        <w:trPr>
+          <w:cantSplit/>
+          <w:tblHeader w:val="off"/>
+        </w:trPr>
+        <w:tc>
+          <w:tcPr>
+            <w:tcW w:type="dxa" w:w="4217"/>
+            <w:tcBorders>
+              <w:top w:val="single" w:color="B9C4D4" w:sz="4"/>
+              <w:left w:val="single" w:color="B9C4D4" w:sz="4"/>
+              <w:bottom w:val="single" w:color="B9C4D4" w:sz="4"/>
+              <w:right w:val="single" w:color="B9C4D4" w:sz="4"/>
+            </w:tcBorders>
+            <w:tcMar>
+              <w:top w:type="dxa" w:w="50"/>
+              <w:left w:type="dxa" w:w="90"/>
+              <w:bottom w:type="dxa" w:w="50"/>
+              <w:right w:type="dxa" w:w="90"/>
+            </w:tcMar>
+          </w:tcPr>
+          <w:p>
+            <w:pPr>
+              <w:spacing w:after="0"/>
+            </w:pPr>
+            <w:r>
+              <w:rPr>
+                <w:b w:val="false"/>
+                <w:bCs w:val="false"/>
+                <w:sz w:val="18"/>
+                <w:szCs w:val="18"/>
+              </w:rPr>
+              <w:t xml:space="preserve">Duplicación del módulo</w:t>
+            </w:r>
+          </w:p>
+        </w:tc>
+        <w:tc>
+          <w:tcPr>
+            <w:tcW w:type="dxa" w:w="1908"/>
+            <w:tcBorders>
+              <w:top w:val="single" w:color="B9C4D4" w:sz="4"/>
+              <w:left w:val="single" w:color="B9C4D4" w:sz="4"/>
+              <w:bottom w:val="single" w:color="B9C4D4" w:sz="4"/>
+              <w:right w:val="single" w:color="B9C4D4" w:sz="4"/>
+            </w:tcBorders>
+            <w:tcMar>
+              <w:top w:type="dxa" w:w="50"/>
+              <w:left w:type="dxa" w:w="90"/>
+              <w:bottom w:type="dxa" w:w="50"/>
+              <w:right w:type="dxa" w:w="90"/>
+            </w:tcMar>
+          </w:tcPr>
+          <w:p>
+            <w:pPr>
+              <w:spacing w:after="0"/>
+            </w:pPr>
+            <w:r>
+              <w:rPr>
+                <w:b w:val="false"/>
+                <w:bCs w:val="false"/>
+                <w:sz w:val="18"/>
+                <w:szCs w:val="18"/>
+              </w:rPr>
+              <w:t xml:space="preserve">—</w:t>
+            </w:r>
+          </w:p>
+        </w:tc>
+        <w:tc>
+          <w:tcPr>
+            <w:tcW w:type="dxa" w:w="3513"/>
+            <w:tcBorders>
+              <w:top w:val="single" w:color="B9C4D4" w:sz="4"/>
+              <w:left w:val="single" w:color="B9C4D4" w:sz="4"/>
+              <w:bottom w:val="single" w:color="B9C4D4" w:sz="4"/>
+              <w:right w:val="single" w:color="B9C4D4" w:sz="4"/>
+            </w:tcBorders>
+            <w:tcMar>
+              <w:top w:type="dxa" w:w="50"/>
+              <w:left w:type="dxa" w:w="90"/>
+              <w:bottom w:type="dxa" w:w="50"/>
+              <w:right w:type="dxa" w:w="90"/>
+            </w:tcMar>
+          </w:tcPr>
+          <w:p>
+            <w:pPr>
+              <w:spacing w:after="0"/>
+            </w:pPr>
+            <w:r>
+              <w:rPr>
+                <w:b w:val="false"/>
+                <w:bCs w:val="false"/>
+                <w:sz w:val="18"/>
+                <w:szCs w:val="18"/>
+              </w:rPr>
+              <w:t xml:space="preserve">0,7 % (pero 19,7 % en </w:t>
+            </w:r>
+            <w:r>
+              <w:rPr>
+                <w:rFonts w:ascii="Consolas" w:cs="Consolas" w:eastAsia="Consolas" w:hAnsi="Consolas"/>
+                <w:b w:val="false"/>
+                <w:bCs w:val="false"/>
+                <w:sz w:val="18"/>
+                <w:szCs w:val="18"/>
+              </w:rPr>
+              <w:t xml:space="preserve">video.py</w:t>
+            </w:r>
+            <w:r>
+              <w:rPr>
+                <w:b w:val="false"/>
+                <w:bCs w:val="false"/>
+                <w:sz w:val="18"/>
+                <w:szCs w:val="18"/>
+              </w:rPr>
+              <w:t xml:space="preserve">)</w:t>
+            </w:r>
+          </w:p>
+        </w:tc>
+      </w:tr>
+      <w:tr>
+        <w:trPr>
+          <w:cantSplit/>
+          <w:tblHeader w:val="off"/>
+        </w:trPr>
+        <w:tc>
+          <w:tcPr>
+            <w:tcW w:type="dxa" w:w="4217"/>
+            <w:tcBorders>
+              <w:top w:val="single" w:color="B9C4D4" w:sz="4"/>
+              <w:left w:val="single" w:color="B9C4D4" w:sz="4"/>
+              <w:bottom w:val="single" w:color="B9C4D4" w:sz="4"/>
+              <w:right w:val="single" w:color="B9C4D4" w:sz="4"/>
+            </w:tcBorders>
+            <w:tcMar>
+              <w:top w:type="dxa" w:w="50"/>
+              <w:left w:type="dxa" w:w="90"/>
+              <w:bottom w:type="dxa" w:w="50"/>
+              <w:right w:type="dxa" w:w="90"/>
+            </w:tcMar>
+          </w:tcPr>
+          <w:p>
+            <w:pPr>
+              <w:spacing w:after="0"/>
+            </w:pPr>
+            <w:r>
+              <w:rPr>
+                <w:b w:val="false"/>
+                <w:bCs w:val="false"/>
+                <w:sz w:val="18"/>
+                <w:szCs w:val="18"/>
+              </w:rPr>
+              <w:t xml:space="preserve">Bugs críticos / vulnerabilidades abiertas</w:t>
+            </w:r>
+          </w:p>
+        </w:tc>
+        <w:tc>
+          <w:tcPr>
+            <w:tcW w:type="dxa" w:w="1908"/>
+            <w:tcBorders>
+              <w:top w:val="single" w:color="B9C4D4" w:sz="4"/>
+              <w:left w:val="single" w:color="B9C4D4" w:sz="4"/>
+              <w:bottom w:val="single" w:color="B9C4D4" w:sz="4"/>
+              <w:right w:val="single" w:color="B9C4D4" w:sz="4"/>
+            </w:tcBorders>
+            <w:tcMar>
+              <w:top w:type="dxa" w:w="50"/>
+              <w:left w:type="dxa" w:w="90"/>
+              <w:bottom w:type="dxa" w:w="50"/>
+              <w:right w:type="dxa" w:w="90"/>
+            </w:tcMar>
+          </w:tcPr>
+          <w:p>
+            <w:pPr>
+              <w:spacing w:after="0"/>
+            </w:pPr>
+            <w:r>
+              <w:rPr>
+                <w:b w:val="false"/>
+                <w:bCs w:val="false"/>
+                <w:sz w:val="18"/>
+                <w:szCs w:val="18"/>
+              </w:rPr>
+              <w:t xml:space="preserve">— / 10</w:t>
+            </w:r>
+          </w:p>
+        </w:tc>
+        <w:tc>
+          <w:tcPr>
+            <w:tcW w:type="dxa" w:w="3513"/>
+            <w:tcBorders>
+              <w:top w:val="single" w:color="B9C4D4" w:sz="4"/>
+              <w:left w:val="single" w:color="B9C4D4" w:sz="4"/>
+              <w:bottom w:val="single" w:color="B9C4D4" w:sz="4"/>
+              <w:right w:val="single" w:color="B9C4D4" w:sz="4"/>
+            </w:tcBorders>
+            <w:tcMar>
+              <w:top w:type="dxa" w:w="50"/>
+              <w:left w:type="dxa" w:w="90"/>
+              <w:bottom w:type="dxa" w:w="50"/>
+              <w:right w:type="dxa" w:w="90"/>
+            </w:tcMar>
+          </w:tcPr>
+          <w:p>
+            <w:pPr>
+              <w:spacing w:after="0"/>
+            </w:pPr>
+            <w:r>
+              <w:rPr>
+                <w:b w:val="false"/>
+                <w:bCs w:val="false"/>
+                <w:sz w:val="18"/>
+                <w:szCs w:val="18"/>
+              </w:rPr>
+              <w:t xml:space="preserve">0 / 0 (calificación de seguridad A)</w:t>
+            </w:r>
+          </w:p>
+        </w:tc>
+      </w:tr>
+      <w:tr>
+        <w:trPr>
+          <w:cantSplit/>
+          <w:tblHeader w:val="off"/>
+        </w:trPr>
+        <w:tc>
+          <w:tcPr>
+            <w:tcW w:type="dxa" w:w="4217"/>
+            <w:tcBorders>
+              <w:top w:val="single" w:color="B9C4D4" w:sz="4"/>
+              <w:left w:val="single" w:color="B9C4D4" w:sz="4"/>
+              <w:bottom w:val="single" w:color="B9C4D4" w:sz="4"/>
+              <w:right w:val="single" w:color="B9C4D4" w:sz="4"/>
+            </w:tcBorders>
+            <w:tcMar>
+              <w:top w:type="dxa" w:w="50"/>
+              <w:left w:type="dxa" w:w="90"/>
+              <w:bottom w:type="dxa" w:w="50"/>
+              <w:right w:type="dxa" w:w="90"/>
+            </w:tcMar>
+          </w:tcPr>
+          <w:p>
+            <w:pPr>
+              <w:spacing w:after="0"/>
+            </w:pPr>
+            <w:r>
+              <w:rPr>
+                <w:b w:val="false"/>
+                <w:bCs w:val="false"/>
+                <w:sz w:val="18"/>
+                <w:szCs w:val="18"/>
+              </w:rPr>
+              <w:t xml:space="preserve">Defectos encontrados y corregidos</w:t>
+            </w:r>
+          </w:p>
+        </w:tc>
+        <w:tc>
+          <w:tcPr>
+            <w:tcW w:type="dxa" w:w="1908"/>
+            <w:tcBorders>
+              <w:top w:val="single" w:color="B9C4D4" w:sz="4"/>
+              <w:left w:val="single" w:color="B9C4D4" w:sz="4"/>
+              <w:bottom w:val="single" w:color="B9C4D4" w:sz="4"/>
+              <w:right w:val="single" w:color="B9C4D4" w:sz="4"/>
+            </w:tcBorders>
+            <w:tcMar>
+              <w:top w:type="dxa" w:w="50"/>
+              <w:left w:type="dxa" w:w="90"/>
+              <w:bottom w:type="dxa" w:w="50"/>
+              <w:right w:type="dxa" w:w="90"/>
+            </w:tcMar>
+          </w:tcPr>
+          <w:p>
+            <w:pPr>
+              <w:spacing w:after="0"/>
+            </w:pPr>
+            <w:r>
+              <w:rPr>
+                <w:b w:val="false"/>
+                <w:bCs w:val="false"/>
+                <w:sz w:val="18"/>
+                <w:szCs w:val="18"/>
+              </w:rPr>
+              <w:t xml:space="preserve">—</w:t>
+            </w:r>
+          </w:p>
+        </w:tc>
+        <w:tc>
+          <w:tcPr>
+            <w:tcW w:type="dxa" w:w="3513"/>
+            <w:tcBorders>
+              <w:top w:val="single" w:color="B9C4D4" w:sz="4"/>
+              <w:left w:val="single" w:color="B9C4D4" w:sz="4"/>
+              <w:bottom w:val="single" w:color="B9C4D4" w:sz="4"/>
+              <w:right w:val="single" w:color="B9C4D4" w:sz="4"/>
+            </w:tcBorders>
+            <w:tcMar>
+              <w:top w:type="dxa" w:w="50"/>
+              <w:left w:type="dxa" w:w="90"/>
+              <w:bottom w:type="dxa" w:w="50"/>
+              <w:right w:type="dxa" w:w="90"/>
+            </w:tcMar>
+          </w:tcPr>
+          <w:p>
+            <w:pPr>
+              <w:spacing w:after="0"/>
+            </w:pPr>
+            <w:r>
+              <w:rPr>
+                <w:b w:val="false"/>
+                <w:bCs w:val="false"/>
+                <w:sz w:val="18"/>
+                <w:szCs w:val="18"/>
+              </w:rPr>
+              <w:t xml:space="preserve">20, todos con su test de regresión</w:t>
+            </w:r>
+          </w:p>
+        </w:tc>
+      </w:tr>
+      <w:tr>
+        <w:trPr>
+          <w:cantSplit/>
+          <w:tblHeader w:val="off"/>
+        </w:trPr>
+        <w:tc>
+          <w:tcPr>
+            <w:tcW w:type="dxa" w:w="4217"/>
+            <w:tcBorders>
+              <w:top w:val="single" w:color="B9C4D4" w:sz="4"/>
+              <w:left w:val="single" w:color="B9C4D4" w:sz="4"/>
+              <w:bottom w:val="single" w:color="B9C4D4" w:sz="4"/>
+              <w:right w:val="single" w:color="B9C4D4" w:sz="4"/>
+            </w:tcBorders>
+            <w:tcMar>
+              <w:top w:type="dxa" w:w="50"/>
+              <w:left w:type="dxa" w:w="90"/>
+              <w:bottom w:type="dxa" w:w="50"/>
+              <w:right w:type="dxa" w:w="90"/>
+            </w:tcMar>
+          </w:tcPr>
+          <w:p>
+            <w:pPr>
+              <w:spacing w:after="0"/>
+            </w:pPr>
+            <w:r>
+              <w:rPr>
+                <w:b w:val="false"/>
+                <w:bCs w:val="false"/>
+                <w:sz w:val="18"/>
+                <w:szCs w:val="18"/>
+              </w:rPr>
+              <w:t xml:space="preserve">Stress de 40 usuarios en QA: p95 / mediana</w:t>
+            </w:r>
+          </w:p>
+        </w:tc>
+        <w:tc>
+          <w:tcPr>
+            <w:tcW w:type="dxa" w:w="1908"/>
+            <w:tcBorders>
+              <w:top w:val="single" w:color="B9C4D4" w:sz="4"/>
+              <w:left w:val="single" w:color="B9C4D4" w:sz="4"/>
+              <w:bottom w:val="single" w:color="B9C4D4" w:sz="4"/>
+              <w:right w:val="single" w:color="B9C4D4" w:sz="4"/>
+            </w:tcBorders>
+            <w:tcMar>
+              <w:top w:type="dxa" w:w="50"/>
+              <w:left w:type="dxa" w:w="90"/>
+              <w:bottom w:type="dxa" w:w="50"/>
+              <w:right w:type="dxa" w:w="90"/>
+            </w:tcMar>
+          </w:tcPr>
+          <w:p>
+            <w:pPr>
+              <w:spacing w:after="0"/>
+            </w:pPr>
+            <w:r>
+              <w:rPr>
+                <w:b w:val="false"/>
+                <w:bCs w:val="false"/>
+                <w:sz w:val="18"/>
+                <w:szCs w:val="18"/>
+              </w:rPr>
+              <w:t xml:space="preserve">7 600 ms / 1 500 ms</w:t>
+            </w:r>
+          </w:p>
+        </w:tc>
+        <w:tc>
+          <w:tcPr>
+            <w:tcW w:type="dxa" w:w="3513"/>
+            <w:tcBorders>
+              <w:top w:val="single" w:color="B9C4D4" w:sz="4"/>
+              <w:left w:val="single" w:color="B9C4D4" w:sz="4"/>
+              <w:bottom w:val="single" w:color="B9C4D4" w:sz="4"/>
+              <w:right w:val="single" w:color="B9C4D4" w:sz="4"/>
+            </w:tcBorders>
+            <w:tcMar>
+              <w:top w:type="dxa" w:w="50"/>
+              <w:left w:type="dxa" w:w="90"/>
+              <w:bottom w:type="dxa" w:w="50"/>
+              <w:right w:type="dxa" w:w="90"/>
+            </w:tcMar>
+          </w:tcPr>
+          <w:p>
+            <w:pPr>
+              <w:spacing w:after="0"/>
+            </w:pPr>
+            <w:r>
+              <w:rPr>
+                <w:b w:val="false"/>
+                <w:bCs w:val="false"/>
+                <w:sz w:val="18"/>
+                <w:szCs w:val="18"/>
+              </w:rPr>
+              <w:t xml:space="preserve">2 600 ms / 91 ms</w:t>
+            </w:r>
+          </w:p>
+        </w:tc>
+      </w:tr>
+      <w:tr>
+        <w:trPr>
+          <w:cantSplit/>
+          <w:tblHeader w:val="off"/>
+        </w:trPr>
+        <w:tc>
+          <w:tcPr>
+            <w:tcW w:type="dxa" w:w="4217"/>
+            <w:tcBorders>
+              <w:top w:val="single" w:color="B9C4D4" w:sz="4"/>
+              <w:left w:val="single" w:color="B9C4D4" w:sz="4"/>
+              <w:bottom w:val="single" w:color="B9C4D4" w:sz="4"/>
+              <w:right w:val="single" w:color="B9C4D4" w:sz="4"/>
+            </w:tcBorders>
+            <w:tcMar>
+              <w:top w:type="dxa" w:w="50"/>
+              <w:left w:type="dxa" w:w="90"/>
+              <w:bottom w:type="dxa" w:w="50"/>
+              <w:right w:type="dxa" w:w="90"/>
+            </w:tcMar>
+          </w:tcPr>
+          <w:p>
+            <w:pPr>
+              <w:spacing w:after="0"/>
+            </w:pPr>
+            <w:r>
+              <w:rPr>
+                <w:b w:val="false"/>
+                <w:bCs w:val="false"/>
+                <w:sz w:val="18"/>
+                <w:szCs w:val="18"/>
+              </w:rPr>
+              <w:t xml:space="preserve">Carga sostenida de 15 usuarios en QA: p95</w:t>
+            </w:r>
+          </w:p>
+        </w:tc>
+        <w:tc>
+          <w:tcPr>
+            <w:tcW w:type="dxa" w:w="1908"/>
+            <w:tcBorders>
+              <w:top w:val="single" w:color="B9C4D4" w:sz="4"/>
+              <w:left w:val="single" w:color="B9C4D4" w:sz="4"/>
+              <w:bottom w:val="single" w:color="B9C4D4" w:sz="4"/>
+              <w:right w:val="single" w:color="B9C4D4" w:sz="4"/>
+            </w:tcBorders>
+            <w:tcMar>
+              <w:top w:type="dxa" w:w="50"/>
+              <w:left w:type="dxa" w:w="90"/>
+              <w:bottom w:type="dxa" w:w="50"/>
+              <w:right w:type="dxa" w:w="90"/>
+            </w:tcMar>
+          </w:tcPr>
+          <w:p>
+            <w:pPr>
+              <w:spacing w:after="0"/>
+            </w:pPr>
+            <w:r>
+              <w:rPr>
+                <w:b w:val="false"/>
+                <w:bCs w:val="false"/>
+                <w:sz w:val="18"/>
+                <w:szCs w:val="18"/>
+              </w:rPr>
+              <w:t xml:space="preserve">—</w:t>
+            </w:r>
+          </w:p>
+        </w:tc>
+        <w:tc>
+          <w:tcPr>
+            <w:tcW w:type="dxa" w:w="3513"/>
+            <w:tcBorders>
+              <w:top w:val="single" w:color="B9C4D4" w:sz="4"/>
+              <w:left w:val="single" w:color="B9C4D4" w:sz="4"/>
+              <w:bottom w:val="single" w:color="B9C4D4" w:sz="4"/>
+              <w:right w:val="single" w:color="B9C4D4" w:sz="4"/>
+            </w:tcBorders>
+            <w:tcMar>
+              <w:top w:type="dxa" w:w="50"/>
+              <w:left w:type="dxa" w:w="90"/>
+              <w:bottom w:type="dxa" w:w="50"/>
+              <w:right w:type="dxa" w:w="90"/>
+            </w:tcMar>
+          </w:tcPr>
+          <w:p>
+            <w:pPr>
+              <w:spacing w:after="0"/>
+            </w:pPr>
+            <w:r>
+              <w:rPr>
+                <w:b w:val="false"/>
+                <w:bCs w:val="false"/>
+                <w:sz w:val="18"/>
+                <w:szCs w:val="18"/>
+              </w:rPr>
+              <w:t xml:space="preserve">140 ms</w:t>
+            </w:r>
+          </w:p>
+        </w:tc>
+      </w:tr>
+      <w:tr>
+        <w:trPr>
+          <w:cantSplit/>
+          <w:tblHeader w:val="off"/>
+        </w:trPr>
+        <w:tc>
+          <w:tcPr>
+            <w:tcW w:type="dxa" w:w="4217"/>
+            <w:tcBorders>
+              <w:top w:val="single" w:color="B9C4D4" w:sz="4"/>
+              <w:left w:val="single" w:color="B9C4D4" w:sz="4"/>
+              <w:bottom w:val="single" w:color="B9C4D4" w:sz="4"/>
+              <w:right w:val="single" w:color="B9C4D4" w:sz="4"/>
+            </w:tcBorders>
+            <w:tcMar>
+              <w:top w:type="dxa" w:w="50"/>
+              <w:left w:type="dxa" w:w="90"/>
+              <w:bottom w:type="dxa" w:w="50"/>
+              <w:right w:type="dxa" w:w="90"/>
+            </w:tcMar>
+          </w:tcPr>
+          <w:p>
+            <w:pPr>
+              <w:spacing w:after="0"/>
+            </w:pPr>
+            <w:r>
+              <w:rPr>
+                <w:b w:val="false"/>
+                <w:bCs w:val="false"/>
+                <w:sz w:val="18"/>
+                <w:szCs w:val="18"/>
+              </w:rPr>
+              <w:t xml:space="preserve">Funciones con complejidad ciclomática &gt; 10</w:t>
+            </w:r>
+          </w:p>
+        </w:tc>
+        <w:tc>
+          <w:tcPr>
+            <w:tcW w:type="dxa" w:w="1908"/>
+            <w:tcBorders>
+              <w:top w:val="single" w:color="B9C4D4" w:sz="4"/>
+              <w:left w:val="single" w:color="B9C4D4" w:sz="4"/>
+              <w:bottom w:val="single" w:color="B9C4D4" w:sz="4"/>
+              <w:right w:val="single" w:color="B9C4D4" w:sz="4"/>
+            </w:tcBorders>
+            <w:tcMar>
+              <w:top w:type="dxa" w:w="50"/>
+              <w:left w:type="dxa" w:w="90"/>
+              <w:bottom w:type="dxa" w:w="50"/>
+              <w:right w:type="dxa" w:w="90"/>
+            </w:tcMar>
+          </w:tcPr>
+          <w:p>
+            <w:pPr>
+              <w:spacing w:after="0"/>
+            </w:pPr>
+            <w:r>
+              <w:rPr>
+                <w:b w:val="false"/>
+                <w:bCs w:val="false"/>
+                <w:sz w:val="18"/>
+                <w:szCs w:val="18"/>
+              </w:rPr>
+              <w:t xml:space="preserve">7</w:t>
+            </w:r>
+          </w:p>
+        </w:tc>
+        <w:tc>
+          <w:tcPr>
+            <w:tcW w:type="dxa" w:w="3513"/>
+            <w:tcBorders>
+              <w:top w:val="single" w:color="B9C4D4" w:sz="4"/>
+              <w:left w:val="single" w:color="B9C4D4" w:sz="4"/>
+              <w:bottom w:val="single" w:color="B9C4D4" w:sz="4"/>
+              <w:right w:val="single" w:color="B9C4D4" w:sz="4"/>
+            </w:tcBorders>
+            <w:tcMar>
+              <w:top w:type="dxa" w:w="50"/>
+              <w:left w:type="dxa" w:w="90"/>
+              <w:bottom w:type="dxa" w:w="50"/>
+              <w:right w:type="dxa" w:w="90"/>
+            </w:tcMar>
+          </w:tcPr>
+          <w:p>
+            <w:pPr>
+              <w:spacing w:after="0"/>
+            </w:pPr>
+            <w:r>
+              <w:rPr>
+                <w:b w:val="false"/>
+                <w:bCs w:val="false"/>
+                <w:sz w:val="18"/>
+                <w:szCs w:val="18"/>
+              </w:rPr>
+              <w:t xml:space="preserve">8 (sin cambios de fondo)</w:t>
+            </w:r>
+          </w:p>
+        </w:tc>
+      </w:tr>
+    </w:tbl>
+    <w:p>
+      <w:pPr>
+        <w:spacing w:after="60"/>
+      </w:pPr>
+    </w:p>
+    <w:p>
+      <w:pPr>
+        <w:spacing w:after="120"/>
+      </w:pPr>
+      <w:r>
+        <w:t xml:space="preserve">Lo que más cambió fueron la cobertura, la cantidad de defectos encontrados y el desempeño bajo carga. La complejidad no cambió: las funciones complejas ya existían, quedaron cubiertas por tests pero no se refactorizaron.</w:t>
+      </w:r>
+    </w:p>
+    <w:p>
+      <w:pPr>
         <w:keepNext/>
         <w:spacing w:after="60" w:before="120"/>
         <w:jc w:val="center"/>
@@ -2857,9 +2733,9 @@
       <w:r>
         <w:drawing>
           <wp:inline distT="0" distB="0" distL="0" distR="0">
-            <wp:extent cx="5715000" cy="4772025"/>
+            <wp:extent cx="5715000" cy="4524375"/>
             <wp:effectExtent t="0" r="0" b="0" l="0"/>
-            <wp:docPr id="3" name="captura-CAPTURA 06.2" descr="Cobertura de Python calculada por el pipeline" title="Captura CAPTURA 06.2"/>
+            <wp:docPr id="3" name="captura-CAPTURA 06.1" descr="Cobertura de Python calculada por el pipeline" title="Captura CAPTURA 06.1"/>
             <wp:cNvGraphicFramePr>
               <a:graphicFrameLocks xmlns:a="http://schemas.openxmlformats.org/drawingml/2006/main" noChangeAspect="1"/>
             </wp:cNvGraphicFramePr>
@@ -2882,7 +2758,7 @@
                   <pic:spPr bwMode="auto">
                     <a:xfrm>
                       <a:off x="0" y="0"/>
-                      <a:ext cx="5715000" cy="4772025"/>
+                      <a:ext cx="5715000" cy="4524375"/>
                     </a:xfrm>
                     <a:prstGeom prst="rect">
                       <a:avLst/>
@@ -2897,6 +2773,53 @@
     </w:p>
     <w:p>
       <w:pPr>
+        <w:keepNext/>
+        <w:spacing w:after="60" w:before="120"/>
+        <w:jc w:val="center"/>
+      </w:pPr>
+      <w:r>
+        <w:drawing>
+          <wp:inline distT="0" distB="0" distL="0" distR="0">
+            <wp:extent cx="5715000" cy="3676650"/>
+            <wp:effectExtent t="0" r="0" b="0" l="0"/>
+            <wp:docPr id="4" name="captura-CAPTURA 06.2" descr="Cobertura de Python calculada por el pipeline" title="Captura CAPTURA 06.2"/>
+            <wp:cNvGraphicFramePr>
+              <a:graphicFrameLocks xmlns:a="http://schemas.openxmlformats.org/drawingml/2006/main" noChangeAspect="1"/>
+            </wp:cNvGraphicFramePr>
+            <a:graphic xmlns:a="http://schemas.openxmlformats.org/drawingml/2006/main">
+              <a:graphicData uri="http://schemas.openxmlformats.org/drawingml/2006/picture">
+                <pic:pic xmlns:pic="http://schemas.openxmlformats.org/drawingml/2006/picture">
+                  <pic:nvPicPr>
+                    <pic:cNvPr id="0" name="" descr=""/>
+                    <pic:cNvPicPr>
+                      <a:picLocks noChangeAspect="1" noChangeArrowheads="1"/>
+                    </pic:cNvPicPr>
+                  </pic:nvPicPr>
+                  <pic:blipFill>
+                    <a:blip r:embed="rId11" cstate="none"/>
+                    <a:srcRect/>
+                    <a:stretch>
+                      <a:fillRect/>
+                    </a:stretch>
+                  </pic:blipFill>
+                  <pic:spPr bwMode="auto">
+                    <a:xfrm>
+                      <a:off x="0" y="0"/>
+                      <a:ext cx="5715000" cy="3676650"/>
+                    </a:xfrm>
+                    <a:prstGeom prst="rect">
+                      <a:avLst/>
+                    </a:prstGeom>
+                  </pic:spPr>
+                </pic:pic>
+              </a:graphicData>
+            </a:graphic>
+          </wp:inline>
+        </w:drawing>
+      </w:r>
+    </w:p>
+    <w:p>
+      <w:pPr>
         <w:spacing w:after="200" w:before="60"/>
         <w:jc w:val="center"/>
       </w:pPr>
@@ -2914,125 +2837,48 @@
     <w:p>
       <w:pPr>
         <w:keepNext/>
-        <w:keepLines/>
-        <w:pBdr>
-          <w:top w:val="dashed" w:color="2B4C7E" w:sz="12" w:space="6"/>
-          <w:left w:val="dashed" w:color="2B4C7E" w:sz="12" w:space="6"/>
-          <w:bottom w:val="dashed" w:color="2B4C7E" w:sz="12" w:space="6"/>
-          <w:right w:val="dashed" w:color="2B4C7E" w:sz="12" w:space="6"/>
-        </w:pBdr>
-        <w:shd w:fill="F3F6FB" w:color="auto" w:val="clear"/>
-        <w:spacing w:after="0" w:before="200"/>
+        <w:spacing w:after="60" w:before="120"/>
         <w:jc w:val="center"/>
       </w:pPr>
       <w:r>
-        <w:rPr>
-          <w:b/>
-          <w:bCs/>
-          <w:color w:val="2B4C7E"/>
-          <w:sz w:val="22"/>
-          <w:szCs w:val="22"/>
-        </w:rPr>
-        <w:t xml:space="preserve">PEGAR AQUÍ LA CAPTURA 08</w:t>
-      </w:r>
-    </w:p>
-    <w:p>
-      <w:pPr>
-        <w:keepNext/>
-        <w:keepLines/>
-        <w:pBdr>
-          <w:top w:val="dashed" w:color="2B4C7E" w:sz="12" w:space="6"/>
-          <w:left w:val="dashed" w:color="2B4C7E" w:sz="12" w:space="6"/>
-          <w:bottom w:val="dashed" w:color="2B4C7E" w:sz="12" w:space="6"/>
-          <w:right w:val="dashed" w:color="2B4C7E" w:sz="12" w:space="6"/>
-        </w:pBdr>
-        <w:shd w:fill="F3F6FB" w:color="auto" w:val="clear"/>
-        <w:spacing w:after="0" w:before="0"/>
-        <w:jc w:val="center"/>
-      </w:pPr>
-      <w:r>
-        <w:rPr>
-          <w:sz w:val="20"/>
-          <w:szCs w:val="20"/>
-        </w:rPr>
-        <w:t xml:space="preserve">SonarQube Cloud: portada del proyecto con el quality gate Passed</w:t>
-      </w:r>
-    </w:p>
-    <w:p>
-      <w:pPr>
-        <w:keepNext/>
-        <w:keepLines/>
-        <w:pBdr>
-          <w:top w:val="dashed" w:color="2B4C7E" w:sz="12" w:space="6"/>
-          <w:left w:val="dashed" w:color="2B4C7E" w:sz="12" w:space="6"/>
-          <w:bottom w:val="dashed" w:color="2B4C7E" w:sz="12" w:space="6"/>
-          <w:right w:val="dashed" w:color="2B4C7E" w:sz="12" w:space="6"/>
-        </w:pBdr>
-        <w:shd w:fill="F3F6FB" w:color="auto" w:val="clear"/>
-        <w:spacing w:after="0" w:before="0"/>
-        <w:jc w:val="center"/>
-      </w:pPr>
-      <w:r>
-        <w:rPr>
-          <w:b/>
-          <w:bCs/>
-          <w:color w:val="555555"/>
-          <w:sz w:val="18"/>
-          <w:szCs w:val="18"/>
-        </w:rPr>
-        <w:t xml:space="preserve">De dónde: </w:t>
-      </w:r>
-      <w:r>
-        <w:rPr>
-          <w:color w:val="555555"/>
-          <w:sz w:val="18"/>
-          <w:szCs w:val="18"/>
-        </w:rPr>
-        <w:t xml:space="preserve">sonarcloud.io → proyecto pauliiortizz_OptiFull → Overview</w:t>
-      </w:r>
-    </w:p>
-    <w:p>
-      <w:pPr>
-        <w:keepNext/>
-        <w:keepLines/>
-        <w:pBdr>
-          <w:top w:val="dashed" w:color="2B4C7E" w:sz="12" w:space="6"/>
-          <w:left w:val="dashed" w:color="2B4C7E" w:sz="12" w:space="6"/>
-          <w:bottom w:val="dashed" w:color="2B4C7E" w:sz="12" w:space="6"/>
-          <w:right w:val="dashed" w:color="2B4C7E" w:sz="12" w:space="6"/>
-        </w:pBdr>
-        <w:shd w:fill="F3F6FB" w:color="auto" w:val="clear"/>
-        <w:spacing w:after="0" w:before="0"/>
-        <w:jc w:val="center"/>
-      </w:pPr>
-      <w:r>
-        <w:rPr>
-          <w:sz w:val="40"/>
-          <w:szCs w:val="40"/>
-        </w:rPr>
-        <w:t xml:space="preserve"> </w:t>
-      </w:r>
-    </w:p>
-    <w:p>
-      <w:pPr>
-        <w:keepNext/>
-        <w:keepLines/>
-        <w:pBdr>
-          <w:top w:val="dashed" w:color="2B4C7E" w:sz="12" w:space="6"/>
-          <w:left w:val="dashed" w:color="2B4C7E" w:sz="12" w:space="6"/>
-          <w:bottom w:val="dashed" w:color="2B4C7E" w:sz="12" w:space="6"/>
-          <w:right w:val="dashed" w:color="2B4C7E" w:sz="12" w:space="6"/>
-        </w:pBdr>
-        <w:shd w:fill="F3F6FB" w:color="auto" w:val="clear"/>
-        <w:spacing w:after="0" w:before="0"/>
-        <w:jc w:val="center"/>
-      </w:pPr>
-      <w:r>
-        <w:rPr>
-          <w:sz w:val="40"/>
-          <w:szCs w:val="40"/>
-        </w:rPr>
-        <w:t xml:space="preserve"> </w:t>
+        <w:drawing>
+          <wp:inline distT="0" distB="0" distL="0" distR="0">
+            <wp:extent cx="5715000" cy="2524125"/>
+            <wp:effectExtent t="0" r="0" b="0" l="0"/>
+            <wp:docPr id="5" name="captura-CAPTURA 08" descr="SonarQube Cloud: portada del proyecto con el quality gate Passed" title="Captura CAPTURA 08"/>
+            <wp:cNvGraphicFramePr>
+              <a:graphicFrameLocks xmlns:a="http://schemas.openxmlformats.org/drawingml/2006/main" noChangeAspect="1"/>
+            </wp:cNvGraphicFramePr>
+            <a:graphic xmlns:a="http://schemas.openxmlformats.org/drawingml/2006/main">
+              <a:graphicData uri="http://schemas.openxmlformats.org/drawingml/2006/picture">
+                <pic:pic xmlns:pic="http://schemas.openxmlformats.org/drawingml/2006/picture">
+                  <pic:nvPicPr>
+                    <pic:cNvPr id="0" name="" descr=""/>
+                    <pic:cNvPicPr>
+                      <a:picLocks noChangeAspect="1" noChangeArrowheads="1"/>
+                    </pic:cNvPicPr>
+                  </pic:nvPicPr>
+                  <pic:blipFill>
+                    <a:blip r:embed="rId12" cstate="none"/>
+                    <a:srcRect/>
+                    <a:stretch>
+                      <a:fillRect/>
+                    </a:stretch>
+                  </pic:blipFill>
+                  <pic:spPr bwMode="auto">
+                    <a:xfrm>
+                      <a:off x="0" y="0"/>
+                      <a:ext cx="5715000" cy="2524125"/>
+                    </a:xfrm>
+                    <a:prstGeom prst="rect">
+                      <a:avLst/>
+                    </a:prstGeom>
+                  </pic:spPr>
+                </pic:pic>
+              </a:graphicData>
+            </a:graphic>
+          </wp:inline>
+        </w:drawing>
       </w:r>
     </w:p>
     <w:p>
@@ -3054,125 +2900,48 @@
     <w:p>
       <w:pPr>
         <w:keepNext/>
-        <w:keepLines/>
-        <w:pBdr>
-          <w:top w:val="dashed" w:color="2B4C7E" w:sz="12" w:space="6"/>
-          <w:left w:val="dashed" w:color="2B4C7E" w:sz="12" w:space="6"/>
-          <w:bottom w:val="dashed" w:color="2B4C7E" w:sz="12" w:space="6"/>
-          <w:right w:val="dashed" w:color="2B4C7E" w:sz="12" w:space="6"/>
-        </w:pBdr>
-        <w:shd w:fill="F3F6FB" w:color="auto" w:val="clear"/>
-        <w:spacing w:after="0" w:before="200"/>
+        <w:spacing w:after="60" w:before="120"/>
         <w:jc w:val="center"/>
       </w:pPr>
       <w:r>
-        <w:rPr>
-          <w:b/>
-          <w:bCs/>
-          <w:color w:val="2B4C7E"/>
-          <w:sz w:val="22"/>
-          <w:szCs w:val="22"/>
-        </w:rPr>
-        <w:t xml:space="preserve">PEGAR AQUÍ LA CAPTURA 09</w:t>
-      </w:r>
-    </w:p>
-    <w:p>
-      <w:pPr>
-        <w:keepNext/>
-        <w:keepLines/>
-        <w:pBdr>
-          <w:top w:val="dashed" w:color="2B4C7E" w:sz="12" w:space="6"/>
-          <w:left w:val="dashed" w:color="2B4C7E" w:sz="12" w:space="6"/>
-          <w:bottom w:val="dashed" w:color="2B4C7E" w:sz="12" w:space="6"/>
-          <w:right w:val="dashed" w:color="2B4C7E" w:sz="12" w:space="6"/>
-        </w:pBdr>
-        <w:shd w:fill="F3F6FB" w:color="auto" w:val="clear"/>
-        <w:spacing w:after="0" w:before="0"/>
-        <w:jc w:val="center"/>
-      </w:pPr>
-      <w:r>
-        <w:rPr>
-          <w:sz w:val="20"/>
-          <w:szCs w:val="20"/>
-        </w:rPr>
-        <w:t xml:space="preserve">SonarQube Cloud: métricas de la carpeta frontend (cobertura 94,5 %, duplicación 1,0 %)</w:t>
-      </w:r>
-    </w:p>
-    <w:p>
-      <w:pPr>
-        <w:keepNext/>
-        <w:keepLines/>
-        <w:pBdr>
-          <w:top w:val="dashed" w:color="2B4C7E" w:sz="12" w:space="6"/>
-          <w:left w:val="dashed" w:color="2B4C7E" w:sz="12" w:space="6"/>
-          <w:bottom w:val="dashed" w:color="2B4C7E" w:sz="12" w:space="6"/>
-          <w:right w:val="dashed" w:color="2B4C7E" w:sz="12" w:space="6"/>
-        </w:pBdr>
-        <w:shd w:fill="F3F6FB" w:color="auto" w:val="clear"/>
-        <w:spacing w:after="0" w:before="0"/>
-        <w:jc w:val="center"/>
-      </w:pPr>
-      <w:r>
-        <w:rPr>
-          <w:b/>
-          <w:bCs/>
-          <w:color w:val="555555"/>
-          <w:sz w:val="18"/>
-          <w:szCs w:val="18"/>
-        </w:rPr>
-        <w:t xml:space="preserve">De dónde: </w:t>
-      </w:r>
-      <w:r>
-        <w:rPr>
-          <w:color w:val="555555"/>
-          <w:sz w:val="18"/>
-          <w:szCs w:val="18"/>
-        </w:rPr>
-        <w:t xml:space="preserve">sonarcloud.io → proyecto → Code (o Measures) → carpeta frontend</w:t>
-      </w:r>
-    </w:p>
-    <w:p>
-      <w:pPr>
-        <w:keepNext/>
-        <w:keepLines/>
-        <w:pBdr>
-          <w:top w:val="dashed" w:color="2B4C7E" w:sz="12" w:space="6"/>
-          <w:left w:val="dashed" w:color="2B4C7E" w:sz="12" w:space="6"/>
-          <w:bottom w:val="dashed" w:color="2B4C7E" w:sz="12" w:space="6"/>
-          <w:right w:val="dashed" w:color="2B4C7E" w:sz="12" w:space="6"/>
-        </w:pBdr>
-        <w:shd w:fill="F3F6FB" w:color="auto" w:val="clear"/>
-        <w:spacing w:after="0" w:before="0"/>
-        <w:jc w:val="center"/>
-      </w:pPr>
-      <w:r>
-        <w:rPr>
-          <w:sz w:val="40"/>
-          <w:szCs w:val="40"/>
-        </w:rPr>
-        <w:t xml:space="preserve"> </w:t>
-      </w:r>
-    </w:p>
-    <w:p>
-      <w:pPr>
-        <w:keepNext/>
-        <w:keepLines/>
-        <w:pBdr>
-          <w:top w:val="dashed" w:color="2B4C7E" w:sz="12" w:space="6"/>
-          <w:left w:val="dashed" w:color="2B4C7E" w:sz="12" w:space="6"/>
-          <w:bottom w:val="dashed" w:color="2B4C7E" w:sz="12" w:space="6"/>
-          <w:right w:val="dashed" w:color="2B4C7E" w:sz="12" w:space="6"/>
-        </w:pBdr>
-        <w:shd w:fill="F3F6FB" w:color="auto" w:val="clear"/>
-        <w:spacing w:after="0" w:before="0"/>
-        <w:jc w:val="center"/>
-      </w:pPr>
-      <w:r>
-        <w:rPr>
-          <w:sz w:val="40"/>
-          <w:szCs w:val="40"/>
-        </w:rPr>
-        <w:t xml:space="preserve"> </w:t>
+        <w:drawing>
+          <wp:inline distT="0" distB="0" distL="0" distR="0">
+            <wp:extent cx="5715000" cy="2314575"/>
+            <wp:effectExtent t="0" r="0" b="0" l="0"/>
+            <wp:docPr id="6" name="captura-CAPTURA 09" descr="SonarQube Cloud: métricas de la carpeta frontend (cobertura 94,6 %, duplicación 0,7 %)" title="Captura CAPTURA 09"/>
+            <wp:cNvGraphicFramePr>
+              <a:graphicFrameLocks xmlns:a="http://schemas.openxmlformats.org/drawingml/2006/main" noChangeAspect="1"/>
+            </wp:cNvGraphicFramePr>
+            <a:graphic xmlns:a="http://schemas.openxmlformats.org/drawingml/2006/main">
+              <a:graphicData uri="http://schemas.openxmlformats.org/drawingml/2006/picture">
+                <pic:pic xmlns:pic="http://schemas.openxmlformats.org/drawingml/2006/picture">
+                  <pic:nvPicPr>
+                    <pic:cNvPr id="0" name="" descr=""/>
+                    <pic:cNvPicPr>
+                      <a:picLocks noChangeAspect="1" noChangeArrowheads="1"/>
+                    </pic:cNvPicPr>
+                  </pic:nvPicPr>
+                  <pic:blipFill>
+                    <a:blip r:embed="rId13" cstate="none"/>
+                    <a:srcRect/>
+                    <a:stretch>
+                      <a:fillRect/>
+                    </a:stretch>
+                  </pic:blipFill>
+                  <pic:spPr bwMode="auto">
+                    <a:xfrm>
+                      <a:off x="0" y="0"/>
+                      <a:ext cx="5715000" cy="2314575"/>
+                    </a:xfrm>
+                    <a:prstGeom prst="rect">
+                      <a:avLst/>
+                    </a:prstGeom>
+                  </pic:spPr>
+                </pic:pic>
+              </a:graphicData>
+            </a:graphic>
+          </wp:inline>
+        </w:drawing>
       </w:r>
     </w:p>
     <w:p>
@@ -3188,7 +2957,7 @@
           <w:sz w:val="18"/>
           <w:szCs w:val="18"/>
         </w:rPr>
-        <w:t xml:space="preserve">Figura 09. SonarQube Cloud: métricas de la carpeta frontend (cobertura 94,5 %, duplicación 1,0 %)</w:t>
+        <w:t xml:space="preserve">Figura 09. SonarQube Cloud: métricas de la carpeta frontend (cobertura 94,6 %, duplicación 0,7 %)</w:t>
       </w:r>
     </w:p>
     <w:p>
@@ -3507,7 +3276,7 @@
                 <w:sz w:val="18"/>
                 <w:szCs w:val="18"/>
               </w:rPr>
-              <w:t xml:space="preserve">Cobertura ≥ 80 % (94,5 %); feedback en ≤ 5 min (1,6 min); 100 % de defectos con regresión (20 de 20); 0 bugs críticos</w:t>
+              <w:t xml:space="preserve">Cobertura ≥ 80 % (94,6 %); feedback en ≤ 5 min (1,6 min); 100 % de defectos con regresión (20 de 20); 0 bugs críticos</w:t>
             </w:r>
           </w:p>
         </w:tc>
@@ -3734,7 +3503,7 @@
           <wp:inline distT="0" distB="0" distL="0" distR="0">
             <wp:extent cx="5715000" cy="666750"/>
             <wp:effectExtent t="0" r="0" b="0" l="0"/>
-            <wp:docPr id="4" name="captura-CAPTURA 05" descr="Contraste rojo/verde de DEF-002: el test fallando y después pasando" title="Captura CAPTURA 05"/>
+            <wp:docPr id="7" name="captura-CAPTURA 05" descr="Contraste rojo/verde de DEF-002: el test fallando y después pasando" title="Captura CAPTURA 05"/>
             <wp:cNvGraphicFramePr>
               <a:graphicFrameLocks xmlns:a="http://schemas.openxmlformats.org/drawingml/2006/main" noChangeAspect="1"/>
             </wp:cNvGraphicFramePr>
@@ -3748,7 +3517,7 @@
                     </pic:cNvPicPr>
                   </pic:nvPicPr>
                   <pic:blipFill>
-                    <a:blip r:embed="rId11" cstate="none"/>
+                    <a:blip r:embed="rId14" cstate="none"/>
                     <a:srcRect/>
                     <a:stretch>
                       <a:fillRect/>
@@ -3791,7 +3560,17 @@
         <w:spacing w:after="120"/>
       </w:pPr>
       <w:r>
-        <w:t xml:space="preserve">Los </w:t>
+        <w:t xml:space="preserve">El desarrollo es </w:t>
+      </w:r>
+      <w:r>
+        <w:rPr>
+          <w:b/>
+          <w:bCs/>
+        </w:rPr>
+        <w:t xml:space="preserve">iterativo con integración continua</w:t>
+      </w:r>
+      <w:r>
+        <w:t xml:space="preserve">: las pruebas corren durante el desarrollo, no al final, y se usan la regresión, el smoke y el *sanity* (tras cada arreglo se corre primero el test del defecto). Los </w:t>
       </w:r>
       <w:r>
         <w:rPr>
@@ -5057,180 +4836,15 @@
     <w:p>
       <w:pPr>
         <w:keepNext/>
-        <w:keepLines/>
-        <w:pBdr>
-          <w:top w:val="dashed" w:color="2B4C7E" w:sz="12" w:space="6"/>
-          <w:left w:val="dashed" w:color="2B4C7E" w:sz="12" w:space="6"/>
-          <w:bottom w:val="dashed" w:color="2B4C7E" w:sz="12" w:space="6"/>
-          <w:right w:val="dashed" w:color="2B4C7E" w:sz="12" w:space="6"/>
-        </w:pBdr>
-        <w:shd w:fill="F3F6FB" w:color="auto" w:val="clear"/>
-        <w:spacing w:after="0" w:before="200"/>
-        <w:jc w:val="center"/>
-      </w:pPr>
-      <w:r>
-        <w:rPr>
-          <w:b/>
-          <w:bCs/>
-          <w:color w:val="2B4C7E"/>
-          <w:sz w:val="22"/>
-          <w:szCs w:val="22"/>
-        </w:rPr>
-        <w:t xml:space="preserve">PEGAR AQUÍ LA CAPTURA 10</w:t>
-      </w:r>
-    </w:p>
-    <w:p>
-      <w:pPr>
-        <w:keepNext/>
-        <w:keepLines/>
-        <w:pBdr>
-          <w:top w:val="dashed" w:color="2B4C7E" w:sz="12" w:space="6"/>
-          <w:left w:val="dashed" w:color="2B4C7E" w:sz="12" w:space="6"/>
-          <w:bottom w:val="dashed" w:color="2B4C7E" w:sz="12" w:space="6"/>
-          <w:right w:val="dashed" w:color="2B4C7E" w:sz="12" w:space="6"/>
-        </w:pBdr>
-        <w:shd w:fill="F3F6FB" w:color="auto" w:val="clear"/>
-        <w:spacing w:after="0" w:before="0"/>
-        <w:jc w:val="center"/>
-      </w:pPr>
-      <w:r>
-        <w:rPr>
-          <w:sz w:val="20"/>
-          <w:szCs w:val="20"/>
-        </w:rPr>
-        <w:t xml:space="preserve">SonarQube Cloud: vulnerabilidades revisadas (0 abiertas; 5 False positive y 2 Accepted, con su comentario)</w:t>
-      </w:r>
-    </w:p>
-    <w:p>
-      <w:pPr>
-        <w:keepNext/>
-        <w:keepLines/>
-        <w:pBdr>
-          <w:top w:val="dashed" w:color="2B4C7E" w:sz="12" w:space="6"/>
-          <w:left w:val="dashed" w:color="2B4C7E" w:sz="12" w:space="6"/>
-          <w:bottom w:val="dashed" w:color="2B4C7E" w:sz="12" w:space="6"/>
-          <w:right w:val="dashed" w:color="2B4C7E" w:sz="12" w:space="6"/>
-        </w:pBdr>
-        <w:shd w:fill="F3F6FB" w:color="auto" w:val="clear"/>
-        <w:spacing w:after="0" w:before="0"/>
-        <w:jc w:val="center"/>
-      </w:pPr>
-      <w:r>
-        <w:rPr>
-          <w:b/>
-          <w:bCs/>
-          <w:color w:val="555555"/>
-          <w:sz w:val="18"/>
-          <w:szCs w:val="18"/>
-        </w:rPr>
-        <w:t xml:space="preserve">De dónde: </w:t>
-      </w:r>
-      <w:r>
-        <w:rPr>
-          <w:color w:val="555555"/>
-          <w:sz w:val="18"/>
-          <w:szCs w:val="18"/>
-        </w:rPr>
-        <w:t xml:space="preserve">sonarcloud.io → proyecto → Issues → filtro Security → estado Resolved</w:t>
-      </w:r>
-    </w:p>
-    <w:p>
-      <w:pPr>
-        <w:keepNext/>
-        <w:keepLines/>
-        <w:pBdr>
-          <w:top w:val="dashed" w:color="2B4C7E" w:sz="12" w:space="6"/>
-          <w:left w:val="dashed" w:color="2B4C7E" w:sz="12" w:space="6"/>
-          <w:bottom w:val="dashed" w:color="2B4C7E" w:sz="12" w:space="6"/>
-          <w:right w:val="dashed" w:color="2B4C7E" w:sz="12" w:space="6"/>
-        </w:pBdr>
-        <w:shd w:fill="F3F6FB" w:color="auto" w:val="clear"/>
-        <w:spacing w:after="0" w:before="0"/>
-        <w:jc w:val="center"/>
-      </w:pPr>
-      <w:r>
-        <w:rPr>
-          <w:sz w:val="40"/>
-          <w:szCs w:val="40"/>
-        </w:rPr>
-        <w:t xml:space="preserve"> </w:t>
-      </w:r>
-    </w:p>
-    <w:p>
-      <w:pPr>
-        <w:keepNext/>
-        <w:keepLines/>
-        <w:pBdr>
-          <w:top w:val="dashed" w:color="2B4C7E" w:sz="12" w:space="6"/>
-          <w:left w:val="dashed" w:color="2B4C7E" w:sz="12" w:space="6"/>
-          <w:bottom w:val="dashed" w:color="2B4C7E" w:sz="12" w:space="6"/>
-          <w:right w:val="dashed" w:color="2B4C7E" w:sz="12" w:space="6"/>
-        </w:pBdr>
-        <w:shd w:fill="F3F6FB" w:color="auto" w:val="clear"/>
-        <w:spacing w:after="0" w:before="0"/>
-        <w:jc w:val="center"/>
-      </w:pPr>
-      <w:r>
-        <w:rPr>
-          <w:sz w:val="40"/>
-          <w:szCs w:val="40"/>
-        </w:rPr>
-        <w:t xml:space="preserve"> </w:t>
-      </w:r>
-    </w:p>
-    <w:p>
-      <w:pPr>
-        <w:spacing w:after="200" w:before="60"/>
-        <w:jc w:val="center"/>
-      </w:pPr>
-      <w:r>
-        <w:rPr>
-          <w:i/>
-          <w:iCs/>
-          <w:color w:val="555555"/>
-          <w:sz w:val="18"/>
-          <w:szCs w:val="18"/>
-        </w:rPr>
-        <w:t xml:space="preserve">Figura 10. SonarQube Cloud: vulnerabilidades revisadas (0 abiertas; 5 False positive y 2 Accepted, con su comentario)</w:t>
-      </w:r>
-    </w:p>
-    <w:p>
-      <w:pPr>
-        <w:spacing w:after="120"/>
-      </w:pPr>
-      <w:r>
-        <w:rPr>
-          <w:b/>
-          <w:bCs/>
-        </w:rPr>
-        <w:t xml:space="preserve">Niveles de prueba:</w:t>
-      </w:r>
-      <w:r>
-        <w:t xml:space="preserve"> componente (817 pruebas unitarias), integración (23, con Postgres real, el contenedor y QA), sistema (E2E contra QA) y aceptación (E2E por rol, umbrales de carga y smoke en producción). </w:t>
-      </w:r>
-      <w:r>
-        <w:rPr>
-          <w:b/>
-          <w:bCs/>
-        </w:rPr>
-        <w:t xml:space="preserve">Despliegue verificado en cada instancia:</w:t>
-      </w:r>
-      <w:r>
-        <w:t xml:space="preserve"> contenedor en CI, QA y producción corren el mismo commit, y el pipeline lo comprueba en cada una.</w:t>
-      </w:r>
-    </w:p>
-    <w:p>
-      <w:pPr>
-        <w:keepNext/>
         <w:spacing w:after="60" w:before="120"/>
         <w:jc w:val="center"/>
       </w:pPr>
       <w:r>
         <w:drawing>
           <wp:inline distT="0" distB="0" distL="0" distR="0">
-            <wp:extent cx="5715000" cy="3695700"/>
+            <wp:extent cx="5715000" cy="2667000"/>
             <wp:effectExtent t="0" r="0" b="0" l="0"/>
-            <wp:docPr id="5" name="captura-CAPTURA 07" descr="Deploy a producción con el smoke en verde" title="Captura CAPTURA 07"/>
+            <wp:docPr id="8" name="captura-CAPTURA 10" descr="SonarQube Cloud: vulnerabilidades revisadas (0 abiertas; 5 False positive y 2 Accepted, con su comentario)" title="Captura CAPTURA 10"/>
             <wp:cNvGraphicFramePr>
               <a:graphicFrameLocks xmlns:a="http://schemas.openxmlformats.org/drawingml/2006/main" noChangeAspect="1"/>
             </wp:cNvGraphicFramePr>
@@ -5244,7 +4858,7 @@
                     </pic:cNvPicPr>
                   </pic:nvPicPr>
                   <pic:blipFill>
-                    <a:blip r:embed="rId12" cstate="none"/>
+                    <a:blip r:embed="rId15" cstate="none"/>
                     <a:srcRect/>
                     <a:stretch>
                       <a:fillRect/>
@@ -5253,7 +4867,7 @@
                   <pic:spPr bwMode="auto">
                     <a:xfrm>
                       <a:off x="0" y="0"/>
-                      <a:ext cx="5715000" cy="3695700"/>
+                      <a:ext cx="5715000" cy="2667000"/>
                     </a:xfrm>
                     <a:prstGeom prst="rect">
                       <a:avLst/>
@@ -5279,6 +4893,94 @@
           <w:sz w:val="18"/>
           <w:szCs w:val="18"/>
         </w:rPr>
+        <w:t xml:space="preserve">Figura 10. SonarQube Cloud: vulnerabilidades revisadas (0 abiertas; 5 False positive y 2 Accepted, con su comentario)</w:t>
+      </w:r>
+    </w:p>
+    <w:p>
+      <w:pPr>
+        <w:spacing w:after="120"/>
+      </w:pPr>
+      <w:r>
+        <w:rPr>
+          <w:b/>
+          <w:bCs/>
+        </w:rPr>
+        <w:t xml:space="preserve">Niveles de prueba:</w:t>
+      </w:r>
+      <w:r>
+        <w:t xml:space="preserve"> componente (817 pruebas unitarias), integración (23, con Postgres real, el contenedor y QA), sistema (E2E contra QA) y aceptación (E2E por rol, umbrales de carga y smoke en producción). </w:t>
+      </w:r>
+      <w:r>
+        <w:rPr>
+          <w:b/>
+          <w:bCs/>
+        </w:rPr>
+        <w:t xml:space="preserve">Despliegue verificado en cada instancia:</w:t>
+      </w:r>
+      <w:r>
+        <w:t xml:space="preserve"> contenedor en CI, QA y producción corren el mismo commit, y el pipeline lo comprueba en cada una.</w:t>
+      </w:r>
+    </w:p>
+    <w:p>
+      <w:pPr>
+        <w:keepNext/>
+        <w:spacing w:after="60" w:before="120"/>
+        <w:jc w:val="center"/>
+      </w:pPr>
+      <w:r>
+        <w:drawing>
+          <wp:inline distT="0" distB="0" distL="0" distR="0">
+            <wp:extent cx="5715000" cy="3124200"/>
+            <wp:effectExtent t="0" r="0" b="0" l="0"/>
+            <wp:docPr id="9" name="captura-CAPTURA 07" descr="Deploy a producción con el smoke en verde" title="Captura CAPTURA 07"/>
+            <wp:cNvGraphicFramePr>
+              <a:graphicFrameLocks xmlns:a="http://schemas.openxmlformats.org/drawingml/2006/main" noChangeAspect="1"/>
+            </wp:cNvGraphicFramePr>
+            <a:graphic xmlns:a="http://schemas.openxmlformats.org/drawingml/2006/main">
+              <a:graphicData uri="http://schemas.openxmlformats.org/drawingml/2006/picture">
+                <pic:pic xmlns:pic="http://schemas.openxmlformats.org/drawingml/2006/picture">
+                  <pic:nvPicPr>
+                    <pic:cNvPr id="0" name="" descr=""/>
+                    <pic:cNvPicPr>
+                      <a:picLocks noChangeAspect="1" noChangeArrowheads="1"/>
+                    </pic:cNvPicPr>
+                  </pic:nvPicPr>
+                  <pic:blipFill>
+                    <a:blip r:embed="rId16" cstate="none"/>
+                    <a:srcRect/>
+                    <a:stretch>
+                      <a:fillRect/>
+                    </a:stretch>
+                  </pic:blipFill>
+                  <pic:spPr bwMode="auto">
+                    <a:xfrm>
+                      <a:off x="0" y="0"/>
+                      <a:ext cx="5715000" cy="3124200"/>
+                    </a:xfrm>
+                    <a:prstGeom prst="rect">
+                      <a:avLst/>
+                    </a:prstGeom>
+                  </pic:spPr>
+                </pic:pic>
+              </a:graphicData>
+            </a:graphic>
+          </wp:inline>
+        </w:drawing>
+      </w:r>
+    </w:p>
+    <w:p>
+      <w:pPr>
+        <w:spacing w:after="200" w:before="60"/>
+        <w:jc w:val="center"/>
+      </w:pPr>
+      <w:r>
+        <w:rPr>
+          <w:i/>
+          <w:iCs/>
+          <w:color w:val="555555"/>
+          <w:sz w:val="18"/>
+          <w:szCs w:val="18"/>
+        </w:rPr>
         <w:t xml:space="preserve">Figura 07. Deploy a producción con el smoke en verde</w:t>
       </w:r>
     </w:p>
@@ -5346,7 +5048,7 @@
         <w:t xml:space="preserve">Duplicación:</w:t>
       </w:r>
       <w:r>
-        <w:t xml:space="preserve"> 1,0 % en el módulo, pero 19,7 % en </w:t>
+        <w:t xml:space="preserve"> 0,7 % en el módulo, pero 19,7 % en </w:t>
       </w:r>
       <w:r>
         <w:rPr>
@@ -5544,125 +5246,48 @@
     <w:p>
       <w:pPr>
         <w:keepNext/>
-        <w:keepLines/>
-        <w:pBdr>
-          <w:top w:val="dashed" w:color="2B4C7E" w:sz="12" w:space="6"/>
-          <w:left w:val="dashed" w:color="2B4C7E" w:sz="12" w:space="6"/>
-          <w:bottom w:val="dashed" w:color="2B4C7E" w:sz="12" w:space="6"/>
-          <w:right w:val="dashed" w:color="2B4C7E" w:sz="12" w:space="6"/>
-        </w:pBdr>
-        <w:shd w:fill="F3F6FB" w:color="auto" w:val="clear"/>
-        <w:spacing w:after="0" w:before="200"/>
+        <w:spacing w:after="60" w:before="120"/>
         <w:jc w:val="center"/>
       </w:pPr>
       <w:r>
-        <w:rPr>
-          <w:b/>
-          <w:bCs/>
-          <w:color w:val="2B4C7E"/>
-          <w:sz w:val="22"/>
-          <w:szCs w:val="22"/>
-        </w:rPr>
-        <w:t xml:space="preserve">PEGAR AQUÍ LA CAPTURA 11</w:t>
-      </w:r>
-    </w:p>
-    <w:p>
-      <w:pPr>
-        <w:keepNext/>
-        <w:keepLines/>
-        <w:pBdr>
-          <w:top w:val="dashed" w:color="2B4C7E" w:sz="12" w:space="6"/>
-          <w:left w:val="dashed" w:color="2B4C7E" w:sz="12" w:space="6"/>
-          <w:bottom w:val="dashed" w:color="2B4C7E" w:sz="12" w:space="6"/>
-          <w:right w:val="dashed" w:color="2B4C7E" w:sz="12" w:space="6"/>
-        </w:pBdr>
-        <w:shd w:fill="F3F6FB" w:color="auto" w:val="clear"/>
-        <w:spacing w:after="0" w:before="0"/>
-        <w:jc w:val="center"/>
-      </w:pPr>
-      <w:r>
-        <w:rPr>
-          <w:sz w:val="20"/>
-          <w:szCs w:val="20"/>
-        </w:rPr>
-        <w:t xml:space="preserve">SonarQube Cloud: bloques duplicados de video.py (19,7 %)</w:t>
-      </w:r>
-    </w:p>
-    <w:p>
-      <w:pPr>
-        <w:keepNext/>
-        <w:keepLines/>
-        <w:pBdr>
-          <w:top w:val="dashed" w:color="2B4C7E" w:sz="12" w:space="6"/>
-          <w:left w:val="dashed" w:color="2B4C7E" w:sz="12" w:space="6"/>
-          <w:bottom w:val="dashed" w:color="2B4C7E" w:sz="12" w:space="6"/>
-          <w:right w:val="dashed" w:color="2B4C7E" w:sz="12" w:space="6"/>
-        </w:pBdr>
-        <w:shd w:fill="F3F6FB" w:color="auto" w:val="clear"/>
-        <w:spacing w:after="0" w:before="0"/>
-        <w:jc w:val="center"/>
-      </w:pPr>
-      <w:r>
-        <w:rPr>
-          <w:b/>
-          <w:bCs/>
-          <w:color w:val="555555"/>
-          <w:sz w:val="18"/>
-          <w:szCs w:val="18"/>
-        </w:rPr>
-        <w:t xml:space="preserve">De dónde: </w:t>
-      </w:r>
-      <w:r>
-        <w:rPr>
-          <w:color w:val="555555"/>
-          <w:sz w:val="18"/>
-          <w:szCs w:val="18"/>
-        </w:rPr>
-        <w:t xml:space="preserve">sonarcloud.io → proyecto → Code → frontend/api/video.py → vista de duplicaciones</w:t>
-      </w:r>
-    </w:p>
-    <w:p>
-      <w:pPr>
-        <w:keepNext/>
-        <w:keepLines/>
-        <w:pBdr>
-          <w:top w:val="dashed" w:color="2B4C7E" w:sz="12" w:space="6"/>
-          <w:left w:val="dashed" w:color="2B4C7E" w:sz="12" w:space="6"/>
-          <w:bottom w:val="dashed" w:color="2B4C7E" w:sz="12" w:space="6"/>
-          <w:right w:val="dashed" w:color="2B4C7E" w:sz="12" w:space="6"/>
-        </w:pBdr>
-        <w:shd w:fill="F3F6FB" w:color="auto" w:val="clear"/>
-        <w:spacing w:after="0" w:before="0"/>
-        <w:jc w:val="center"/>
-      </w:pPr>
-      <w:r>
-        <w:rPr>
-          <w:sz w:val="40"/>
-          <w:szCs w:val="40"/>
-        </w:rPr>
-        <w:t xml:space="preserve"> </w:t>
-      </w:r>
-    </w:p>
-    <w:p>
-      <w:pPr>
-        <w:keepNext/>
-        <w:keepLines/>
-        <w:pBdr>
-          <w:top w:val="dashed" w:color="2B4C7E" w:sz="12" w:space="6"/>
-          <w:left w:val="dashed" w:color="2B4C7E" w:sz="12" w:space="6"/>
-          <w:bottom w:val="dashed" w:color="2B4C7E" w:sz="12" w:space="6"/>
-          <w:right w:val="dashed" w:color="2B4C7E" w:sz="12" w:space="6"/>
-        </w:pBdr>
-        <w:shd w:fill="F3F6FB" w:color="auto" w:val="clear"/>
-        <w:spacing w:after="0" w:before="0"/>
-        <w:jc w:val="center"/>
-      </w:pPr>
-      <w:r>
-        <w:rPr>
-          <w:sz w:val="40"/>
-          <w:szCs w:val="40"/>
-        </w:rPr>
-        <w:t xml:space="preserve"> </w:t>
+        <w:drawing>
+          <wp:inline distT="0" distB="0" distL="0" distR="0">
+            <wp:extent cx="5715000" cy="2724150"/>
+            <wp:effectExtent t="0" r="0" b="0" l="0"/>
+            <wp:docPr id="10" name="captura-CAPTURA 11" descr="SonarQube Cloud: bloques duplicados de video.py (19,7 %)" title="Captura CAPTURA 11"/>
+            <wp:cNvGraphicFramePr>
+              <a:graphicFrameLocks xmlns:a="http://schemas.openxmlformats.org/drawingml/2006/main" noChangeAspect="1"/>
+            </wp:cNvGraphicFramePr>
+            <a:graphic xmlns:a="http://schemas.openxmlformats.org/drawingml/2006/main">
+              <a:graphicData uri="http://schemas.openxmlformats.org/drawingml/2006/picture">
+                <pic:pic xmlns:pic="http://schemas.openxmlformats.org/drawingml/2006/picture">
+                  <pic:nvPicPr>
+                    <pic:cNvPr id="0" name="" descr=""/>
+                    <pic:cNvPicPr>
+                      <a:picLocks noChangeAspect="1" noChangeArrowheads="1"/>
+                    </pic:cNvPicPr>
+                  </pic:nvPicPr>
+                  <pic:blipFill>
+                    <a:blip r:embed="rId17" cstate="none"/>
+                    <a:srcRect/>
+                    <a:stretch>
+                      <a:fillRect/>
+                    </a:stretch>
+                  </pic:blipFill>
+                  <pic:spPr bwMode="auto">
+                    <a:xfrm>
+                      <a:off x="0" y="0"/>
+                      <a:ext cx="5715000" cy="2724150"/>
+                    </a:xfrm>
+                    <a:prstGeom prst="rect">
+                      <a:avLst/>
+                    </a:prstGeom>
+                  </pic:spPr>
+                </pic:pic>
+              </a:graphicData>
+            </a:graphic>
+          </wp:inline>
+        </w:drawing>
       </w:r>
     </w:p>
     <w:p>
@@ -6435,7 +6060,7 @@
                 <w:sz w:val="18"/>
                 <w:szCs w:val="18"/>
               </w:rPr>
-              <w:t xml:space="preserve">3 508</w:t>
+              <w:t xml:space="preserve">3 479</w:t>
             </w:r>
           </w:p>
         </w:tc>
@@ -6466,7 +6091,7 @@
                 <w:sz w:val="18"/>
                 <w:szCs w:val="18"/>
               </w:rPr>
-              <w:t xml:space="preserve">100 ms</w:t>
+              <w:t xml:space="preserve">91 ms</w:t>
             </w:r>
           </w:p>
         </w:tc>
@@ -6497,7 +6122,7 @@
                 <w:sz w:val="18"/>
                 <w:szCs w:val="18"/>
               </w:rPr>
-              <w:t xml:space="preserve">2 400 ms</w:t>
+              <w:t xml:space="preserve">2 600 ms</w:t>
             </w:r>
           </w:p>
         </w:tc>
@@ -6528,7 +6153,7 @@
                 <w:sz w:val="18"/>
                 <w:szCs w:val="18"/>
               </w:rPr>
-              <w:t xml:space="preserve">9 400 ms</w:t>
+              <w:t xml:space="preserve">9 300 ms</w:t>
             </w:r>
           </w:p>
         </w:tc>
@@ -6579,9 +6204,9 @@
       <w:r>
         <w:drawing>
           <wp:inline distT="0" distB="0" distL="0" distR="0">
-            <wp:extent cx="5715000" cy="4419600"/>
+            <wp:extent cx="5715000" cy="5067300"/>
             <wp:effectExtent t="0" r="0" b="0" l="0"/>
-            <wp:docPr id="6" name="captura-CAPTURA 03" descr="Stress y carga sostenida en verde con el pool (p95 2400 ms y 140 ms)" title="Captura CAPTURA 03"/>
+            <wp:docPr id="11" name="captura-CAPTURA 03.1" descr="Stress y carga sostenida en verde con el pool (p95 2600 ms y 140 ms)" title="Captura CAPTURA 03.1"/>
             <wp:cNvGraphicFramePr>
               <a:graphicFrameLocks xmlns:a="http://schemas.openxmlformats.org/drawingml/2006/main" noChangeAspect="1"/>
             </wp:cNvGraphicFramePr>
@@ -6595,7 +6220,7 @@
                     </pic:cNvPicPr>
                   </pic:nvPicPr>
                   <pic:blipFill>
-                    <a:blip r:embed="rId13" cstate="none"/>
+                    <a:blip r:embed="rId18" cstate="none"/>
                     <a:srcRect/>
                     <a:stretch>
                       <a:fillRect/>
@@ -6604,7 +6229,7 @@
                   <pic:spPr bwMode="auto">
                     <a:xfrm>
                       <a:off x="0" y="0"/>
-                      <a:ext cx="5715000" cy="4419600"/>
+                      <a:ext cx="5715000" cy="5067300"/>
                     </a:xfrm>
                     <a:prstGeom prst="rect">
                       <a:avLst/>
@@ -6619,430 +6244,6 @@
     </w:p>
     <w:p>
       <w:pPr>
-        <w:spacing w:after="200" w:before="60"/>
-        <w:jc w:val="center"/>
-      </w:pPr>
-      <w:r>
-        <w:rPr>
-          <w:i/>
-          <w:iCs/>
-          <w:color w:val="555555"/>
-          <w:sz w:val="18"/>
-          <w:szCs w:val="18"/>
-        </w:rPr>
-        <w:t xml:space="preserve">Figura 03. Stress y carga sostenida en verde con el pool (p95 2400 ms y 140 ms)</w:t>
-      </w:r>
-    </w:p>
-    <w:p>
-      <w:pPr>
-        <w:keepNext/>
-        <w:keepLines/>
-        <w:pBdr>
-          <w:top w:val="dashed" w:color="2B4C7E" w:sz="12" w:space="6"/>
-          <w:left w:val="dashed" w:color="2B4C7E" w:sz="12" w:space="6"/>
-          <w:bottom w:val="dashed" w:color="2B4C7E" w:sz="12" w:space="6"/>
-          <w:right w:val="dashed" w:color="2B4C7E" w:sz="12" w:space="6"/>
-        </w:pBdr>
-        <w:shd w:fill="F3F6FB" w:color="auto" w:val="clear"/>
-        <w:spacing w:after="0" w:before="200"/>
-        <w:jc w:val="center"/>
-      </w:pPr>
-      <w:r>
-        <w:rPr>
-          <w:b/>
-          <w:bCs/>
-          <w:color w:val="2B4C7E"/>
-          <w:sz w:val="22"/>
-          <w:szCs w:val="22"/>
-        </w:rPr>
-        <w:t xml:space="preserve">PEGAR AQUÍ LA CAPTURA 14</w:t>
-      </w:r>
-    </w:p>
-    <w:p>
-      <w:pPr>
-        <w:keepNext/>
-        <w:keepLines/>
-        <w:pBdr>
-          <w:top w:val="dashed" w:color="2B4C7E" w:sz="12" w:space="6"/>
-          <w:left w:val="dashed" w:color="2B4C7E" w:sz="12" w:space="6"/>
-          <w:bottom w:val="dashed" w:color="2B4C7E" w:sz="12" w:space="6"/>
-          <w:right w:val="dashed" w:color="2B4C7E" w:sz="12" w:space="6"/>
-        </w:pBdr>
-        <w:shd w:fill="F3F6FB" w:color="auto" w:val="clear"/>
-        <w:spacing w:after="0" w:before="0"/>
-        <w:jc w:val="center"/>
-      </w:pPr>
-      <w:r>
-        <w:rPr>
-          <w:sz w:val="20"/>
-          <w:szCs w:val="20"/>
-        </w:rPr>
-        <w:t xml:space="preserve">Reporte de Locust: gráfico de tiempos de respuesta del stress</w:t>
-      </w:r>
-    </w:p>
-    <w:p>
-      <w:pPr>
-        <w:keepNext/>
-        <w:keepLines/>
-        <w:pBdr>
-          <w:top w:val="dashed" w:color="2B4C7E" w:sz="12" w:space="6"/>
-          <w:left w:val="dashed" w:color="2B4C7E" w:sz="12" w:space="6"/>
-          <w:bottom w:val="dashed" w:color="2B4C7E" w:sz="12" w:space="6"/>
-          <w:right w:val="dashed" w:color="2B4C7E" w:sz="12" w:space="6"/>
-        </w:pBdr>
-        <w:shd w:fill="F3F6FB" w:color="auto" w:val="clear"/>
-        <w:spacing w:after="0" w:before="0"/>
-        <w:jc w:val="center"/>
-      </w:pPr>
-      <w:r>
-        <w:rPr>
-          <w:b/>
-          <w:bCs/>
-          <w:color w:val="555555"/>
-          <w:sz w:val="18"/>
-          <w:szCs w:val="18"/>
-        </w:rPr>
-        <w:t xml:space="preserve">De dónde: </w:t>
-      </w:r>
-      <w:r>
-        <w:rPr>
-          <w:color w:val="555555"/>
-          <w:sz w:val="18"/>
-          <w:szCs w:val="18"/>
-        </w:rPr>
-        <w:t xml:space="preserve">GitHub → Actions → ejecución 39657822881 → Artifacts → descargar carga-qa → abrir stress.html</w:t>
-      </w:r>
-    </w:p>
-    <w:p>
-      <w:pPr>
-        <w:keepNext/>
-        <w:keepLines/>
-        <w:pBdr>
-          <w:top w:val="dashed" w:color="2B4C7E" w:sz="12" w:space="6"/>
-          <w:left w:val="dashed" w:color="2B4C7E" w:sz="12" w:space="6"/>
-          <w:bottom w:val="dashed" w:color="2B4C7E" w:sz="12" w:space="6"/>
-          <w:right w:val="dashed" w:color="2B4C7E" w:sz="12" w:space="6"/>
-        </w:pBdr>
-        <w:shd w:fill="F3F6FB" w:color="auto" w:val="clear"/>
-        <w:spacing w:after="0" w:before="0"/>
-        <w:jc w:val="center"/>
-      </w:pPr>
-      <w:r>
-        <w:rPr>
-          <w:sz w:val="40"/>
-          <w:szCs w:val="40"/>
-        </w:rPr>
-        <w:t xml:space="preserve"> </w:t>
-      </w:r>
-    </w:p>
-    <w:p>
-      <w:pPr>
-        <w:keepNext/>
-        <w:keepLines/>
-        <w:pBdr>
-          <w:top w:val="dashed" w:color="2B4C7E" w:sz="12" w:space="6"/>
-          <w:left w:val="dashed" w:color="2B4C7E" w:sz="12" w:space="6"/>
-          <w:bottom w:val="dashed" w:color="2B4C7E" w:sz="12" w:space="6"/>
-          <w:right w:val="dashed" w:color="2B4C7E" w:sz="12" w:space="6"/>
-        </w:pBdr>
-        <w:shd w:fill="F3F6FB" w:color="auto" w:val="clear"/>
-        <w:spacing w:after="0" w:before="0"/>
-        <w:jc w:val="center"/>
-      </w:pPr>
-      <w:r>
-        <w:rPr>
-          <w:sz w:val="40"/>
-          <w:szCs w:val="40"/>
-        </w:rPr>
-        <w:t xml:space="preserve"> </w:t>
-      </w:r>
-    </w:p>
-    <w:p>
-      <w:pPr>
-        <w:spacing w:after="200" w:before="60"/>
-        <w:jc w:val="center"/>
-      </w:pPr>
-      <w:r>
-        <w:rPr>
-          <w:i/>
-          <w:iCs/>
-          <w:color w:val="555555"/>
-          <w:sz w:val="18"/>
-          <w:szCs w:val="18"/>
-        </w:rPr>
-        <w:t xml:space="preserve">Figura 14. Reporte de Locust: gráfico de tiempos de respuesta del stress</w:t>
-      </w:r>
-    </w:p>
-    <w:p>
-      <w:pPr>
-        <w:pStyle w:val="Heading2"/>
-      </w:pPr>
-      <w:r>
-        <w:t xml:space="preserve">4.5 Pruebas dinámicas</w:t>
-      </w:r>
-    </w:p>
-    <w:p>
-      <w:pPr>
-        <w:spacing w:after="120"/>
-      </w:pPr>
-      <w:r>
-        <w:t xml:space="preserve">Casos documentados con la plantilla IEEE 829 (</w:t>
-      </w:r>
-      <w:r>
-        <w:rPr>
-          <w:rFonts w:ascii="Consolas" w:cs="Consolas" w:eastAsia="Consolas" w:hAnsi="Consolas"/>
-          <w:sz w:val="18"/>
-          <w:szCs w:val="18"/>
-        </w:rPr>
-        <w:t xml:space="preserve">05-pruebas-dinamicas.md</w:t>
-      </w:r>
-      <w:r>
-        <w:t xml:space="preserve">):</w:t>
-      </w:r>
-    </w:p>
-    <w:p>
-      <w:pPr>
-        <w:pStyle w:val="ListParagraph"/>
-        <w:numPr>
-          <w:ilvl w:val="0"/>
-          <w:numId w:val="2"/>
-        </w:numPr>
-        <w:spacing w:after="60"/>
-      </w:pPr>
-      <w:r>
-        <w:rPr>
-          <w:b/>
-          <w:bCs/>
-        </w:rPr>
-        <w:t xml:space="preserve">Clases de equivalencia:</w:t>
-      </w:r>
-      <w:r>
-        <w:t xml:space="preserve"> los parámetros de los clips de video (6 clases) y la fuente de la caja web (8 clases, 4 válidas y 4 no válidas).</w:t>
-      </w:r>
-    </w:p>
-    <w:p>
-      <w:pPr>
-        <w:pStyle w:val="ListParagraph"/>
-        <w:numPr>
-          <w:ilvl w:val="0"/>
-          <w:numId w:val="2"/>
-        </w:numPr>
-        <w:spacing w:after="60"/>
-      </w:pPr>
-      <w:r>
-        <w:rPr>
-          <w:b/>
-          <w:bCs/>
-        </w:rPr>
-        <w:t xml:space="preserve">Valores límite:</w:t>
-      </w:r>
-    </w:p>
-    <w:p>
-      <w:pPr>
-        <w:pStyle w:val="ListParagraph"/>
-        <w:numPr>
-          <w:ilvl w:val="1"/>
-          <w:numId w:val="2"/>
-        </w:numPr>
-        <w:spacing w:after="60"/>
-      </w:pPr>
-      <w:r>
-        <w:t xml:space="preserve">El bloqueo del login: con 4 fallos todavía entra; con 5 se bloquea; a los 301 s se desbloquea. El segundo 300 quedó como pregunta abierta del requisito.</w:t>
-      </w:r>
-    </w:p>
-    <w:p>
-      <w:pPr>
-        <w:pStyle w:val="ListParagraph"/>
-        <w:numPr>
-          <w:ilvl w:val="1"/>
-          <w:numId w:val="2"/>
-        </w:numPr>
-        <w:spacing w:after="60"/>
-      </w:pPr>
-      <w:r>
-        <w:t xml:space="preserve">La cabecera </w:t>
-      </w:r>
-      <w:r>
-        <w:rPr>
-          <w:rFonts w:ascii="Consolas" w:cs="Consolas" w:eastAsia="Consolas" w:hAnsi="Consolas"/>
-          <w:sz w:val="18"/>
-          <w:szCs w:val="18"/>
-        </w:rPr>
-        <w:t xml:space="preserve">Range</w:t>
-      </w:r>
-      <w:r>
-        <w:t xml:space="preserve"> en el último byte del archivo y en el primero fuera de él.</w:t>
-      </w:r>
-    </w:p>
-    <w:p>
-      <w:pPr>
-        <w:pStyle w:val="ListParagraph"/>
-        <w:numPr>
-          <w:ilvl w:val="0"/>
-          <w:numId w:val="2"/>
-        </w:numPr>
-        <w:spacing w:after="60"/>
-      </w:pPr>
-      <w:r>
-        <w:rPr>
-          <w:b/>
-          <w:bCs/>
-        </w:rPr>
-        <w:t xml:space="preserve">Tabla de decisión:</w:t>
-      </w:r>
-      <w:r>
-        <w:t xml:space="preserve"> qué sección del panel ve cada rol (5 reglas).</w:t>
-      </w:r>
-    </w:p>
-    <w:p>
-      <w:pPr>
-        <w:pStyle w:val="ListParagraph"/>
-        <w:numPr>
-          <w:ilvl w:val="0"/>
-          <w:numId w:val="2"/>
-        </w:numPr>
-        <w:spacing w:after="60"/>
-      </w:pPr>
-      <w:r>
-        <w:rPr>
-          <w:b/>
-          <w:bCs/>
-        </w:rPr>
-        <w:t xml:space="preserve">Transición de estados:</w:t>
-      </w:r>
-      <w:r>
-        <w:t xml:space="preserve"> el formulario de pedido de demo (5 caminos más una transición inválida) y el bloqueo del login.</w:t>
-      </w:r>
-    </w:p>
-    <w:p>
-      <w:pPr>
-        <w:pStyle w:val="ListParagraph"/>
-        <w:numPr>
-          <w:ilvl w:val="0"/>
-          <w:numId w:val="2"/>
-        </w:numPr>
-        <w:spacing w:after="60"/>
-      </w:pPr>
-      <w:r>
-        <w:rPr>
-          <w:b/>
-          <w:bCs/>
-        </w:rPr>
-        <w:t xml:space="preserve">Casos de uso:</w:t>
-      </w:r>
-      <w:r>
-        <w:t xml:space="preserve"> los recorridos del administrador y del empleado.</w:t>
-      </w:r>
-    </w:p>
-    <w:p>
-      <w:pPr>
-        <w:pStyle w:val="ListParagraph"/>
-        <w:numPr>
-          <w:ilvl w:val="0"/>
-          <w:numId w:val="2"/>
-        </w:numPr>
-        <w:spacing w:after="60"/>
-      </w:pPr>
-      <w:r>
-        <w:rPr>
-          <w:b/>
-          <w:bCs/>
-        </w:rPr>
-        <w:t xml:space="preserve">Cobertura:</w:t>
-      </w:r>
-      <w:r>
-        <w:t xml:space="preserve"> de sentencia 96,8 % y de decisión 90,2 % en el módulo.</w:t>
-      </w:r>
-    </w:p>
-    <w:p>
-      <w:pPr>
-        <w:pStyle w:val="Heading2"/>
-      </w:pPr>
-      <w:r>
-        <w:t xml:space="preserve">4.6 Aseguramiento de la calidad</w:t>
-      </w:r>
-    </w:p>
-    <w:p>
-      <w:pPr>
-        <w:spacing w:after="120"/>
-      </w:pPr>
-      <w:r>
-        <w:t xml:space="preserve">El </w:t>
-      </w:r>
-      <w:r>
-        <w:rPr>
-          <w:b/>
-          <w:bCs/>
-        </w:rPr>
-        <w:t xml:space="preserve">plan de pruebas</w:t>
-      </w:r>
-      <w:r>
-        <w:t xml:space="preserve"> está versionado (va por la 3.0) y tiene criterios de entrada, de salida y de suspensión, riesgos y trazabilidad requisito → caso → defecto. </w:t>
-      </w:r>
-      <w:r>
-        <w:rPr>
-          <w:b/>
-          <w:bCs/>
-        </w:rPr>
-        <w:t xml:space="preserve">Riesgos:</w:t>
-      </w:r>
-      <w:r>
-        <w:t xml:space="preserve"> 9 de producto y 5 de proyecto, priorizados en una matriz de probabilidad × impacto. Los más altos son las dependencias externas (16), la exposición de datos (15) y Supabase caído (15).</w:t>
-      </w:r>
-    </w:p>
-    <w:p>
-      <w:pPr>
-        <w:spacing w:after="120"/>
-      </w:pPr>
-      <w:r>
-        <w:rPr>
-          <w:b/>
-          <w:bCs/>
-        </w:rPr>
-        <w:t xml:space="preserve">QA y QC.</w:t>
-      </w:r>
-      <w:r>
-        <w:t xml:space="preserve"> Son QA: los umbrales del gate, el plan, la regla de escribir primero el test que falla, la elección de la herramienta y traer </w:t>
-      </w:r>
-      <w:r>
-        <w:rPr>
-          <w:rFonts w:ascii="Consolas" w:cs="Consolas" w:eastAsia="Consolas" w:hAnsi="Consolas"/>
-          <w:sz w:val="18"/>
-          <w:szCs w:val="18"/>
-        </w:rPr>
-        <w:t xml:space="preserve">main</w:t>
-      </w:r>
-      <w:r>
-        <w:t xml:space="preserve"> antes de cada PR. Son QC: las pruebas, la carga, el análisis estático, el registro en Jira y la verificación en el pipeline. Hay un ejemplo de lo que el QC no ve sin QA: el E2E pasa en cada deploy, pero con la cuenta de empleado, así que el recorrido del administrador no se prueba en QA. Ningún test va a fallar por eso: es una decisión de alcance, tomada a propósito (el TP se concentra en el rol de usuario común de la interfaz web) y declarada en el informe.</w:t>
-      </w:r>
-    </w:p>
-    <w:p>
-      <w:pPr>
-        <w:spacing w:after="120"/>
-      </w:pPr>
-      <w:r>
-        <w:rPr>
-          <w:b/>
-          <w:bCs/>
-        </w:rPr>
-        <w:t xml:space="preserve">Plantillas</w:t>
-      </w:r>
-      <w:r>
-        <w:t xml:space="preserve"> de caso y de defecto, con trazabilidad. </w:t>
-      </w:r>
-      <w:r>
-        <w:rPr>
-          <w:b/>
-          <w:bCs/>
-        </w:rPr>
-        <w:t xml:space="preserve">Ciclo de vida de un defecto:</w:t>
-      </w:r>
-      <w:r>
-        <w:t xml:space="preserve"> "corregido" no es "verificado". Un defecto se cierra en Jira recién cuando el pipeline pasa con su test.</w:t>
-      </w:r>
-    </w:p>
-    <w:p>
-      <w:pPr>
         <w:keepNext/>
         <w:spacing w:after="60" w:before="120"/>
         <w:jc w:val="center"/>
@@ -7050,9 +6251,9 @@
       <w:r>
         <w:drawing>
           <wp:inline distT="0" distB="0" distL="0" distR="0">
-            <wp:extent cx="5715000" cy="4324350"/>
+            <wp:extent cx="5715000" cy="4810125"/>
             <wp:effectExtent t="0" r="0" b="0" l="0"/>
-            <wp:docPr id="7" name="captura-CAPTURA 13" descr="Jira: un defecto con pasos, esperado y obtenido (KAN-45, DEF-023)" title="Captura CAPTURA 13"/>
+            <wp:docPr id="12" name="captura-CAPTURA 03.2" descr="Stress y carga sostenida en verde con el pool (p95 2600 ms y 140 ms)" title="Captura CAPTURA 03.2"/>
             <wp:cNvGraphicFramePr>
               <a:graphicFrameLocks xmlns:a="http://schemas.openxmlformats.org/drawingml/2006/main" noChangeAspect="1"/>
             </wp:cNvGraphicFramePr>
@@ -7066,7 +6267,7 @@
                     </pic:cNvPicPr>
                   </pic:nvPicPr>
                   <pic:blipFill>
-                    <a:blip r:embed="rId14" cstate="none"/>
+                    <a:blip r:embed="rId19" cstate="none"/>
                     <a:srcRect/>
                     <a:stretch>
                       <a:fillRect/>
@@ -7075,7 +6276,7 @@
                   <pic:spPr bwMode="auto">
                     <a:xfrm>
                       <a:off x="0" y="0"/>
-                      <a:ext cx="5715000" cy="4324350"/>
+                      <a:ext cx="5715000" cy="4810125"/>
                     </a:xfrm>
                     <a:prstGeom prst="rect">
                       <a:avLst/>
@@ -7101,81 +6302,7 @@
           <w:sz w:val="18"/>
           <w:szCs w:val="18"/>
         </w:rPr>
-        <w:t xml:space="preserve">Figura 13. Jira: un defecto con pasos, esperado y obtenido (KAN-45, DEF-023)</w:t>
-      </w:r>
-    </w:p>
-    <w:p>
-      <w:pPr>
-        <w:pStyle w:val="Heading2"/>
-      </w:pPr>
-      <w:r>
-        <w:t xml:space="preserve">4.7 Automatización del testing</w:t>
-      </w:r>
-    </w:p>
-    <w:p>
-      <w:pPr>
-        <w:spacing w:after="120"/>
-      </w:pPr>
-      <w:r>
-        <w:rPr>
-          <w:b/>
-          <w:bCs/>
-        </w:rPr>
-        <w:t xml:space="preserve">Pirámide:</w:t>
-      </w:r>
-      <w:r>
-        <w:t xml:space="preserve"> 817 pruebas unitarias y de componentes, 23 de API e integración (13 contra el contenedor y QA, 10 de persistencia), 2 E2E y 2 perfiles de carga. Las </w:t>
-      </w:r>
-      <w:r>
-        <w:rPr>
-          <w:b/>
-          <w:bCs/>
-        </w:rPr>
-        <w:t xml:space="preserve">pruebas de API</w:t>
-      </w:r>
-      <w:r>
-        <w:t xml:space="preserve"> usan pytest y </w:t>
-      </w:r>
-      <w:r>
-        <w:rPr>
-          <w:rFonts w:ascii="Consolas" w:cs="Consolas" w:eastAsia="Consolas" w:hAnsi="Consolas"/>
-          <w:sz w:val="18"/>
-          <w:szCs w:val="18"/>
-        </w:rPr>
-        <w:t xml:space="preserve">requests</w:t>
-      </w:r>
-      <w:r>
-        <w:t xml:space="preserve"> (el papel de Postman y Newman en la clase) contra el contenedor y contra QA en Render con Supabase. El </w:t>
-      </w:r>
-      <w:r>
-        <w:rPr>
-          <w:b/>
-          <w:bCs/>
-        </w:rPr>
-        <w:t xml:space="preserve">smoke</w:t>
-      </w:r>
-      <w:r>
-        <w:t xml:space="preserve"> corre después de cada deploy, a QA y a producción. Hay </w:t>
-      </w:r>
-      <w:r>
-        <w:rPr>
-          <w:b/>
-          <w:bCs/>
-        </w:rPr>
-        <w:t xml:space="preserve">un test de regresión por cada uno de los 20 defectos</w:t>
-      </w:r>
-      <w:r>
-        <w:t xml:space="preserve">. </w:t>
-      </w:r>
-      <w:r>
-        <w:rPr>
-          <w:b/>
-          <w:bCs/>
-        </w:rPr>
-        <w:t xml:space="preserve">Punto de equilibrio</w:t>
-      </w:r>
-      <w:r>
-        <w:t xml:space="preserve"> estimado: unos 11 deploys; entre el 20 y el 21/10 el pipeline corrió 50 veces. No se automatizan la usabilidad ni las pruebas exploratorias.</w:t>
+        <w:t xml:space="preserve">Figura 03. Stress y carga sostenida en verde con el pool (p95 2600 ms y 140 ms)</w:t>
       </w:r>
     </w:p>
     <w:p>
@@ -7187,9 +6314,9 @@
       <w:r>
         <w:drawing>
           <wp:inline distT="0" distB="0" distL="0" distR="0">
-            <wp:extent cx="5715000" cy="4543425"/>
+            <wp:extent cx="5715000" cy="3276600"/>
             <wp:effectExtent t="0" r="0" b="0" l="0"/>
-            <wp:docPr id="8" name="captura-CAPTURA 15" descr="Pruebas del módulo web ejecutadas localmente: resumen final «Todo en verde»" title="Captura CAPTURA 15"/>
+            <wp:docPr id="13" name="captura-CAPTURA 14.1" descr="Reporte de Locust: gráfico de tiempos de respuesta del stress" title="Captura CAPTURA 14.1"/>
             <wp:cNvGraphicFramePr>
               <a:graphicFrameLocks xmlns:a="http://schemas.openxmlformats.org/drawingml/2006/main" noChangeAspect="1"/>
             </wp:cNvGraphicFramePr>
@@ -7203,7 +6330,683 @@
                     </pic:cNvPicPr>
                   </pic:nvPicPr>
                   <pic:blipFill>
-                    <a:blip r:embed="rId15" cstate="none"/>
+                    <a:blip r:embed="rId20" cstate="none"/>
+                    <a:srcRect/>
+                    <a:stretch>
+                      <a:fillRect/>
+                    </a:stretch>
+                  </pic:blipFill>
+                  <pic:spPr bwMode="auto">
+                    <a:xfrm>
+                      <a:off x="0" y="0"/>
+                      <a:ext cx="5715000" cy="3276600"/>
+                    </a:xfrm>
+                    <a:prstGeom prst="rect">
+                      <a:avLst/>
+                    </a:prstGeom>
+                  </pic:spPr>
+                </pic:pic>
+              </a:graphicData>
+            </a:graphic>
+          </wp:inline>
+        </w:drawing>
+      </w:r>
+    </w:p>
+    <w:p>
+      <w:pPr>
+        <w:keepNext/>
+        <w:spacing w:after="60" w:before="120"/>
+        <w:jc w:val="center"/>
+      </w:pPr>
+      <w:r>
+        <w:drawing>
+          <wp:inline distT="0" distB="0" distL="0" distR="0">
+            <wp:extent cx="5715000" cy="3381375"/>
+            <wp:effectExtent t="0" r="0" b="0" l="0"/>
+            <wp:docPr id="14" name="captura-CAPTURA 14.2" descr="Reporte de Locust: gráfico de tiempos de respuesta del stress" title="Captura CAPTURA 14.2"/>
+            <wp:cNvGraphicFramePr>
+              <a:graphicFrameLocks xmlns:a="http://schemas.openxmlformats.org/drawingml/2006/main" noChangeAspect="1"/>
+            </wp:cNvGraphicFramePr>
+            <a:graphic xmlns:a="http://schemas.openxmlformats.org/drawingml/2006/main">
+              <a:graphicData uri="http://schemas.openxmlformats.org/drawingml/2006/picture">
+                <pic:pic xmlns:pic="http://schemas.openxmlformats.org/drawingml/2006/picture">
+                  <pic:nvPicPr>
+                    <pic:cNvPr id="0" name="" descr=""/>
+                    <pic:cNvPicPr>
+                      <a:picLocks noChangeAspect="1" noChangeArrowheads="1"/>
+                    </pic:cNvPicPr>
+                  </pic:nvPicPr>
+                  <pic:blipFill>
+                    <a:blip r:embed="rId21" cstate="none"/>
+                    <a:srcRect/>
+                    <a:stretch>
+                      <a:fillRect/>
+                    </a:stretch>
+                  </pic:blipFill>
+                  <pic:spPr bwMode="auto">
+                    <a:xfrm>
+                      <a:off x="0" y="0"/>
+                      <a:ext cx="5715000" cy="3381375"/>
+                    </a:xfrm>
+                    <a:prstGeom prst="rect">
+                      <a:avLst/>
+                    </a:prstGeom>
+                  </pic:spPr>
+                </pic:pic>
+              </a:graphicData>
+            </a:graphic>
+          </wp:inline>
+        </w:drawing>
+      </w:r>
+    </w:p>
+    <w:p>
+      <w:pPr>
+        <w:keepNext/>
+        <w:spacing w:after="60" w:before="120"/>
+        <w:jc w:val="center"/>
+      </w:pPr>
+      <w:r>
+        <w:drawing>
+          <wp:inline distT="0" distB="0" distL="0" distR="0">
+            <wp:extent cx="5715000" cy="3524250"/>
+            <wp:effectExtent t="0" r="0" b="0" l="0"/>
+            <wp:docPr id="15" name="captura-CAPTURA 14.3" descr="Reporte de Locust: gráfico de tiempos de respuesta del stress" title="Captura CAPTURA 14.3"/>
+            <wp:cNvGraphicFramePr>
+              <a:graphicFrameLocks xmlns:a="http://schemas.openxmlformats.org/drawingml/2006/main" noChangeAspect="1"/>
+            </wp:cNvGraphicFramePr>
+            <a:graphic xmlns:a="http://schemas.openxmlformats.org/drawingml/2006/main">
+              <a:graphicData uri="http://schemas.openxmlformats.org/drawingml/2006/picture">
+                <pic:pic xmlns:pic="http://schemas.openxmlformats.org/drawingml/2006/picture">
+                  <pic:nvPicPr>
+                    <pic:cNvPr id="0" name="" descr=""/>
+                    <pic:cNvPicPr>
+                      <a:picLocks noChangeAspect="1" noChangeArrowheads="1"/>
+                    </pic:cNvPicPr>
+                  </pic:nvPicPr>
+                  <pic:blipFill>
+                    <a:blip r:embed="rId22" cstate="none"/>
+                    <a:srcRect/>
+                    <a:stretch>
+                      <a:fillRect/>
+                    </a:stretch>
+                  </pic:blipFill>
+                  <pic:spPr bwMode="auto">
+                    <a:xfrm>
+                      <a:off x="0" y="0"/>
+                      <a:ext cx="5715000" cy="3524250"/>
+                    </a:xfrm>
+                    <a:prstGeom prst="rect">
+                      <a:avLst/>
+                    </a:prstGeom>
+                  </pic:spPr>
+                </pic:pic>
+              </a:graphicData>
+            </a:graphic>
+          </wp:inline>
+        </w:drawing>
+      </w:r>
+    </w:p>
+    <w:p>
+      <w:pPr>
+        <w:keepNext/>
+        <w:spacing w:after="60" w:before="120"/>
+        <w:jc w:val="center"/>
+      </w:pPr>
+      <w:r>
+        <w:drawing>
+          <wp:inline distT="0" distB="0" distL="0" distR="0">
+            <wp:extent cx="5715000" cy="1247775"/>
+            <wp:effectExtent t="0" r="0" b="0" l="0"/>
+            <wp:docPr id="16" name="captura-CAPTURA 14.4" descr="Reporte de Locust: gráfico de tiempos de respuesta del stress" title="Captura CAPTURA 14.4"/>
+            <wp:cNvGraphicFramePr>
+              <a:graphicFrameLocks xmlns:a="http://schemas.openxmlformats.org/drawingml/2006/main" noChangeAspect="1"/>
+            </wp:cNvGraphicFramePr>
+            <a:graphic xmlns:a="http://schemas.openxmlformats.org/drawingml/2006/main">
+              <a:graphicData uri="http://schemas.openxmlformats.org/drawingml/2006/picture">
+                <pic:pic xmlns:pic="http://schemas.openxmlformats.org/drawingml/2006/picture">
+                  <pic:nvPicPr>
+                    <pic:cNvPr id="0" name="" descr=""/>
+                    <pic:cNvPicPr>
+                      <a:picLocks noChangeAspect="1" noChangeArrowheads="1"/>
+                    </pic:cNvPicPr>
+                  </pic:nvPicPr>
+                  <pic:blipFill>
+                    <a:blip r:embed="rId23" cstate="none"/>
+                    <a:srcRect/>
+                    <a:stretch>
+                      <a:fillRect/>
+                    </a:stretch>
+                  </pic:blipFill>
+                  <pic:spPr bwMode="auto">
+                    <a:xfrm>
+                      <a:off x="0" y="0"/>
+                      <a:ext cx="5715000" cy="1247775"/>
+                    </a:xfrm>
+                    <a:prstGeom prst="rect">
+                      <a:avLst/>
+                    </a:prstGeom>
+                  </pic:spPr>
+                </pic:pic>
+              </a:graphicData>
+            </a:graphic>
+          </wp:inline>
+        </w:drawing>
+      </w:r>
+    </w:p>
+    <w:p>
+      <w:pPr>
+        <w:keepNext/>
+        <w:spacing w:after="60" w:before="120"/>
+        <w:jc w:val="center"/>
+      </w:pPr>
+      <w:r>
+        <w:drawing>
+          <wp:inline distT="0" distB="0" distL="0" distR="0">
+            <wp:extent cx="5715000" cy="3105150"/>
+            <wp:effectExtent t="0" r="0" b="0" l="0"/>
+            <wp:docPr id="17" name="captura-CAPTURA 14.5" descr="Reporte de Locust: gráfico de tiempos de respuesta del stress" title="Captura CAPTURA 14.5"/>
+            <wp:cNvGraphicFramePr>
+              <a:graphicFrameLocks xmlns:a="http://schemas.openxmlformats.org/drawingml/2006/main" noChangeAspect="1"/>
+            </wp:cNvGraphicFramePr>
+            <a:graphic xmlns:a="http://schemas.openxmlformats.org/drawingml/2006/main">
+              <a:graphicData uri="http://schemas.openxmlformats.org/drawingml/2006/picture">
+                <pic:pic xmlns:pic="http://schemas.openxmlformats.org/drawingml/2006/picture">
+                  <pic:nvPicPr>
+                    <pic:cNvPr id="0" name="" descr=""/>
+                    <pic:cNvPicPr>
+                      <a:picLocks noChangeAspect="1" noChangeArrowheads="1"/>
+                    </pic:cNvPicPr>
+                  </pic:nvPicPr>
+                  <pic:blipFill>
+                    <a:blip r:embed="rId24" cstate="none"/>
+                    <a:srcRect/>
+                    <a:stretch>
+                      <a:fillRect/>
+                    </a:stretch>
+                  </pic:blipFill>
+                  <pic:spPr bwMode="auto">
+                    <a:xfrm>
+                      <a:off x="0" y="0"/>
+                      <a:ext cx="5715000" cy="3105150"/>
+                    </a:xfrm>
+                    <a:prstGeom prst="rect">
+                      <a:avLst/>
+                    </a:prstGeom>
+                  </pic:spPr>
+                </pic:pic>
+              </a:graphicData>
+            </a:graphic>
+          </wp:inline>
+        </w:drawing>
+      </w:r>
+    </w:p>
+    <w:p>
+      <w:pPr>
+        <w:spacing w:after="200" w:before="60"/>
+        <w:jc w:val="center"/>
+      </w:pPr>
+      <w:r>
+        <w:rPr>
+          <w:i/>
+          <w:iCs/>
+          <w:color w:val="555555"/>
+          <w:sz w:val="18"/>
+          <w:szCs w:val="18"/>
+        </w:rPr>
+        <w:t xml:space="preserve">Figura 14. Reporte de Locust: gráfico de tiempos de respuesta del stress</w:t>
+      </w:r>
+    </w:p>
+    <w:p>
+      <w:pPr>
+        <w:pStyle w:val="Heading2"/>
+      </w:pPr>
+      <w:r>
+        <w:t xml:space="preserve">4.5 Pruebas dinámicas</w:t>
+      </w:r>
+    </w:p>
+    <w:p>
+      <w:pPr>
+        <w:spacing w:after="120"/>
+      </w:pPr>
+      <w:r>
+        <w:t xml:space="preserve">Casos documentados con la plantilla IEEE 829 (</w:t>
+      </w:r>
+      <w:r>
+        <w:rPr>
+          <w:rFonts w:ascii="Consolas" w:cs="Consolas" w:eastAsia="Consolas" w:hAnsi="Consolas"/>
+          <w:sz w:val="18"/>
+          <w:szCs w:val="18"/>
+        </w:rPr>
+        <w:t xml:space="preserve">05-pruebas-dinamicas.md</w:t>
+      </w:r>
+      <w:r>
+        <w:t xml:space="preserve">):</w:t>
+      </w:r>
+    </w:p>
+    <w:p>
+      <w:pPr>
+        <w:pStyle w:val="ListParagraph"/>
+        <w:numPr>
+          <w:ilvl w:val="0"/>
+          <w:numId w:val="2"/>
+        </w:numPr>
+        <w:spacing w:after="60"/>
+      </w:pPr>
+      <w:r>
+        <w:rPr>
+          <w:b/>
+          <w:bCs/>
+        </w:rPr>
+        <w:t xml:space="preserve">Clases de equivalencia:</w:t>
+      </w:r>
+      <w:r>
+        <w:t xml:space="preserve"> los parámetros de los clips de video (6 clases) y la fuente de la caja web (8 clases, 4 válidas y 4 no válidas).</w:t>
+      </w:r>
+    </w:p>
+    <w:p>
+      <w:pPr>
+        <w:pStyle w:val="ListParagraph"/>
+        <w:numPr>
+          <w:ilvl w:val="0"/>
+          <w:numId w:val="2"/>
+        </w:numPr>
+        <w:spacing w:after="60"/>
+      </w:pPr>
+      <w:r>
+        <w:rPr>
+          <w:b/>
+          <w:bCs/>
+        </w:rPr>
+        <w:t xml:space="preserve">Valores límite:</w:t>
+      </w:r>
+    </w:p>
+    <w:p>
+      <w:pPr>
+        <w:pStyle w:val="ListParagraph"/>
+        <w:numPr>
+          <w:ilvl w:val="1"/>
+          <w:numId w:val="2"/>
+        </w:numPr>
+        <w:spacing w:after="60"/>
+      </w:pPr>
+      <w:r>
+        <w:t xml:space="preserve">El bloqueo del login: con 4 fallos todavía entra; con 5 se bloquea; a los 301 s se desbloquea. El segundo 300 quedó como pregunta abierta del requisito.</w:t>
+      </w:r>
+    </w:p>
+    <w:p>
+      <w:pPr>
+        <w:pStyle w:val="ListParagraph"/>
+        <w:numPr>
+          <w:ilvl w:val="1"/>
+          <w:numId w:val="2"/>
+        </w:numPr>
+        <w:spacing w:after="60"/>
+      </w:pPr>
+      <w:r>
+        <w:t xml:space="preserve">La cabecera </w:t>
+      </w:r>
+      <w:r>
+        <w:rPr>
+          <w:rFonts w:ascii="Consolas" w:cs="Consolas" w:eastAsia="Consolas" w:hAnsi="Consolas"/>
+          <w:sz w:val="18"/>
+          <w:szCs w:val="18"/>
+        </w:rPr>
+        <w:t xml:space="preserve">Range</w:t>
+      </w:r>
+      <w:r>
+        <w:t xml:space="preserve"> en el último byte del archivo y en el primero fuera de él.</w:t>
+      </w:r>
+    </w:p>
+    <w:p>
+      <w:pPr>
+        <w:pStyle w:val="ListParagraph"/>
+        <w:numPr>
+          <w:ilvl w:val="0"/>
+          <w:numId w:val="2"/>
+        </w:numPr>
+        <w:spacing w:after="60"/>
+      </w:pPr>
+      <w:r>
+        <w:rPr>
+          <w:b/>
+          <w:bCs/>
+        </w:rPr>
+        <w:t xml:space="preserve">Tabla de decisión:</w:t>
+      </w:r>
+      <w:r>
+        <w:t xml:space="preserve"> qué sección del panel ve cada rol (5 reglas).</w:t>
+      </w:r>
+    </w:p>
+    <w:p>
+      <w:pPr>
+        <w:pStyle w:val="ListParagraph"/>
+        <w:numPr>
+          <w:ilvl w:val="0"/>
+          <w:numId w:val="2"/>
+        </w:numPr>
+        <w:spacing w:after="60"/>
+      </w:pPr>
+      <w:r>
+        <w:rPr>
+          <w:b/>
+          <w:bCs/>
+        </w:rPr>
+        <w:t xml:space="preserve">Transición de estados:</w:t>
+      </w:r>
+      <w:r>
+        <w:t xml:space="preserve"> el formulario de pedido de demo (5 caminos más una transición inválida) y el bloqueo del login.</w:t>
+      </w:r>
+    </w:p>
+    <w:p>
+      <w:pPr>
+        <w:pStyle w:val="ListParagraph"/>
+        <w:numPr>
+          <w:ilvl w:val="0"/>
+          <w:numId w:val="2"/>
+        </w:numPr>
+        <w:spacing w:after="60"/>
+      </w:pPr>
+      <w:r>
+        <w:rPr>
+          <w:b/>
+          <w:bCs/>
+        </w:rPr>
+        <w:t xml:space="preserve">Basadas en la experiencia:</w:t>
+      </w:r>
+      <w:r>
+        <w:t xml:space="preserve"> predicción de errores al revisar los endpoints que reciben rutas y URLs (DEF-027 salió de leer el código) y pruebas exploratorias antes de automatizar cada pantalla.</w:t>
+      </w:r>
+    </w:p>
+    <w:p>
+      <w:pPr>
+        <w:pStyle w:val="ListParagraph"/>
+        <w:numPr>
+          <w:ilvl w:val="0"/>
+          <w:numId w:val="2"/>
+        </w:numPr>
+        <w:spacing w:after="60"/>
+      </w:pPr>
+      <w:r>
+        <w:rPr>
+          <w:b/>
+          <w:bCs/>
+        </w:rPr>
+        <w:t xml:space="preserve">Casos de uso:</w:t>
+      </w:r>
+      <w:r>
+        <w:t xml:space="preserve"> los recorridos del administrador y del empleado.</w:t>
+      </w:r>
+    </w:p>
+    <w:p>
+      <w:pPr>
+        <w:pStyle w:val="ListParagraph"/>
+        <w:numPr>
+          <w:ilvl w:val="0"/>
+          <w:numId w:val="2"/>
+        </w:numPr>
+        <w:spacing w:after="60"/>
+      </w:pPr>
+      <w:r>
+        <w:rPr>
+          <w:b/>
+          <w:bCs/>
+        </w:rPr>
+        <w:t xml:space="preserve">Cobertura:</w:t>
+      </w:r>
+      <w:r>
+        <w:t xml:space="preserve"> de sentencia 96,8 % y de decisión 90,2 % en el módulo.</w:t>
+      </w:r>
+    </w:p>
+    <w:p>
+      <w:pPr>
+        <w:pStyle w:val="Heading2"/>
+      </w:pPr>
+      <w:r>
+        <w:t xml:space="preserve">4.6 Aseguramiento de la calidad</w:t>
+      </w:r>
+    </w:p>
+    <w:p>
+      <w:pPr>
+        <w:spacing w:after="120"/>
+      </w:pPr>
+      <w:r>
+        <w:t xml:space="preserve">El </w:t>
+      </w:r>
+      <w:r>
+        <w:rPr>
+          <w:b/>
+          <w:bCs/>
+        </w:rPr>
+        <w:t xml:space="preserve">plan de pruebas</w:t>
+      </w:r>
+      <w:r>
+        <w:t xml:space="preserve"> está versionado (va por la 3.0) y tiene criterios de entrada, de salida y de suspensión, riesgos y trazabilidad requisito → caso → defecto. </w:t>
+      </w:r>
+      <w:r>
+        <w:rPr>
+          <w:b/>
+          <w:bCs/>
+        </w:rPr>
+        <w:t xml:space="preserve">Riesgos:</w:t>
+      </w:r>
+      <w:r>
+        <w:t xml:space="preserve"> 9 de producto y 5 de proyecto, priorizados en una matriz de probabilidad × impacto. Los más altos son las dependencias externas (16), la exposición de datos (15) y Supabase caído (15).</w:t>
+      </w:r>
+    </w:p>
+    <w:p>
+      <w:pPr>
+        <w:spacing w:after="120"/>
+      </w:pPr>
+      <w:r>
+        <w:rPr>
+          <w:b/>
+          <w:bCs/>
+        </w:rPr>
+        <w:t xml:space="preserve">QA y QC.</w:t>
+      </w:r>
+      <w:r>
+        <w:t xml:space="preserve"> Son QA: los umbrales del gate, el plan, la regla de escribir primero el test que falla, la elección de la herramienta y traer </w:t>
+      </w:r>
+      <w:r>
+        <w:rPr>
+          <w:rFonts w:ascii="Consolas" w:cs="Consolas" w:eastAsia="Consolas" w:hAnsi="Consolas"/>
+          <w:sz w:val="18"/>
+          <w:szCs w:val="18"/>
+        </w:rPr>
+        <w:t xml:space="preserve">main</w:t>
+      </w:r>
+      <w:r>
+        <w:t xml:space="preserve"> antes de cada PR. Son QC: las pruebas, la carga, el análisis estático, el registro en Jira y la verificación en el pipeline. Hay un ejemplo de lo que el QC no ve sin QA: el E2E pasa en cada deploy, pero con la cuenta de empleado, así que el recorrido del administrador no se prueba en QA. Ningún test va a fallar por eso: es una decisión de alcance, tomada a propósito (el TP se concentra en el rol de usuario común de la interfaz web) y declarada en el informe.</w:t>
+      </w:r>
+    </w:p>
+    <w:p>
+      <w:pPr>
+        <w:spacing w:after="120"/>
+      </w:pPr>
+      <w:r>
+        <w:rPr>
+          <w:b/>
+          <w:bCs/>
+        </w:rPr>
+        <w:t xml:space="preserve">Plantillas</w:t>
+      </w:r>
+      <w:r>
+        <w:t xml:space="preserve"> de caso y de defecto, con trazabilidad. </w:t>
+      </w:r>
+      <w:r>
+        <w:rPr>
+          <w:b/>
+          <w:bCs/>
+        </w:rPr>
+        <w:t xml:space="preserve">Ciclo de vida de un defecto:</w:t>
+      </w:r>
+      <w:r>
+        <w:t xml:space="preserve"> "corregido" no es "verificado". Un defecto se cierra en Jira recién cuando el pipeline pasa con su test.</w:t>
+      </w:r>
+    </w:p>
+    <w:p>
+      <w:pPr>
+        <w:keepNext/>
+        <w:spacing w:after="60" w:before="120"/>
+        <w:jc w:val="center"/>
+      </w:pPr>
+      <w:r>
+        <w:drawing>
+          <wp:inline distT="0" distB="0" distL="0" distR="0">
+            <wp:extent cx="5715000" cy="4333875"/>
+            <wp:effectExtent t="0" r="0" b="0" l="0"/>
+            <wp:docPr id="18" name="captura-CAPTURA 13" descr="Jira: un defecto con pasos, esperado y obtenido (KAN-45, DEF-023)" title="Captura CAPTURA 13"/>
+            <wp:cNvGraphicFramePr>
+              <a:graphicFrameLocks xmlns:a="http://schemas.openxmlformats.org/drawingml/2006/main" noChangeAspect="1"/>
+            </wp:cNvGraphicFramePr>
+            <a:graphic xmlns:a="http://schemas.openxmlformats.org/drawingml/2006/main">
+              <a:graphicData uri="http://schemas.openxmlformats.org/drawingml/2006/picture">
+                <pic:pic xmlns:pic="http://schemas.openxmlformats.org/drawingml/2006/picture">
+                  <pic:nvPicPr>
+                    <pic:cNvPr id="0" name="" descr=""/>
+                    <pic:cNvPicPr>
+                      <a:picLocks noChangeAspect="1" noChangeArrowheads="1"/>
+                    </pic:cNvPicPr>
+                  </pic:nvPicPr>
+                  <pic:blipFill>
+                    <a:blip r:embed="rId25" cstate="none"/>
+                    <a:srcRect/>
+                    <a:stretch>
+                      <a:fillRect/>
+                    </a:stretch>
+                  </pic:blipFill>
+                  <pic:spPr bwMode="auto">
+                    <a:xfrm>
+                      <a:off x="0" y="0"/>
+                      <a:ext cx="5715000" cy="4333875"/>
+                    </a:xfrm>
+                    <a:prstGeom prst="rect">
+                      <a:avLst/>
+                    </a:prstGeom>
+                  </pic:spPr>
+                </pic:pic>
+              </a:graphicData>
+            </a:graphic>
+          </wp:inline>
+        </w:drawing>
+      </w:r>
+    </w:p>
+    <w:p>
+      <w:pPr>
+        <w:spacing w:after="200" w:before="60"/>
+        <w:jc w:val="center"/>
+      </w:pPr>
+      <w:r>
+        <w:rPr>
+          <w:i/>
+          <w:iCs/>
+          <w:color w:val="555555"/>
+          <w:sz w:val="18"/>
+          <w:szCs w:val="18"/>
+        </w:rPr>
+        <w:t xml:space="preserve">Figura 13. Jira: un defecto con pasos, esperado y obtenido (KAN-45, DEF-023)</w:t>
+      </w:r>
+    </w:p>
+    <w:p>
+      <w:pPr>
+        <w:pStyle w:val="Heading2"/>
+      </w:pPr>
+      <w:r>
+        <w:t xml:space="preserve">4.7 Automatización del testing</w:t>
+      </w:r>
+    </w:p>
+    <w:p>
+      <w:pPr>
+        <w:spacing w:after="120"/>
+      </w:pPr>
+      <w:r>
+        <w:rPr>
+          <w:b/>
+          <w:bCs/>
+        </w:rPr>
+        <w:t xml:space="preserve">Pirámide:</w:t>
+      </w:r>
+      <w:r>
+        <w:t xml:space="preserve"> 817 pruebas unitarias y de componentes, 23 de API e integración (13 contra el contenedor y QA, 10 de persistencia), 2 E2E y 2 perfiles de carga. Las </w:t>
+      </w:r>
+      <w:r>
+        <w:rPr>
+          <w:b/>
+          <w:bCs/>
+        </w:rPr>
+        <w:t xml:space="preserve">pruebas de API</w:t>
+      </w:r>
+      <w:r>
+        <w:t xml:space="preserve"> usan pytest y </w:t>
+      </w:r>
+      <w:r>
+        <w:rPr>
+          <w:rFonts w:ascii="Consolas" w:cs="Consolas" w:eastAsia="Consolas" w:hAnsi="Consolas"/>
+          <w:sz w:val="18"/>
+          <w:szCs w:val="18"/>
+        </w:rPr>
+        <w:t xml:space="preserve">requests</w:t>
+      </w:r>
+      <w:r>
+        <w:t xml:space="preserve"> (el papel de Postman y Newman en la clase) contra el contenedor y contra QA en Render con Supabase. El </w:t>
+      </w:r>
+      <w:r>
+        <w:rPr>
+          <w:b/>
+          <w:bCs/>
+        </w:rPr>
+        <w:t xml:space="preserve">smoke</w:t>
+      </w:r>
+      <w:r>
+        <w:t xml:space="preserve"> corre después de cada deploy, a QA y a producción. Hay </w:t>
+      </w:r>
+      <w:r>
+        <w:rPr>
+          <w:b/>
+          <w:bCs/>
+        </w:rPr>
+        <w:t xml:space="preserve">un test de regresión por cada uno de los 20 defectos</w:t>
+      </w:r>
+      <w:r>
+        <w:t xml:space="preserve">. </w:t>
+      </w:r>
+      <w:r>
+        <w:rPr>
+          <w:b/>
+          <w:bCs/>
+        </w:rPr>
+        <w:t xml:space="preserve">Punto de equilibrio</w:t>
+      </w:r>
+      <w:r>
+        <w:t xml:space="preserve"> estimado: unos 11 deploys; entre el 20 y el 21/10 el pipeline corrió 50 veces. Se automatizó lo estable, repetitivo y de alto riesgo (regresión, smoke, API y combinaciones de datos con pruebas parametrizadas). No se automatizan la usabilidad ni las pruebas exploratorias.</w:t>
+      </w:r>
+    </w:p>
+    <w:p>
+      <w:pPr>
+        <w:keepNext/>
+        <w:spacing w:after="60" w:before="120"/>
+        <w:jc w:val="center"/>
+      </w:pPr>
+      <w:r>
+        <w:drawing>
+          <wp:inline distT="0" distB="0" distL="0" distR="0">
+            <wp:extent cx="5715000" cy="4543425"/>
+            <wp:effectExtent t="0" r="0" b="0" l="0"/>
+            <wp:docPr id="19" name="captura-CAPTURA 15" descr="Pruebas del módulo web ejecutadas localmente: resumen final «Todo en verde»" title="Captura CAPTURA 15"/>
+            <wp:cNvGraphicFramePr>
+              <a:graphicFrameLocks xmlns:a="http://schemas.openxmlformats.org/drawingml/2006/main" noChangeAspect="1"/>
+            </wp:cNvGraphicFramePr>
+            <a:graphic xmlns:a="http://schemas.openxmlformats.org/drawingml/2006/main">
+              <a:graphicData uri="http://schemas.openxmlformats.org/drawingml/2006/picture">
+                <pic:pic xmlns:pic="http://schemas.openxmlformats.org/drawingml/2006/picture">
+                  <pic:nvPicPr>
+                    <pic:cNvPr id="0" name="" descr=""/>
+                    <pic:cNvPicPr>
+                      <a:picLocks noChangeAspect="1" noChangeArrowheads="1"/>
+                    </pic:cNvPicPr>
+                  </pic:nvPicPr>
+                  <pic:blipFill>
+                    <a:blip r:embed="rId26" cstate="none"/>
                     <a:srcRect/>
                     <a:stretch>
                       <a:fillRect/>
@@ -7262,8 +7065,8 @@
         </w:tblBorders>
       </w:tblPr>
       <w:tblGrid>
-        <w:gridCol w:w="3562"/>
-        <w:gridCol w:w="6076"/>
+        <w:gridCol w:w="3486"/>
+        <w:gridCol w:w="6152"/>
       </w:tblGrid>
       <w:tr>
         <w:trPr>
@@ -7272,7 +7075,7 @@
         </w:trPr>
         <w:tc>
           <w:tcPr>
-            <w:tcW w:type="dxa" w:w="3562"/>
+            <w:tcW w:type="dxa" w:w="3486"/>
             <w:tcBorders>
               <w:top w:val="single" w:color="B9C4D4" w:sz="4"/>
               <w:left w:val="single" w:color="B9C4D4" w:sz="4"/>
@@ -7304,7 +7107,7 @@
         </w:tc>
         <w:tc>
           <w:tcPr>
-            <w:tcW w:type="dxa" w:w="6076"/>
+            <w:tcW w:type="dxa" w:w="6152"/>
             <w:tcBorders>
               <w:top w:val="single" w:color="B9C4D4" w:sz="4"/>
               <w:left w:val="single" w:color="B9C4D4" w:sz="4"/>
@@ -7342,7 +7145,7 @@
         </w:trPr>
         <w:tc>
           <w:tcPr>
-            <w:tcW w:type="dxa" w:w="3562"/>
+            <w:tcW w:type="dxa" w:w="3486"/>
             <w:tcBorders>
               <w:top w:val="single" w:color="B9C4D4" w:sz="4"/>
               <w:left w:val="single" w:color="B9C4D4" w:sz="4"/>
@@ -7373,32 +7176,32 @@
         </w:tc>
         <w:tc>
           <w:tcPr>
-            <w:tcW w:type="dxa" w:w="6076"/>
-            <w:tcBorders>
-              <w:top w:val="single" w:color="B9C4D4" w:sz="4"/>
-              <w:left w:val="single" w:color="B9C4D4" w:sz="4"/>
-              <w:bottom w:val="single" w:color="B9C4D4" w:sz="4"/>
-              <w:right w:val="single" w:color="B9C4D4" w:sz="4"/>
-            </w:tcBorders>
-            <w:tcMar>
-              <w:top w:type="dxa" w:w="50"/>
-              <w:left w:type="dxa" w:w="90"/>
-              <w:bottom w:type="dxa" w:w="50"/>
-              <w:right w:type="dxa" w:w="90"/>
-            </w:tcMar>
-          </w:tcPr>
-          <w:p>
-            <w:pPr>
-              <w:spacing w:after="0"/>
-            </w:pPr>
-            <w:r>
-              <w:rPr>
-                <w:b w:val="false"/>
-                <w:bCs w:val="false"/>
-                <w:sz w:val="18"/>
-                <w:szCs w:val="18"/>
-              </w:rPr>
-              <w:t xml:space="preserve">Jira (proyecto KAN) y el plan versionado en el repositorio</w:t>
+            <w:tcW w:type="dxa" w:w="6152"/>
+            <w:tcBorders>
+              <w:top w:val="single" w:color="B9C4D4" w:sz="4"/>
+              <w:left w:val="single" w:color="B9C4D4" w:sz="4"/>
+              <w:bottom w:val="single" w:color="B9C4D4" w:sz="4"/>
+              <w:right w:val="single" w:color="B9C4D4" w:sz="4"/>
+            </w:tcBorders>
+            <w:tcMar>
+              <w:top w:type="dxa" w:w="50"/>
+              <w:left w:type="dxa" w:w="90"/>
+              <w:bottom w:type="dxa" w:w="50"/>
+              <w:right w:type="dxa" w:w="90"/>
+            </w:tcMar>
+          </w:tcPr>
+          <w:p>
+            <w:pPr>
+              <w:spacing w:after="0"/>
+            </w:pPr>
+            <w:r>
+              <w:rPr>
+                <w:b w:val="false"/>
+                <w:bCs w:val="false"/>
+                <w:sz w:val="18"/>
+                <w:szCs w:val="18"/>
+              </w:rPr>
+              <w:t xml:space="preserve">Jira (proyecto KAN, sin Zephyr ni Xray: los casos son código versionado y los ciclos son las corridas del pipeline) y el plan versionado en el repositorio</w:t>
             </w:r>
           </w:p>
         </w:tc>
@@ -7410,7 +7213,7 @@
         </w:trPr>
         <w:tc>
           <w:tcPr>
-            <w:tcW w:type="dxa" w:w="3562"/>
+            <w:tcW w:type="dxa" w:w="3486"/>
             <w:tcBorders>
               <w:top w:val="single" w:color="B9C4D4" w:sz="4"/>
               <w:left w:val="single" w:color="B9C4D4" w:sz="4"/>
@@ -7441,7 +7244,7 @@
         </w:tc>
         <w:tc>
           <w:tcPr>
-            <w:tcW w:type="dxa" w:w="6076"/>
+            <w:tcW w:type="dxa" w:w="6152"/>
             <w:tcBorders>
               <w:top w:val="single" w:color="B9C4D4" w:sz="4"/>
               <w:left w:val="single" w:color="B9C4D4" w:sz="4"/>
@@ -7478,7 +7281,7 @@
         </w:trPr>
         <w:tc>
           <w:tcPr>
-            <w:tcW w:type="dxa" w:w="3562"/>
+            <w:tcW w:type="dxa" w:w="3486"/>
             <w:tcBorders>
               <w:top w:val="single" w:color="B9C4D4" w:sz="4"/>
               <w:left w:val="single" w:color="B9C4D4" w:sz="4"/>
@@ -7509,7 +7312,7 @@
         </w:tc>
         <w:tc>
           <w:tcPr>
-            <w:tcW w:type="dxa" w:w="6076"/>
+            <w:tcW w:type="dxa" w:w="6152"/>
             <w:tcBorders>
               <w:top w:val="single" w:color="B9C4D4" w:sz="4"/>
               <w:left w:val="single" w:color="B9C4D4" w:sz="4"/>
@@ -7546,7 +7349,7 @@
         </w:trPr>
         <w:tc>
           <w:tcPr>
-            <w:tcW w:type="dxa" w:w="3562"/>
+            <w:tcW w:type="dxa" w:w="3486"/>
             <w:tcBorders>
               <w:top w:val="single" w:color="B9C4D4" w:sz="4"/>
               <w:left w:val="single" w:color="B9C4D4" w:sz="4"/>
@@ -7577,7 +7380,7 @@
         </w:tc>
         <w:tc>
           <w:tcPr>
-            <w:tcW w:type="dxa" w:w="6076"/>
+            <w:tcW w:type="dxa" w:w="6152"/>
             <w:tcBorders>
               <w:top w:val="single" w:color="B9C4D4" w:sz="4"/>
               <w:left w:val="single" w:color="B9C4D4" w:sz="4"/>
@@ -7614,7 +7417,7 @@
         </w:trPr>
         <w:tc>
           <w:tcPr>
-            <w:tcW w:type="dxa" w:w="3562"/>
+            <w:tcW w:type="dxa" w:w="3486"/>
             <w:tcBorders>
               <w:top w:val="single" w:color="B9C4D4" w:sz="4"/>
               <w:left w:val="single" w:color="B9C4D4" w:sz="4"/>
@@ -7645,7 +7448,7 @@
         </w:tc>
         <w:tc>
           <w:tcPr>
-            <w:tcW w:type="dxa" w:w="6076"/>
+            <w:tcW w:type="dxa" w:w="6152"/>
             <w:tcBorders>
               <w:top w:val="single" w:color="B9C4D4" w:sz="4"/>
               <w:left w:val="single" w:color="B9C4D4" w:sz="4"/>
@@ -7682,7 +7485,7 @@
         </w:trPr>
         <w:tc>
           <w:tcPr>
-            <w:tcW w:type="dxa" w:w="3562"/>
+            <w:tcW w:type="dxa" w:w="3486"/>
             <w:tcBorders>
               <w:top w:val="single" w:color="B9C4D4" w:sz="4"/>
               <w:left w:val="single" w:color="B9C4D4" w:sz="4"/>
@@ -7713,7 +7516,7 @@
         </w:tc>
         <w:tc>
           <w:tcPr>
-            <w:tcW w:type="dxa" w:w="6076"/>
+            <w:tcW w:type="dxa" w:w="6152"/>
             <w:tcBorders>
               <w:top w:val="single" w:color="B9C4D4" w:sz="4"/>
               <w:left w:val="single" w:color="B9C4D4" w:sz="4"/>
@@ -7750,7 +7553,7 @@
         </w:trPr>
         <w:tc>
           <w:tcPr>
-            <w:tcW w:type="dxa" w:w="3562"/>
+            <w:tcW w:type="dxa" w:w="3486"/>
             <w:tcBorders>
               <w:top w:val="single" w:color="B9C4D4" w:sz="4"/>
               <w:left w:val="single" w:color="B9C4D4" w:sz="4"/>
@@ -7781,7 +7584,7 @@
         </w:tc>
         <w:tc>
           <w:tcPr>
-            <w:tcW w:type="dxa" w:w="6076"/>
+            <w:tcW w:type="dxa" w:w="6152"/>
             <w:tcBorders>
               <w:top w:val="single" w:color="B9C4D4" w:sz="4"/>
               <w:left w:val="single" w:color="B9C4D4" w:sz="4"/>
@@ -8331,7 +8134,7 @@
                 <w:sz w:val="18"/>
                 <w:szCs w:val="18"/>
               </w:rPr>
-              <w:t xml:space="preserve">✅ 86,5 %</w:t>
+              <w:t xml:space="preserve">✅ 89,0 %</w:t>
             </w:r>
           </w:p>
         </w:tc>
@@ -8430,7 +8233,7 @@
                 <w:sz w:val="18"/>
                 <w:szCs w:val="18"/>
               </w:rPr>
-              <w:t xml:space="preserve">✅ 94,5 %</w:t>
+              <w:t xml:space="preserve">✅ 94,6 %</w:t>
             </w:r>
           </w:p>
         </w:tc>
@@ -9038,125 +8841,48 @@
     <w:p>
       <w:pPr>
         <w:keepNext/>
-        <w:keepLines/>
-        <w:pBdr>
-          <w:top w:val="dashed" w:color="2B4C7E" w:sz="12" w:space="6"/>
-          <w:left w:val="dashed" w:color="2B4C7E" w:sz="12" w:space="6"/>
-          <w:bottom w:val="dashed" w:color="2B4C7E" w:sz="12" w:space="6"/>
-          <w:right w:val="dashed" w:color="2B4C7E" w:sz="12" w:space="6"/>
-        </w:pBdr>
-        <w:shd w:fill="F3F6FB" w:color="auto" w:val="clear"/>
-        <w:spacing w:after="0" w:before="200"/>
+        <w:spacing w:after="60" w:before="120"/>
         <w:jc w:val="center"/>
       </w:pPr>
       <w:r>
-        <w:rPr>
-          <w:b/>
-          <w:bCs/>
-          <w:color w:val="2B4C7E"/>
-          <w:sz w:val="22"/>
-          <w:szCs w:val="22"/>
-        </w:rPr>
-        <w:t xml:space="preserve">PEGAR AQUÍ LA CAPTURA 04</w:t>
-      </w:r>
-    </w:p>
-    <w:p>
-      <w:pPr>
-        <w:keepNext/>
-        <w:keepLines/>
-        <w:pBdr>
-          <w:top w:val="dashed" w:color="2B4C7E" w:sz="12" w:space="6"/>
-          <w:left w:val="dashed" w:color="2B4C7E" w:sz="12" w:space="6"/>
-          <w:bottom w:val="dashed" w:color="2B4C7E" w:sz="12" w:space="6"/>
-          <w:right w:val="dashed" w:color="2B4C7E" w:sz="12" w:space="6"/>
-        </w:pBdr>
-        <w:shd w:fill="F3F6FB" w:color="auto" w:val="clear"/>
-        <w:spacing w:after="0" w:before="0"/>
-        <w:jc w:val="center"/>
-      </w:pPr>
-      <w:r>
-        <w:rPr>
-          <w:sz w:val="20"/>
-          <w:szCs w:val="20"/>
-        </w:rPr>
-        <w:t xml:space="preserve">El quality gate frenando el pipeline</w:t>
-      </w:r>
-    </w:p>
-    <w:p>
-      <w:pPr>
-        <w:keepNext/>
-        <w:keepLines/>
-        <w:pBdr>
-          <w:top w:val="dashed" w:color="2B4C7E" w:sz="12" w:space="6"/>
-          <w:left w:val="dashed" w:color="2B4C7E" w:sz="12" w:space="6"/>
-          <w:bottom w:val="dashed" w:color="2B4C7E" w:sz="12" w:space="6"/>
-          <w:right w:val="dashed" w:color="2B4C7E" w:sz="12" w:space="6"/>
-        </w:pBdr>
-        <w:shd w:fill="F3F6FB" w:color="auto" w:val="clear"/>
-        <w:spacing w:after="0" w:before="0"/>
-        <w:jc w:val="center"/>
-      </w:pPr>
-      <w:r>
-        <w:rPr>
-          <w:b/>
-          <w:bCs/>
-          <w:color w:val="555555"/>
-          <w:sz w:val="18"/>
-          <w:szCs w:val="18"/>
-        </w:rPr>
-        <w:t xml:space="preserve">De dónde: </w:t>
-      </w:r>
-      <w:r>
-        <w:rPr>
-          <w:color w:val="555555"/>
-          <w:sz w:val="18"/>
-          <w:szCs w:val="18"/>
-        </w:rPr>
-        <w:t xml:space="preserve">GitHub → Actions → ejecución 39495492793 → job «Analisis estatico (SonarQube Cloud) + quality gate» → paso «Quality gate OptiFull»</w:t>
-      </w:r>
-    </w:p>
-    <w:p>
-      <w:pPr>
-        <w:keepNext/>
-        <w:keepLines/>
-        <w:pBdr>
-          <w:top w:val="dashed" w:color="2B4C7E" w:sz="12" w:space="6"/>
-          <w:left w:val="dashed" w:color="2B4C7E" w:sz="12" w:space="6"/>
-          <w:bottom w:val="dashed" w:color="2B4C7E" w:sz="12" w:space="6"/>
-          <w:right w:val="dashed" w:color="2B4C7E" w:sz="12" w:space="6"/>
-        </w:pBdr>
-        <w:shd w:fill="F3F6FB" w:color="auto" w:val="clear"/>
-        <w:spacing w:after="0" w:before="0"/>
-        <w:jc w:val="center"/>
-      </w:pPr>
-      <w:r>
-        <w:rPr>
-          <w:sz w:val="40"/>
-          <w:szCs w:val="40"/>
-        </w:rPr>
-        <w:t xml:space="preserve"> </w:t>
-      </w:r>
-    </w:p>
-    <w:p>
-      <w:pPr>
-        <w:keepNext/>
-        <w:keepLines/>
-        <w:pBdr>
-          <w:top w:val="dashed" w:color="2B4C7E" w:sz="12" w:space="6"/>
-          <w:left w:val="dashed" w:color="2B4C7E" w:sz="12" w:space="6"/>
-          <w:bottom w:val="dashed" w:color="2B4C7E" w:sz="12" w:space="6"/>
-          <w:right w:val="dashed" w:color="2B4C7E" w:sz="12" w:space="6"/>
-        </w:pBdr>
-        <w:shd w:fill="F3F6FB" w:color="auto" w:val="clear"/>
-        <w:spacing w:after="0" w:before="0"/>
-        <w:jc w:val="center"/>
-      </w:pPr>
-      <w:r>
-        <w:rPr>
-          <w:sz w:val="40"/>
-          <w:szCs w:val="40"/>
-        </w:rPr>
-        <w:t xml:space="preserve"> </w:t>
+        <w:drawing>
+          <wp:inline distT="0" distB="0" distL="0" distR="0">
+            <wp:extent cx="5715000" cy="3448050"/>
+            <wp:effectExtent t="0" r="0" b="0" l="0"/>
+            <wp:docPr id="20" name="captura-CAPTURA 04" descr="El quality gate frenando el pipeline" title="Captura CAPTURA 04"/>
+            <wp:cNvGraphicFramePr>
+              <a:graphicFrameLocks xmlns:a="http://schemas.openxmlformats.org/drawingml/2006/main" noChangeAspect="1"/>
+            </wp:cNvGraphicFramePr>
+            <a:graphic xmlns:a="http://schemas.openxmlformats.org/drawingml/2006/main">
+              <a:graphicData uri="http://schemas.openxmlformats.org/drawingml/2006/picture">
+                <pic:pic xmlns:pic="http://schemas.openxmlformats.org/drawingml/2006/picture">
+                  <pic:nvPicPr>
+                    <pic:cNvPr id="0" name="" descr=""/>
+                    <pic:cNvPicPr>
+                      <a:picLocks noChangeAspect="1" noChangeArrowheads="1"/>
+                    </pic:cNvPicPr>
+                  </pic:nvPicPr>
+                  <pic:blipFill>
+                    <a:blip r:embed="rId27" cstate="none"/>
+                    <a:srcRect/>
+                    <a:stretch>
+                      <a:fillRect/>
+                    </a:stretch>
+                  </pic:blipFill>
+                  <pic:spPr bwMode="auto">
+                    <a:xfrm>
+                      <a:off x="0" y="0"/>
+                      <a:ext cx="5715000" cy="3448050"/>
+                    </a:xfrm>
+                    <a:prstGeom prst="rect">
+                      <a:avLst/>
+                    </a:prstGeom>
+                  </pic:spPr>
+                </pic:pic>
+              </a:graphicData>
+            </a:graphic>
+          </wp:inline>
+        </w:drawing>
       </w:r>
     </w:p>
     <w:p>
@@ -9178,125 +8904,48 @@
     <w:p>
       <w:pPr>
         <w:keepNext/>
-        <w:keepLines/>
-        <w:pBdr>
-          <w:top w:val="dashed" w:color="2B4C7E" w:sz="12" w:space="6"/>
-          <w:left w:val="dashed" w:color="2B4C7E" w:sz="12" w:space="6"/>
-          <w:bottom w:val="dashed" w:color="2B4C7E" w:sz="12" w:space="6"/>
-          <w:right w:val="dashed" w:color="2B4C7E" w:sz="12" w:space="6"/>
-        </w:pBdr>
-        <w:shd w:fill="F3F6FB" w:color="auto" w:val="clear"/>
-        <w:spacing w:after="0" w:before="200"/>
+        <w:spacing w:after="60" w:before="120"/>
         <w:jc w:val="center"/>
       </w:pPr>
       <w:r>
-        <w:rPr>
-          <w:b/>
-          <w:bCs/>
-          <w:color w:val="2B4C7E"/>
-          <w:sz w:val="22"/>
-          <w:szCs w:val="22"/>
-        </w:rPr>
-        <w:t xml:space="preserve">PEGAR AQUÍ LA CAPTURA 12</w:t>
-      </w:r>
-    </w:p>
-    <w:p>
-      <w:pPr>
-        <w:keepNext/>
-        <w:keepLines/>
-        <w:pBdr>
-          <w:top w:val="dashed" w:color="2B4C7E" w:sz="12" w:space="6"/>
-          <w:left w:val="dashed" w:color="2B4C7E" w:sz="12" w:space="6"/>
-          <w:bottom w:val="dashed" w:color="2B4C7E" w:sz="12" w:space="6"/>
-          <w:right w:val="dashed" w:color="2B4C7E" w:sz="12" w:space="6"/>
-        </w:pBdr>
-        <w:shd w:fill="F3F6FB" w:color="auto" w:val="clear"/>
-        <w:spacing w:after="0" w:before="0"/>
-        <w:jc w:val="center"/>
-      </w:pPr>
-      <w:r>
-        <w:rPr>
-          <w:sz w:val="20"/>
-          <w:szCs w:val="20"/>
-        </w:rPr>
-        <w:t xml:space="preserve">Jira: los 27 defectos en Completado</w:t>
-      </w:r>
-    </w:p>
-    <w:p>
-      <w:pPr>
-        <w:keepNext/>
-        <w:keepLines/>
-        <w:pBdr>
-          <w:top w:val="dashed" w:color="2B4C7E" w:sz="12" w:space="6"/>
-          <w:left w:val="dashed" w:color="2B4C7E" w:sz="12" w:space="6"/>
-          <w:bottom w:val="dashed" w:color="2B4C7E" w:sz="12" w:space="6"/>
-          <w:right w:val="dashed" w:color="2B4C7E" w:sz="12" w:space="6"/>
-        </w:pBdr>
-        <w:shd w:fill="F3F6FB" w:color="auto" w:val="clear"/>
-        <w:spacing w:after="0" w:before="0"/>
-        <w:jc w:val="center"/>
-      </w:pPr>
-      <w:r>
-        <w:rPr>
-          <w:b/>
-          <w:bCs/>
-          <w:color w:val="555555"/>
-          <w:sz w:val="18"/>
-          <w:szCs w:val="18"/>
-        </w:rPr>
-        <w:t xml:space="preserve">De dónde: </w:t>
-      </w:r>
-      <w:r>
-        <w:rPr>
-          <w:color w:val="555555"/>
-          <w:sz w:val="18"/>
-          <w:szCs w:val="18"/>
-        </w:rPr>
-        <w:t xml:space="preserve">optifull.atlassian.net → proyecto KAN → lista (JQL: project=KAN ORDER BY key ASC)</w:t>
-      </w:r>
-    </w:p>
-    <w:p>
-      <w:pPr>
-        <w:keepNext/>
-        <w:keepLines/>
-        <w:pBdr>
-          <w:top w:val="dashed" w:color="2B4C7E" w:sz="12" w:space="6"/>
-          <w:left w:val="dashed" w:color="2B4C7E" w:sz="12" w:space="6"/>
-          <w:bottom w:val="dashed" w:color="2B4C7E" w:sz="12" w:space="6"/>
-          <w:right w:val="dashed" w:color="2B4C7E" w:sz="12" w:space="6"/>
-        </w:pBdr>
-        <w:shd w:fill="F3F6FB" w:color="auto" w:val="clear"/>
-        <w:spacing w:after="0" w:before="0"/>
-        <w:jc w:val="center"/>
-      </w:pPr>
-      <w:r>
-        <w:rPr>
-          <w:sz w:val="40"/>
-          <w:szCs w:val="40"/>
-        </w:rPr>
-        <w:t xml:space="preserve"> </w:t>
-      </w:r>
-    </w:p>
-    <w:p>
-      <w:pPr>
-        <w:keepNext/>
-        <w:keepLines/>
-        <w:pBdr>
-          <w:top w:val="dashed" w:color="2B4C7E" w:sz="12" w:space="6"/>
-          <w:left w:val="dashed" w:color="2B4C7E" w:sz="12" w:space="6"/>
-          <w:bottom w:val="dashed" w:color="2B4C7E" w:sz="12" w:space="6"/>
-          <w:right w:val="dashed" w:color="2B4C7E" w:sz="12" w:space="6"/>
-        </w:pBdr>
-        <w:shd w:fill="F3F6FB" w:color="auto" w:val="clear"/>
-        <w:spacing w:after="0" w:before="0"/>
-        <w:jc w:val="center"/>
-      </w:pPr>
-      <w:r>
-        <w:rPr>
-          <w:sz w:val="40"/>
-          <w:szCs w:val="40"/>
-        </w:rPr>
-        <w:t xml:space="preserve"> </w:t>
+        <w:drawing>
+          <wp:inline distT="0" distB="0" distL="0" distR="0">
+            <wp:extent cx="5715000" cy="2924175"/>
+            <wp:effectExtent t="0" r="0" b="0" l="0"/>
+            <wp:docPr id="21" name="captura-CAPTURA 12" descr="Jira: los 27 defectos en Completado" title="Captura CAPTURA 12"/>
+            <wp:cNvGraphicFramePr>
+              <a:graphicFrameLocks xmlns:a="http://schemas.openxmlformats.org/drawingml/2006/main" noChangeAspect="1"/>
+            </wp:cNvGraphicFramePr>
+            <a:graphic xmlns:a="http://schemas.openxmlformats.org/drawingml/2006/main">
+              <a:graphicData uri="http://schemas.openxmlformats.org/drawingml/2006/picture">
+                <pic:pic xmlns:pic="http://schemas.openxmlformats.org/drawingml/2006/picture">
+                  <pic:nvPicPr>
+                    <pic:cNvPr id="0" name="" descr=""/>
+                    <pic:cNvPicPr>
+                      <a:picLocks noChangeAspect="1" noChangeArrowheads="1"/>
+                    </pic:cNvPicPr>
+                  </pic:nvPicPr>
+                  <pic:blipFill>
+                    <a:blip r:embed="rId28" cstate="none"/>
+                    <a:srcRect/>
+                    <a:stretch>
+                      <a:fillRect/>
+                    </a:stretch>
+                  </pic:blipFill>
+                  <pic:spPr bwMode="auto">
+                    <a:xfrm>
+                      <a:off x="0" y="0"/>
+                      <a:ext cx="5715000" cy="2924175"/>
+                    </a:xfrm>
+                    <a:prstGeom prst="rect">
+                      <a:avLst/>
+                    </a:prstGeom>
+                  </pic:spPr>
+                </pic:pic>
+              </a:graphicData>
+            </a:graphic>
+          </wp:inline>
+        </w:drawing>
       </w:r>
     </w:p>
     <w:p>
@@ -9535,7 +9184,7 @@
         <w:t xml:space="preserve">Los promedios esconden.</w:t>
       </w:r>
       <w:r>
-        <w:t xml:space="preserve"> El gate mide la duplicación del proyecto (0,8 %) y no ve el 19,7 % de </w:t>
+        <w:t xml:space="preserve"> El gate mide la duplicación del proyecto (0,7 %) y no ve el 19,7 % de </w:t>
       </w:r>
       <w:r>
         <w:rPr>
@@ -9761,7 +9410,7 @@
         <w:t xml:space="preserve">medir</w:t>
       </w:r>
       <w:r>
-        <w:t xml:space="preserve">: la prueba de carga descubrió que la API abría una conexión por pedido, y el pool de conexiones bajó la mediana del stress de 1 500 a 100 ms.</w:t>
+        <w:t xml:space="preserve">: la prueba de carga descubrió que la API abría una conexión por pedido, y el pool de conexiones bajó la mediana del stress de 1 500 a 91 ms.</w:t>
       </w:r>
     </w:p>
     <w:p>
